--- a/por/docx/59.content.docx
+++ b/por/docx/59.content.docx
@@ -11,6 +11,15 @@
         <w:pStyle w:val="Heading2"/>
       </w:pPr>
       <w:r>
+        <w:t>Resource: Notas de Estudo (Tyndale)</w:t>
+      </w:r>
+      <w:r/>
+    </w:p>
+    <w:p>
+      <w:pPr>
+        <w:pStyle w:val="Heading2"/>
+      </w:pPr>
+      <w:r>
         <w:t>License Information</w:t>
       </w:r>
       <w:r/>
@@ -21,7 +30,7 @@
         <w:rPr>
           <w:b/>
         </w:rPr>
-        <w:t>Study Notes (Tyndale)</w:t>
+        <w:t>Notas de Estudo (Tyndale)</w:t>
       </w:r>
       <w:r>
         <w:t xml:space="preserve"> (Portuguese) is based on</w:t>
@@ -74,7 +83,7 @@
         <w:pStyle w:val="Heading1"/>
       </w:pPr>
       <w:r>
-        <w:t>Study Notes (Tyndale)</w:t>
+        <w:t>Notas de Estudo (Tyndale)</w:t>
       </w:r>
     </w:p>
     <w:p>
@@ -83,6 +92,51 @@
           <w:headerReference w:type="even" r:id="rId8"/>
           <w:headerReference w:type="default" r:id="rId9"/>
           <w:footerReference w:type="default" r:id="rId10"/>
+          <w:footnotePr>
+            <w:numRestart w:val="eachSect"/>
+          </w:footnotePr>
+          <w:type w:val="continuous"/>
+          <w:pgSz w:w="12240" w:h="15840" w:code="1"/>
+          <w:pgMar w:top="1440" w:right="1440" w:bottom="1440" w:left="1440" w:header="504" w:footer="504" w:gutter="0"/>
+          <w:cols w:space="708"/>
+          <w:titlePg/>
+          <w:docGrid w:linePitch="360"/>
+        </w:sectPr>
+      </w:pPr>
+    </w:p>
+    <w:p>
+      <w:r/>
+    </w:p>
+    <w:p>
+      <w:pPr>
+        <w:pStyle w:val="Heading2"/>
+      </w:pPr>
+      <w:r>
+        <w:t>JAS</w:t>
+      </w:r>
+      <w:r/>
+    </w:p>
+    <w:p>
+      <w:r/>
+      <w:r>
+        <w:rPr>
+          <w:i/>
+        </w:rPr>
+        <w:t>Tiago 1.1, Tiago 1.2, Tiago 1.2–4, Tiago 1.5–8, Tiago 1.6, Tiago 1.8, Tiago 1.9, Tiago 1.9–11, Tiago 1.10, Tiago 1.12, Tiago 1.12–27, Tiago 1.13, Tiago 1.14, Tiago 1.15, Tiago 1.17, Tiago 1.18, Tiago 1.21, Tiago 1.22, Tiago 1.22–23, Tiago 1.24, Tiago 1.25, Tiago 1.26–27, Tiago 2.1, Tiago 2.1–4, Tiago 2.2, Tiago 2.3–4, Tiago 2.5, Tiago 2.7, Tiago 2.8, Tiago 2.8–13, Tiago 2.9, Tiago 2.12, Tiago 2.13, Tiago 2.14, Tiago 2.14–26, Tiago 2.15–16, Tiago 2.18–19, Tiago 2.19, Tiago 2.20–26, Tiago 2.22, Tiago 2.23, Tiago 2.24, Tiago 2.25, Tiago 2.26, Tiago 3.1, Tiago 3.2, Tiago 3.6, Tiago 3.8, Tiago 3.9, Tiago 3.11, Tiago 3.13, Tiago 3.14, Tiago 3.15, Tiago 3.18, Tiago 4.1, Tiago 4.2, Tiago 4.4, Tiago 4.4–10, Tiago 4.5, Tiago 4.7, Tiago 4.8, Tiago 4.10, Tiago 4.11, Tiago 4.11–12, Tiago 4:13–16, Tiago 4.15, Tiago 4.16, Tiago 4.17, Tiago 5.1–6, Tiago 5.2, Tiago 5.3, Tiago 5.4, Tiago 5.6, Tiago 5.7–8, Tiago 5.9, Tiago 5.10, Tiago 5.11, Tiago 5.12, Tiago 5.14, Tiago 5.15, Tiago 5.17, Tiago 5.19–20, Tiago 5.20</w:t>
+      </w:r>
+      <w:r/>
+    </w:p>
+    <w:p>
+      <w:r/>
+      <w:r>
+        <w:t xml:space="preserve"> </w:t>
+      </w:r>
+      <w:r/>
+      <w:r/>
+    </w:p>
+    <w:p>
+      <w:pPr>
+        <w:sectPr>
           <w:footnotePr>
             <w:numRestart w:val="eachSect"/>
           </w:footnotePr>

--- a/por/docx/59.content.docx
+++ b/por/docx/59.content.docx
@@ -163,13 +163,6 @@
         <w:rPr>
           <w:lang w:val="pt_PT" w:bidi="pt_PT"/>
         </w:rPr>
-      </w:r>
-      <w:r>
-        <w:rPr>
-          <w:i/>
-          <w:lang w:val="pt_PT" w:bidi="pt_PT"/>
-        </w:rPr>
-        <w:t>Tiago 1.1, Tiago 1.2, Tiago 1.2–4, Tiago 1.5–8, Tiago 1.6, Tiago 1.8, Tiago 1.9, Tiago 1.9–11, Tiago 1.10, Tiago 1.12, Tiago 1.12–27, Tiago 1.13, Tiago 1.14, Tiago 1.15, Tiago 1.17, Tiago 1.18, Tiago 1.21, Tiago 1.22, Tiago 1.22–23, Tiago 1.24, Tiago 1.25, Tiago 1.26–27, Tiago 2.1, Tiago 2.1–4, Tiago 2.2, Tiago 2.3–4, Tiago 2.5, Tiago 2.7, Tiago 2.8, Tiago 2.8–13, Tiago 2.9, Tiago 2.12, Tiago 2.13, Tiago 2.14, Tiago 2.14–26, Tiago 2.15–16, Tiago 2.18–19, Tiago 2.19, Tiago 2.20–26, Tiago 2.22, Tiago 2.23, Tiago 2.24, Tiago 2.25, Tiago 2.26, Tiago 3.1, Tiago 3.2, Tiago 3.6, Tiago 3.8, Tiago 3.9, Tiago 3.11, Tiago 3.13, Tiago 3.14, Tiago 3.15, Tiago 3.18, Tiago 4.1, Tiago 4.2, Tiago 4.4, Tiago 4.4–10, Tiago 4.5, Tiago 4.7, Tiago 4.8, Tiago 4.10, Tiago 4.11, Tiago 4.11–12, Tiago 4:13–16, Tiago 4.15, Tiago 4.16, Tiago 4.17, Tiago 5.1–6, Tiago 5.2, Tiago 5.3, Tiago 5.4, Tiago 5.6, Tiago 5.7–8, Tiago 5.9, Tiago 5.10, Tiago 5.11, Tiago 5.12, Tiago 5.14, Tiago 5.15, Tiago 5.17, Tiago 5.19–20, Tiago 5.20</w:t>
       </w:r>
       <w:r>
         <w:rPr>

--- a/por/docx/59.content.docx
+++ b/por/docx/59.content.docx
@@ -150,19 +150,6 @@
           <w:lang w:val="pt_PT" w:bidi="pt_PT"/>
         </w:rPr>
         <w:t>JAS</w:t>
-      </w:r>
-      <w:r>
-        <w:rPr>
-          <w:lang w:val="pt_PT" w:bidi="pt_PT"/>
-        </w:rPr>
-      </w:r>
-    </w:p>
-    <w:p>
-      <w:pPr/>
-      <w:r>
-        <w:rPr>
-          <w:lang w:val="pt_PT" w:bidi="pt_PT"/>
-        </w:rPr>
       </w:r>
       <w:r>
         <w:rPr>

--- a/por/docx/59.content.docx
+++ b/por/docx/59.content.docx
@@ -19,7 +19,7 @@
         <w:rPr>
           <w:lang w:val="pt_PT" w:bidi="pt_PT"/>
         </w:rPr>
-        <w:t>Resource: Notas de Estudo (Tyndale)</w:t>
+        <w:t>Resource: Tyndale Open Study Notes</w:t>
       </w:r>
       <w:r>
         <w:rPr>
@@ -112,7 +112,7 @@
         <w:rPr>
           <w:lang w:val="pt_PT" w:bidi="pt_PT"/>
         </w:rPr>
-        <w:t>Notas de Estudo (Tyndale)</w:t>
+        <w:t>Tyndale Open Study Notes</w:t>
       </w:r>
     </w:p>
     <w:p>

--- a/por/docx/59.content.docx
+++ b/por/docx/59.content.docx
@@ -19,7 +19,7 @@
         <w:rPr>
           <w:lang w:val="pt_PT" w:bidi="pt_PT"/>
         </w:rPr>
-        <w:t>Resource: Tyndale Open Study Notes</w:t>
+        <w:t>Resource: Aquifer Open Study Notes</w:t>
       </w:r>
       <w:r>
         <w:rPr>
@@ -112,7 +112,7 @@
         <w:rPr>
           <w:lang w:val="pt_PT" w:bidi="pt_PT"/>
         </w:rPr>
-        <w:t>Tyndale Open Study Notes</w:t>
+        <w:t>Aquifer Open Study Notes</w:t>
       </w:r>
     </w:p>
     <w:p>

--- a/por/docx/59.content.docx
+++ b/por/docx/59.content.docx
@@ -271,180 +271,120 @@
         </w:rPr>
         <w:t xml:space="preserve"> 9.2; cp. </w:t>
       </w:r>
-      <w:hyperlink r:id="rId13">
-        <w:r>
-          <w:rPr>
-            <w:lang w:val="pt_PT" w:bidi="pt_PT"/>
-          </w:rPr>
-          <w:rPr>
-            <w:color w:val="0000EE"/>
-            <w:u w:val="single"/>
-          </w:rPr>
-          <w:t>Ez 37.15–28</w:t>
-        </w:r>
-      </w:hyperlink>
+      <w:r>
+        <w:rPr>
+          <w:lang w:val="pt_PT" w:bidi="pt_PT"/>
+        </w:rPr>
+        <w:t>Ez 37.15–28</w:t>
+      </w:r>
       <w:r>
         <w:rPr>
           <w:lang w:val="pt_PT" w:bidi="pt_PT"/>
         </w:rPr>
         <w:t xml:space="preserve">; </w:t>
       </w:r>
-      <w:hyperlink r:id="rId14">
-        <w:r>
-          <w:rPr>
-            <w:lang w:val="pt_PT" w:bidi="pt_PT"/>
-          </w:rPr>
-          <w:rPr>
-            <w:color w:val="0000EE"/>
-            <w:u w:val="single"/>
-          </w:rPr>
-          <w:t>Mt 19.28</w:t>
-        </w:r>
-      </w:hyperlink>
+      <w:r>
+        <w:rPr>
+          <w:lang w:val="pt_PT" w:bidi="pt_PT"/>
+        </w:rPr>
+        <w:t>Mt 19.28</w:t>
+      </w:r>
       <w:r>
         <w:rPr>
           <w:lang w:val="pt_PT" w:bidi="pt_PT"/>
         </w:rPr>
         <w:t>). Cristo espiritualmente pôs fim ao exílio de Israel e reuniu as tribos. • Judeus dispersos (diáspora grega) estavam vivendo fora da Palestina (</w:t>
       </w:r>
-      <w:hyperlink r:id="rId15">
-        <w:r>
-          <w:rPr>
-            <w:lang w:val="pt_PT" w:bidi="pt_PT"/>
-          </w:rPr>
-          <w:rPr>
-            <w:color w:val="0000EE"/>
-            <w:u w:val="single"/>
-          </w:rPr>
-          <w:t>Jo 7.35</w:t>
-        </w:r>
-      </w:hyperlink>
+      <w:r>
+        <w:rPr>
+          <w:lang w:val="pt_PT" w:bidi="pt_PT"/>
+        </w:rPr>
+        <w:t>Jo 7.35</w:t>
+      </w:r>
       <w:r>
         <w:rPr>
           <w:lang w:val="pt_PT" w:bidi="pt_PT"/>
         </w:rPr>
         <w:t xml:space="preserve">; </w:t>
       </w:r>
-      <w:hyperlink r:id="rId16">
-        <w:r>
-          <w:rPr>
-            <w:lang w:val="pt_PT" w:bidi="pt_PT"/>
-          </w:rPr>
-          <w:rPr>
-            <w:color w:val="0000EE"/>
-            <w:u w:val="single"/>
-          </w:rPr>
-          <w:t>At 2.5</w:t>
-        </w:r>
-      </w:hyperlink>
+      <w:r>
+        <w:rPr>
+          <w:lang w:val="pt_PT" w:bidi="pt_PT"/>
+        </w:rPr>
+        <w:t>At 2.5</w:t>
+      </w:r>
       <w:r>
         <w:rPr>
           <w:lang w:val="pt_PT" w:bidi="pt_PT"/>
         </w:rPr>
         <w:t xml:space="preserve">; </w:t>
       </w:r>
-      <w:hyperlink r:id="rId17">
-        <w:r>
-          <w:rPr>
-            <w:lang w:val="pt_PT" w:bidi="pt_PT"/>
-          </w:rPr>
-          <w:rPr>
-            <w:color w:val="0000EE"/>
-            <w:u w:val="single"/>
-          </w:rPr>
-          <w:t>8.1</w:t>
-        </w:r>
-      </w:hyperlink>
+      <w:r>
+        <w:rPr>
+          <w:lang w:val="pt_PT" w:bidi="pt_PT"/>
+        </w:rPr>
+        <w:t>8.1</w:t>
+      </w:r>
       <w:r>
         <w:rPr>
           <w:lang w:val="pt_PT" w:bidi="pt_PT"/>
         </w:rPr>
         <w:t xml:space="preserve">; </w:t>
       </w:r>
-      <w:hyperlink r:id="rId18">
-        <w:r>
-          <w:rPr>
-            <w:lang w:val="pt_PT" w:bidi="pt_PT"/>
-          </w:rPr>
-          <w:rPr>
-            <w:color w:val="0000EE"/>
-            <w:u w:val="single"/>
-          </w:rPr>
-          <w:t>11.19</w:t>
-        </w:r>
-      </w:hyperlink>
+      <w:r>
+        <w:rPr>
+          <w:lang w:val="pt_PT" w:bidi="pt_PT"/>
+        </w:rPr>
+        <w:t>11.19</w:t>
+      </w:r>
       <w:r>
         <w:rPr>
           <w:lang w:val="pt_PT" w:bidi="pt_PT"/>
         </w:rPr>
         <w:t>). • Saudações! (grego chairein): Esta saudação é típica em cartas gregas do primeiro século (</w:t>
       </w:r>
-      <w:hyperlink r:id="rId19">
-        <w:r>
-          <w:rPr>
-            <w:lang w:val="pt_PT" w:bidi="pt_PT"/>
-          </w:rPr>
-          <w:rPr>
-            <w:color w:val="0000EE"/>
-            <w:u w:val="single"/>
-          </w:rPr>
-          <w:t>At 15.23</w:t>
-        </w:r>
-      </w:hyperlink>
+      <w:r>
+        <w:rPr>
+          <w:lang w:val="pt_PT" w:bidi="pt_PT"/>
+        </w:rPr>
+        <w:t>At 15.23</w:t>
+      </w:r>
       <w:r>
         <w:rPr>
           <w:lang w:val="pt_PT" w:bidi="pt_PT"/>
         </w:rPr>
         <w:t xml:space="preserve">; </w:t>
       </w:r>
-      <w:hyperlink r:id="rId20">
-        <w:r>
-          <w:rPr>
-            <w:lang w:val="pt_PT" w:bidi="pt_PT"/>
-          </w:rPr>
-          <w:rPr>
-            <w:color w:val="0000EE"/>
-            <w:u w:val="single"/>
-          </w:rPr>
-          <w:t>23.26</w:t>
-        </w:r>
-      </w:hyperlink>
+      <w:r>
+        <w:rPr>
+          <w:lang w:val="pt_PT" w:bidi="pt_PT"/>
+        </w:rPr>
+        <w:t>23.26</w:t>
+      </w:r>
       <w:r>
         <w:rPr>
           <w:lang w:val="pt_PT" w:bidi="pt_PT"/>
         </w:rPr>
         <w:t>) e interpessoalmente (</w:t>
       </w:r>
-      <w:hyperlink r:id="rId21">
-        <w:r>
-          <w:rPr>
-            <w:lang w:val="pt_PT" w:bidi="pt_PT"/>
-          </w:rPr>
-          <w:rPr>
-            <w:color w:val="0000EE"/>
-            <w:u w:val="single"/>
-          </w:rPr>
-          <w:t>Mt 26.49</w:t>
-        </w:r>
-      </w:hyperlink>
+      <w:r>
+        <w:rPr>
+          <w:lang w:val="pt_PT" w:bidi="pt_PT"/>
+        </w:rPr>
+        <w:t>Mt 26.49</w:t>
+      </w:r>
       <w:r>
         <w:rPr>
           <w:lang w:val="pt_PT" w:bidi="pt_PT"/>
         </w:rPr>
         <w:t xml:space="preserve">; </w:t>
       </w:r>
-      <w:hyperlink r:id="rId22">
-        <w:r>
-          <w:rPr>
-            <w:lang w:val="pt_PT" w:bidi="pt_PT"/>
-          </w:rPr>
-          <w:rPr>
-            <w:color w:val="0000EE"/>
-            <w:u w:val="single"/>
-          </w:rPr>
-          <w:t>Lc 1.28</w:t>
-        </w:r>
-      </w:hyperlink>
+      <w:r>
+        <w:rPr>
+          <w:lang w:val="pt_PT" w:bidi="pt_PT"/>
+        </w:rPr>
+        <w:t>Lc 1.28</w:t>
+      </w:r>
       <w:r>
         <w:rPr>
           <w:lang w:val="pt_PT" w:bidi="pt_PT"/>
@@ -524,18 +464,12 @@
         </w:rPr>
         <w:t xml:space="preserve"> em </w:t>
       </w:r>
-      <w:hyperlink r:id="rId23">
-        <w:r>
-          <w:rPr>
-            <w:lang w:val="pt_PT" w:bidi="pt_PT"/>
-          </w:rPr>
-          <w:rPr>
-            <w:color w:val="0000EE"/>
-            <w:u w:val="single"/>
-          </w:rPr>
-          <w:t>1.1</w:t>
-        </w:r>
-      </w:hyperlink>
+      <w:r>
+        <w:rPr>
+          <w:lang w:val="pt_PT" w:bidi="pt_PT"/>
+        </w:rPr>
+        <w:t>1.1</w:t>
+      </w:r>
       <w:r>
         <w:rPr>
           <w:lang w:val="pt_PT" w:bidi="pt_PT"/>
@@ -590,54 +524,36 @@
         </w:rPr>
         <w:t>Suportar problemas e tentações é um tema recorrente (</w:t>
       </w:r>
-      <w:hyperlink r:id="rId24">
-        <w:r>
-          <w:rPr>
-            <w:lang w:val="pt_PT" w:bidi="pt_PT"/>
-          </w:rPr>
-          <w:rPr>
-            <w:color w:val="0000EE"/>
-            <w:u w:val="single"/>
-          </w:rPr>
-          <w:t>1.12–15</w:t>
-        </w:r>
-      </w:hyperlink>
+      <w:r>
+        <w:rPr>
+          <w:lang w:val="pt_PT" w:bidi="pt_PT"/>
+        </w:rPr>
+        <w:t>1.12–15</w:t>
+      </w:r>
       <w:r>
         <w:rPr>
           <w:lang w:val="pt_PT" w:bidi="pt_PT"/>
         </w:rPr>
         <w:t xml:space="preserve">; </w:t>
       </w:r>
-      <w:hyperlink r:id="rId25">
-        <w:r>
-          <w:rPr>
-            <w:lang w:val="pt_PT" w:bidi="pt_PT"/>
-          </w:rPr>
-          <w:rPr>
-            <w:color w:val="0000EE"/>
-            <w:u w:val="single"/>
-          </w:rPr>
-          <w:t>5.7–12</w:t>
-        </w:r>
-      </w:hyperlink>
+      <w:r>
+        <w:rPr>
+          <w:lang w:val="pt_PT" w:bidi="pt_PT"/>
+        </w:rPr>
+        <w:t>5.7–12</w:t>
+      </w:r>
       <w:r>
         <w:rPr>
           <w:lang w:val="pt_PT" w:bidi="pt_PT"/>
         </w:rPr>
         <w:t>). Falhar em suportar é "desviar-se da verdade", o que requer ser "salvo da morte" (</w:t>
       </w:r>
-      <w:hyperlink r:id="rId26">
-        <w:r>
-          <w:rPr>
-            <w:lang w:val="pt_PT" w:bidi="pt_PT"/>
-          </w:rPr>
-          <w:rPr>
-            <w:color w:val="0000EE"/>
-            <w:u w:val="single"/>
-          </w:rPr>
-          <w:t>5.19–20</w:t>
-        </w:r>
-      </w:hyperlink>
+      <w:r>
+        <w:rPr>
+          <w:lang w:val="pt_PT" w:bidi="pt_PT"/>
+        </w:rPr>
+        <w:t>5.19–20</w:t>
+      </w:r>
       <w:r>
         <w:rPr>
           <w:lang w:val="pt_PT" w:bidi="pt_PT"/>
@@ -692,18 +608,12 @@
         </w:rPr>
         <w:t xml:space="preserve">Tiago apresenta a sabedoria como um tema recorrente (cf. </w:t>
       </w:r>
-      <w:hyperlink r:id="rId27">
-        <w:r>
-          <w:rPr>
-            <w:lang w:val="pt_PT" w:bidi="pt_PT"/>
-          </w:rPr>
-          <w:rPr>
-            <w:color w:val="0000EE"/>
-            <w:u w:val="single"/>
-          </w:rPr>
-          <w:t>3.13–18</w:t>
-        </w:r>
-      </w:hyperlink>
+      <w:r>
+        <w:rPr>
+          <w:lang w:val="pt_PT" w:bidi="pt_PT"/>
+        </w:rPr>
+        <w:t>3.13–18</w:t>
+      </w:r>
       <w:r>
         <w:rPr>
           <w:lang w:val="pt_PT" w:bidi="pt_PT"/>
@@ -758,18 +668,12 @@
         </w:rPr>
         <w:t xml:space="preserve">Porém peçam com fé e não duvidem de modo nenhum: O grego é frequentemente traduzido como "Não duvide, pois uma pessoa que duvida", mas o sentido aqui é de uma pessoa cuja lealdade está dividida entre Deus e o mundo (veja </w:t>
       </w:r>
-      <w:hyperlink r:id="rId28">
-        <w:r>
-          <w:rPr>
-            <w:lang w:val="pt_PT" w:bidi="pt_PT"/>
-          </w:rPr>
-          <w:rPr>
-            <w:color w:val="0000EE"/>
-            <w:u w:val="single"/>
-          </w:rPr>
-          <w:t>1.8</w:t>
-        </w:r>
-      </w:hyperlink>
+      <w:r>
+        <w:rPr>
+          <w:lang w:val="pt_PT" w:bidi="pt_PT"/>
+        </w:rPr>
+        <w:t>1.8</w:t>
+      </w:r>
       <w:r>
         <w:rPr>
           <w:lang w:val="pt_PT" w:bidi="pt_PT"/>
@@ -885,126 +789,84 @@
         </w:rPr>
         <w:t>deve ficar contente: No Novo Testamento, contentar-se geralmente é visto de forma negativa (</w:t>
       </w:r>
-      <w:hyperlink r:id="rId29">
-        <w:r>
-          <w:rPr>
-            <w:lang w:val="pt_PT" w:bidi="pt_PT"/>
-          </w:rPr>
-          <w:rPr>
-            <w:color w:val="0000EE"/>
-            <w:u w:val="single"/>
-          </w:rPr>
-          <w:t>3.14</w:t>
-        </w:r>
-      </w:hyperlink>
+      <w:r>
+        <w:rPr>
+          <w:lang w:val="pt_PT" w:bidi="pt_PT"/>
+        </w:rPr>
+        <w:t>3.14</w:t>
+      </w:r>
       <w:r>
         <w:rPr>
           <w:lang w:val="pt_PT" w:bidi="pt_PT"/>
         </w:rPr>
         <w:t xml:space="preserve">; </w:t>
       </w:r>
-      <w:hyperlink r:id="rId30">
-        <w:r>
-          <w:rPr>
-            <w:lang w:val="pt_PT" w:bidi="pt_PT"/>
-          </w:rPr>
-          <w:rPr>
-            <w:color w:val="0000EE"/>
-            <w:u w:val="single"/>
-          </w:rPr>
-          <w:t>4.16</w:t>
-        </w:r>
-      </w:hyperlink>
+      <w:r>
+        <w:rPr>
+          <w:lang w:val="pt_PT" w:bidi="pt_PT"/>
+        </w:rPr>
+        <w:t>4.16</w:t>
+      </w:r>
       <w:r>
         <w:rPr>
           <w:lang w:val="pt_PT" w:bidi="pt_PT"/>
         </w:rPr>
         <w:t xml:space="preserve">; </w:t>
       </w:r>
-      <w:hyperlink r:id="rId31">
-        <w:r>
-          <w:rPr>
-            <w:lang w:val="pt_PT" w:bidi="pt_PT"/>
-          </w:rPr>
-          <w:rPr>
-            <w:color w:val="0000EE"/>
-            <w:u w:val="single"/>
-          </w:rPr>
-          <w:t>Ef 2.9</w:t>
-        </w:r>
-      </w:hyperlink>
+      <w:r>
+        <w:rPr>
+          <w:lang w:val="pt_PT" w:bidi="pt_PT"/>
+        </w:rPr>
+        <w:t>Ef 2.9</w:t>
+      </w:r>
       <w:r>
         <w:rPr>
           <w:lang w:val="pt_PT" w:bidi="pt_PT"/>
         </w:rPr>
         <w:t>), mas aqui significa contentar-se com o que Deus fez (</w:t>
       </w:r>
-      <w:hyperlink r:id="rId32">
-        <w:r>
-          <w:rPr>
-            <w:lang w:val="pt_PT" w:bidi="pt_PT"/>
-          </w:rPr>
-          <w:rPr>
-            <w:color w:val="0000EE"/>
-            <w:u w:val="single"/>
-          </w:rPr>
-          <w:t>Tg 2.5</w:t>
-        </w:r>
-      </w:hyperlink>
+      <w:r>
+        <w:rPr>
+          <w:lang w:val="pt_PT" w:bidi="pt_PT"/>
+        </w:rPr>
+        <w:t>Tg 2.5</w:t>
+      </w:r>
       <w:r>
         <w:rPr>
           <w:lang w:val="pt_PT" w:bidi="pt_PT"/>
         </w:rPr>
         <w:t xml:space="preserve">; </w:t>
       </w:r>
-      <w:hyperlink r:id="rId33">
-        <w:r>
-          <w:rPr>
-            <w:lang w:val="pt_PT" w:bidi="pt_PT"/>
-          </w:rPr>
-          <w:rPr>
-            <w:color w:val="0000EE"/>
-            <w:u w:val="single"/>
-          </w:rPr>
-          <w:t>Rm 15.18</w:t>
-        </w:r>
-      </w:hyperlink>
+      <w:r>
+        <w:rPr>
+          <w:lang w:val="pt_PT" w:bidi="pt_PT"/>
+        </w:rPr>
+        <w:t>Rm 15.18</w:t>
+      </w:r>
       <w:r>
         <w:rPr>
           <w:lang w:val="pt_PT" w:bidi="pt_PT"/>
         </w:rPr>
         <w:t xml:space="preserve">; </w:t>
       </w:r>
-      <w:hyperlink r:id="rId34">
-        <w:r>
-          <w:rPr>
-            <w:lang w:val="pt_PT" w:bidi="pt_PT"/>
-          </w:rPr>
-          <w:rPr>
-            <w:color w:val="0000EE"/>
-            <w:u w:val="single"/>
-          </w:rPr>
-          <w:t>1Co 1.31</w:t>
-        </w:r>
-      </w:hyperlink>
+      <w:r>
+        <w:rPr>
+          <w:lang w:val="pt_PT" w:bidi="pt_PT"/>
+        </w:rPr>
+        <w:t>1Co 1.31</w:t>
+      </w:r>
       <w:r>
         <w:rPr>
           <w:lang w:val="pt_PT" w:bidi="pt_PT"/>
         </w:rPr>
         <w:t xml:space="preserve">; </w:t>
       </w:r>
-      <w:hyperlink r:id="rId35">
-        <w:r>
-          <w:rPr>
-            <w:lang w:val="pt_PT" w:bidi="pt_PT"/>
-          </w:rPr>
-          <w:rPr>
-            <w:color w:val="0000EE"/>
-            <w:u w:val="single"/>
-          </w:rPr>
-          <w:t>Gl 6.14</w:t>
-        </w:r>
-      </w:hyperlink>
+      <w:r>
+        <w:rPr>
+          <w:lang w:val="pt_PT" w:bidi="pt_PT"/>
+        </w:rPr>
+        <w:t>Gl 6.14</w:t>
+      </w:r>
       <w:r>
         <w:rPr>
           <w:lang w:val="pt_PT" w:bidi="pt_PT"/>
@@ -1059,36 +921,24 @@
         </w:rPr>
         <w:t xml:space="preserve">A pobreza e a riqueza são um tema recorrente (cf. cap. </w:t>
       </w:r>
-      <w:hyperlink r:id="rId36">
-        <w:r>
-          <w:rPr>
-            <w:lang w:val="pt_PT" w:bidi="pt_PT"/>
-          </w:rPr>
-          <w:rPr>
-            <w:color w:val="0000EE"/>
-            <w:u w:val="single"/>
-          </w:rPr>
-          <w:t>2</w:t>
-        </w:r>
-      </w:hyperlink>
+      <w:r>
+        <w:rPr>
+          <w:lang w:val="pt_PT" w:bidi="pt_PT"/>
+        </w:rPr>
+        <w:t>2</w:t>
+      </w:r>
       <w:r>
         <w:rPr>
           <w:lang w:val="pt_PT" w:bidi="pt_PT"/>
         </w:rPr>
         <w:t xml:space="preserve">; </w:t>
       </w:r>
-      <w:hyperlink r:id="rId37">
-        <w:r>
-          <w:rPr>
-            <w:lang w:val="pt_PT" w:bidi="pt_PT"/>
-          </w:rPr>
-          <w:rPr>
-            <w:color w:val="0000EE"/>
-            <w:u w:val="single"/>
-          </w:rPr>
-          <w:t>4.13–5.11</w:t>
-        </w:r>
-      </w:hyperlink>
+      <w:r>
+        <w:rPr>
+          <w:lang w:val="pt_PT" w:bidi="pt_PT"/>
+        </w:rPr>
+        <w:t>4.13–5.11</w:t>
+      </w:r>
       <w:r>
         <w:rPr>
           <w:lang w:val="pt_PT" w:bidi="pt_PT"/>
@@ -1143,36 +993,24 @@
         </w:rPr>
         <w:t xml:space="preserve">Com ironia, Tiago descreve o destino terrível dos ímpios ricos que se elevam oprimindo pessoas pobres e vulneráveis (veja </w:t>
       </w:r>
-      <w:hyperlink r:id="rId38">
-        <w:r>
-          <w:rPr>
-            <w:lang w:val="pt_PT" w:bidi="pt_PT"/>
-          </w:rPr>
-          <w:rPr>
-            <w:color w:val="0000EE"/>
-            <w:u w:val="single"/>
-          </w:rPr>
-          <w:t>2.6–8</w:t>
-        </w:r>
-      </w:hyperlink>
+      <w:r>
+        <w:rPr>
+          <w:lang w:val="pt_PT" w:bidi="pt_PT"/>
+        </w:rPr>
+        <w:t>2.6–8</w:t>
+      </w:r>
       <w:r>
         <w:rPr>
           <w:lang w:val="pt_PT" w:bidi="pt_PT"/>
         </w:rPr>
         <w:t xml:space="preserve">; </w:t>
       </w:r>
-      <w:hyperlink r:id="rId39">
-        <w:r>
-          <w:rPr>
-            <w:lang w:val="pt_PT" w:bidi="pt_PT"/>
-          </w:rPr>
-          <w:rPr>
-            <w:color w:val="0000EE"/>
-            <w:u w:val="single"/>
-          </w:rPr>
-          <w:t>5.1–6</w:t>
-        </w:r>
-      </w:hyperlink>
+      <w:r>
+        <w:rPr>
+          <w:lang w:val="pt_PT" w:bidi="pt_PT"/>
+        </w:rPr>
+        <w:t>5.1–6</w:t>
+      </w:r>
       <w:r>
         <w:rPr>
           <w:lang w:val="pt_PT" w:bidi="pt_PT"/>
@@ -1227,72 +1065,48 @@
         </w:rPr>
         <w:t xml:space="preserve">Feliz é aquele que nas aflições continua fiel (cf. </w:t>
       </w:r>
-      <w:hyperlink r:id="rId40">
-        <w:r>
-          <w:rPr>
-            <w:lang w:val="pt_PT" w:bidi="pt_PT"/>
-          </w:rPr>
-          <w:rPr>
-            <w:color w:val="0000EE"/>
-            <w:u w:val="single"/>
-          </w:rPr>
-          <w:t>1.22–25</w:t>
-        </w:r>
-      </w:hyperlink>
+      <w:r>
+        <w:rPr>
+          <w:lang w:val="pt_PT" w:bidi="pt_PT"/>
+        </w:rPr>
+        <w:t>1.22–25</w:t>
+      </w:r>
       <w:r>
         <w:rPr>
           <w:lang w:val="pt_PT" w:bidi="pt_PT"/>
         </w:rPr>
         <w:t xml:space="preserve">; </w:t>
       </w:r>
-      <w:hyperlink r:id="rId32">
-        <w:r>
-          <w:rPr>
-            <w:lang w:val="pt_PT" w:bidi="pt_PT"/>
-          </w:rPr>
-          <w:rPr>
-            <w:color w:val="0000EE"/>
-            <w:u w:val="single"/>
-          </w:rPr>
-          <w:t>2.5</w:t>
-        </w:r>
-      </w:hyperlink>
+      <w:r>
+        <w:rPr>
+          <w:lang w:val="pt_PT" w:bidi="pt_PT"/>
+        </w:rPr>
+        <w:t>2.5</w:t>
+      </w:r>
       <w:r>
         <w:rPr>
           <w:lang w:val="pt_PT" w:bidi="pt_PT"/>
         </w:rPr>
         <w:t xml:space="preserve">; </w:t>
       </w:r>
-      <w:hyperlink r:id="rId41">
-        <w:r>
-          <w:rPr>
-            <w:lang w:val="pt_PT" w:bidi="pt_PT"/>
-          </w:rPr>
-          <w:rPr>
-            <w:color w:val="0000EE"/>
-            <w:u w:val="single"/>
-          </w:rPr>
-          <w:t>Dt 7.9</w:t>
-        </w:r>
-      </w:hyperlink>
+      <w:r>
+        <w:rPr>
+          <w:lang w:val="pt_PT" w:bidi="pt_PT"/>
+        </w:rPr>
+        <w:t>Dt 7.9</w:t>
+      </w:r>
       <w:r>
         <w:rPr>
           <w:lang w:val="pt_PT" w:bidi="pt_PT"/>
         </w:rPr>
         <w:t xml:space="preserve">; </w:t>
       </w:r>
-      <w:hyperlink r:id="rId42">
-        <w:r>
-          <w:rPr>
-            <w:lang w:val="pt_PT" w:bidi="pt_PT"/>
-          </w:rPr>
-          <w:rPr>
-            <w:color w:val="0000EE"/>
-            <w:u w:val="single"/>
-          </w:rPr>
-          <w:t>1Jo 5.2</w:t>
-        </w:r>
-      </w:hyperlink>
+      <w:r>
+        <w:rPr>
+          <w:lang w:val="pt_PT" w:bidi="pt_PT"/>
+        </w:rPr>
+        <w:t>1Jo 5.2</w:t>
+      </w:r>
       <w:r>
         <w:rPr>
           <w:lang w:val="pt_PT" w:bidi="pt_PT"/>
@@ -1347,126 +1161,84 @@
         </w:rPr>
         <w:t xml:space="preserve">Tiago aborda os mesmos três tópicos de </w:t>
       </w:r>
-      <w:hyperlink r:id="rId43">
-        <w:r>
-          <w:rPr>
-            <w:lang w:val="pt_PT" w:bidi="pt_PT"/>
-          </w:rPr>
-          <w:rPr>
-            <w:color w:val="0000EE"/>
-            <w:u w:val="single"/>
-          </w:rPr>
-          <w:t>1.2–11</w:t>
-        </w:r>
-      </w:hyperlink>
+      <w:r>
+        <w:rPr>
+          <w:lang w:val="pt_PT" w:bidi="pt_PT"/>
+        </w:rPr>
+        <w:t>1.2–11</w:t>
+      </w:r>
       <w:r>
         <w:rPr>
           <w:lang w:val="pt_PT" w:bidi="pt_PT"/>
         </w:rPr>
         <w:t>, adicionando uma nova dimensão a cada tópico. O teste externo (</w:t>
       </w:r>
-      <w:hyperlink r:id="rId44">
-        <w:r>
-          <w:rPr>
-            <w:lang w:val="pt_PT" w:bidi="pt_PT"/>
-          </w:rPr>
-          <w:rPr>
-            <w:color w:val="0000EE"/>
-            <w:u w:val="single"/>
-          </w:rPr>
-          <w:t>1.2–4</w:t>
-        </w:r>
-      </w:hyperlink>
+      <w:r>
+        <w:rPr>
+          <w:lang w:val="pt_PT" w:bidi="pt_PT"/>
+        </w:rPr>
+        <w:t>1.2–4</w:t>
+      </w:r>
       <w:r>
         <w:rPr>
           <w:lang w:val="pt_PT" w:bidi="pt_PT"/>
         </w:rPr>
         <w:t>) torna-se tentação interna (</w:t>
       </w:r>
-      <w:hyperlink r:id="rId45">
-        <w:r>
-          <w:rPr>
-            <w:lang w:val="pt_PT" w:bidi="pt_PT"/>
-          </w:rPr>
-          <w:rPr>
-            <w:color w:val="0000EE"/>
-            <w:u w:val="single"/>
-          </w:rPr>
-          <w:t>1.11–18</w:t>
-        </w:r>
-      </w:hyperlink>
+      <w:r>
+        <w:rPr>
+          <w:lang w:val="pt_PT" w:bidi="pt_PT"/>
+        </w:rPr>
+        <w:t>1.11–18</w:t>
+      </w:r>
       <w:r>
         <w:rPr>
           <w:lang w:val="pt_PT" w:bidi="pt_PT"/>
         </w:rPr>
         <w:t>); a necessidade de sabedoria (</w:t>
       </w:r>
-      <w:hyperlink r:id="rId46">
-        <w:r>
-          <w:rPr>
-            <w:lang w:val="pt_PT" w:bidi="pt_PT"/>
-          </w:rPr>
-          <w:rPr>
-            <w:color w:val="0000EE"/>
-            <w:u w:val="single"/>
-          </w:rPr>
-          <w:t>1.5–8</w:t>
-        </w:r>
-      </w:hyperlink>
+      <w:r>
+        <w:rPr>
+          <w:lang w:val="pt_PT" w:bidi="pt_PT"/>
+        </w:rPr>
+        <w:t>1.5–8</w:t>
+      </w:r>
       <w:r>
         <w:rPr>
           <w:lang w:val="pt_PT" w:bidi="pt_PT"/>
         </w:rPr>
         <w:t>) está relacionada ao controle da fala irada (</w:t>
       </w:r>
-      <w:hyperlink r:id="rId47">
-        <w:r>
-          <w:rPr>
-            <w:lang w:val="pt_PT" w:bidi="pt_PT"/>
-          </w:rPr>
-          <w:rPr>
-            <w:color w:val="0000EE"/>
-            <w:u w:val="single"/>
-          </w:rPr>
-          <w:t>1.19–21</w:t>
-        </w:r>
-      </w:hyperlink>
+      <w:r>
+        <w:rPr>
+          <w:lang w:val="pt_PT" w:bidi="pt_PT"/>
+        </w:rPr>
+        <w:t>1.19–21</w:t>
+      </w:r>
       <w:r>
         <w:rPr>
           <w:lang w:val="pt_PT" w:bidi="pt_PT"/>
         </w:rPr>
         <w:t>); e pobreza/riqueza se relacionam com a necessidade de agir conforme a palavra de Deus (</w:t>
       </w:r>
-      <w:hyperlink r:id="rId40">
-        <w:r>
-          <w:rPr>
-            <w:lang w:val="pt_PT" w:bidi="pt_PT"/>
-          </w:rPr>
-          <w:rPr>
-            <w:color w:val="0000EE"/>
-            <w:u w:val="single"/>
-          </w:rPr>
-          <w:t>1.22–25</w:t>
-        </w:r>
-      </w:hyperlink>
+      <w:r>
+        <w:rPr>
+          <w:lang w:val="pt_PT" w:bidi="pt_PT"/>
+        </w:rPr>
+        <w:t>1.22–25</w:t>
+      </w:r>
       <w:r>
         <w:rPr>
           <w:lang w:val="pt_PT" w:bidi="pt_PT"/>
         </w:rPr>
         <w:t>). A seção então resume esses temas (</w:t>
       </w:r>
-      <w:hyperlink r:id="rId48">
-        <w:r>
-          <w:rPr>
-            <w:lang w:val="pt_PT" w:bidi="pt_PT"/>
-          </w:rPr>
-          <w:rPr>
-            <w:color w:val="0000EE"/>
-            <w:u w:val="single"/>
-          </w:rPr>
-          <w:t>1.26–27</w:t>
-        </w:r>
-      </w:hyperlink>
+      <w:r>
+        <w:rPr>
+          <w:lang w:val="pt_PT" w:bidi="pt_PT"/>
+        </w:rPr>
+        <w:t>1.26–27</w:t>
+      </w:r>
       <w:r>
         <w:rPr>
           <w:lang w:val="pt_PT" w:bidi="pt_PT"/>
@@ -1534,72 +1306,48 @@
         </w:rPr>
         <w:t xml:space="preserve">, uma técnica retórica grega antiga em que um oponente imaginário apresenta uma opinião contrária. Dessa forma, ele é capaz de expressar a possível objeção dos leitores e imediatamente refutá-la (também em </w:t>
       </w:r>
-      <w:hyperlink r:id="rId49">
-        <w:r>
-          <w:rPr>
-            <w:lang w:val="pt_PT" w:bidi="pt_PT"/>
-          </w:rPr>
-          <w:rPr>
-            <w:color w:val="0000EE"/>
-            <w:u w:val="single"/>
-          </w:rPr>
-          <w:t>2.3</w:t>
-        </w:r>
-      </w:hyperlink>
+      <w:r>
+        <w:rPr>
+          <w:lang w:val="pt_PT" w:bidi="pt_PT"/>
+        </w:rPr>
+        <w:t>2.3</w:t>
+      </w:r>
       <w:r>
         <w:rPr>
           <w:lang w:val="pt_PT" w:bidi="pt_PT"/>
         </w:rPr>
         <w:t xml:space="preserve">, </w:t>
       </w:r>
-      <w:hyperlink r:id="rId50">
-        <w:r>
-          <w:rPr>
-            <w:lang w:val="pt_PT" w:bidi="pt_PT"/>
-          </w:rPr>
-          <w:rPr>
-            <w:color w:val="0000EE"/>
-            <w:u w:val="single"/>
-          </w:rPr>
-          <w:t>16</w:t>
-        </w:r>
-      </w:hyperlink>
+      <w:r>
+        <w:rPr>
+          <w:lang w:val="pt_PT" w:bidi="pt_PT"/>
+        </w:rPr>
+        <w:t>16</w:t>
+      </w:r>
       <w:r>
         <w:rPr>
           <w:lang w:val="pt_PT" w:bidi="pt_PT"/>
         </w:rPr>
         <w:t xml:space="preserve">, </w:t>
       </w:r>
-      <w:hyperlink r:id="rId51">
-        <w:r>
-          <w:rPr>
-            <w:lang w:val="pt_PT" w:bidi="pt_PT"/>
-          </w:rPr>
-          <w:rPr>
-            <w:color w:val="0000EE"/>
-            <w:u w:val="single"/>
-          </w:rPr>
-          <w:t>18</w:t>
-        </w:r>
-      </w:hyperlink>
+      <w:r>
+        <w:rPr>
+          <w:lang w:val="pt_PT" w:bidi="pt_PT"/>
+        </w:rPr>
+        <w:t>18</w:t>
+      </w:r>
       <w:r>
         <w:rPr>
           <w:lang w:val="pt_PT" w:bidi="pt_PT"/>
         </w:rPr>
         <w:t xml:space="preserve">; </w:t>
       </w:r>
-      <w:hyperlink r:id="rId52">
-        <w:r>
-          <w:rPr>
-            <w:lang w:val="pt_PT" w:bidi="pt_PT"/>
-          </w:rPr>
-          <w:rPr>
-            <w:color w:val="0000EE"/>
-            <w:u w:val="single"/>
-          </w:rPr>
-          <w:t>4.13</w:t>
-        </w:r>
-      </w:hyperlink>
+      <w:r>
+        <w:rPr>
+          <w:lang w:val="pt_PT" w:bidi="pt_PT"/>
+        </w:rPr>
+        <w:t>4.13</w:t>
+      </w:r>
       <w:r>
         <w:rPr>
           <w:lang w:val="pt_PT" w:bidi="pt_PT"/>
@@ -1728,18 +1476,12 @@
         </w:rPr>
         <w:t xml:space="preserve"> em oposição ao “prêmio a vida que Deus promete aos que o amam” (</w:t>
       </w:r>
-      <w:hyperlink r:id="rId53">
-        <w:r>
-          <w:rPr>
-            <w:lang w:val="pt_PT" w:bidi="pt_PT"/>
-          </w:rPr>
-          <w:rPr>
-            <w:color w:val="0000EE"/>
-            <w:u w:val="single"/>
-          </w:rPr>
-          <w:t>1.12</w:t>
-        </w:r>
-      </w:hyperlink>
+      <w:r>
+        <w:rPr>
+          <w:lang w:val="pt_PT" w:bidi="pt_PT"/>
+        </w:rPr>
+        <w:t>1.12</w:t>
+      </w:r>
       <w:r>
         <w:rPr>
           <w:lang w:val="pt_PT" w:bidi="pt_PT"/>
@@ -1807,36 +1549,24 @@
         </w:rPr>
         <w:t xml:space="preserve"> luzes (veja a nota de rodapé) já que Ele criou tudo nos céus (</w:t>
       </w:r>
-      <w:hyperlink r:id="rId54">
-        <w:r>
-          <w:rPr>
-            <w:lang w:val="pt_PT" w:bidi="pt_PT"/>
-          </w:rPr>
-          <w:rPr>
-            <w:color w:val="0000EE"/>
-            <w:u w:val="single"/>
-          </w:rPr>
-          <w:t>Gn 1.3</w:t>
-        </w:r>
-      </w:hyperlink>
+      <w:r>
+        <w:rPr>
+          <w:lang w:val="pt_PT" w:bidi="pt_PT"/>
+        </w:rPr>
+        <w:t>Gn 1.3</w:t>
+      </w:r>
       <w:r>
         <w:rPr>
           <w:lang w:val="pt_PT" w:bidi="pt_PT"/>
         </w:rPr>
         <w:t>,</w:t>
       </w:r>
-      <w:hyperlink r:id="rId55">
-        <w:r>
-          <w:rPr>
-            <w:lang w:val="pt_PT" w:bidi="pt_PT"/>
-          </w:rPr>
-          <w:rPr>
-            <w:color w:val="0000EE"/>
-            <w:u w:val="single"/>
-          </w:rPr>
-          <w:t>14–17</w:t>
-        </w:r>
-      </w:hyperlink>
+      <w:r>
+        <w:rPr>
+          <w:lang w:val="pt_PT" w:bidi="pt_PT"/>
+        </w:rPr>
+        <w:t>14–17</w:t>
+      </w:r>
       <w:r>
         <w:rPr>
           <w:lang w:val="pt_PT" w:bidi="pt_PT"/>
@@ -1891,108 +1621,72 @@
         </w:rPr>
         <w:t>A verdadeira palavra de Deus são as boas-novas (</w:t>
       </w:r>
-      <w:hyperlink r:id="rId56">
-        <w:r>
-          <w:rPr>
-            <w:lang w:val="pt_PT" w:bidi="pt_PT"/>
-          </w:rPr>
-          <w:rPr>
-            <w:color w:val="0000EE"/>
-            <w:u w:val="single"/>
-          </w:rPr>
-          <w:t>1.21–23</w:t>
-        </w:r>
-      </w:hyperlink>
+      <w:r>
+        <w:rPr>
+          <w:lang w:val="pt_PT" w:bidi="pt_PT"/>
+        </w:rPr>
+        <w:t>1.21–23</w:t>
+      </w:r>
       <w:r>
         <w:rPr>
           <w:lang w:val="pt_PT" w:bidi="pt_PT"/>
         </w:rPr>
         <w:t xml:space="preserve">; </w:t>
       </w:r>
-      <w:hyperlink r:id="rId57">
-        <w:r>
-          <w:rPr>
-            <w:lang w:val="pt_PT" w:bidi="pt_PT"/>
-          </w:rPr>
-          <w:rPr>
-            <w:color w:val="0000EE"/>
-            <w:u w:val="single"/>
-          </w:rPr>
-          <w:t>1Pe 1.23–25</w:t>
-        </w:r>
-      </w:hyperlink>
+      <w:r>
+        <w:rPr>
+          <w:lang w:val="pt_PT" w:bidi="pt_PT"/>
+        </w:rPr>
+        <w:t>1Pe 1.23–25</w:t>
+      </w:r>
       <w:r>
         <w:rPr>
           <w:lang w:val="pt_PT" w:bidi="pt_PT"/>
         </w:rPr>
         <w:t xml:space="preserve">). • fez com que nós nascêssemos: A imagem de uma mãe dando à luz ilustra todo o alcance do amor parental de Deus por seus filhos (cp. </w:t>
       </w:r>
-      <w:hyperlink r:id="rId58">
-        <w:r>
-          <w:rPr>
-            <w:lang w:val="pt_PT" w:bidi="pt_PT"/>
-          </w:rPr>
-          <w:rPr>
-            <w:color w:val="0000EE"/>
-            <w:u w:val="single"/>
-          </w:rPr>
-          <w:t>Lc 13.34</w:t>
-        </w:r>
-      </w:hyperlink>
+      <w:r>
+        <w:rPr>
+          <w:lang w:val="pt_PT" w:bidi="pt_PT"/>
+        </w:rPr>
+        <w:t>Lc 13.34</w:t>
+      </w:r>
       <w:r>
         <w:rPr>
           <w:lang w:val="pt_PT" w:bidi="pt_PT"/>
         </w:rPr>
         <w:t xml:space="preserve">; </w:t>
       </w:r>
-      <w:hyperlink r:id="rId59">
-        <w:r>
-          <w:rPr>
-            <w:lang w:val="pt_PT" w:bidi="pt_PT"/>
-          </w:rPr>
-          <w:rPr>
-            <w:color w:val="0000EE"/>
-            <w:u w:val="single"/>
-          </w:rPr>
-          <w:t>Jo 1.13</w:t>
-        </w:r>
-      </w:hyperlink>
+      <w:r>
+        <w:rPr>
+          <w:lang w:val="pt_PT" w:bidi="pt_PT"/>
+        </w:rPr>
+        <w:t>Jo 1.13</w:t>
+      </w:r>
       <w:r>
         <w:rPr>
           <w:lang w:val="pt_PT" w:bidi="pt_PT"/>
         </w:rPr>
         <w:t xml:space="preserve">; </w:t>
       </w:r>
-      <w:hyperlink r:id="rId60">
-        <w:r>
-          <w:rPr>
-            <w:lang w:val="pt_PT" w:bidi="pt_PT"/>
-          </w:rPr>
-          <w:rPr>
-            <w:color w:val="0000EE"/>
-            <w:u w:val="single"/>
-          </w:rPr>
-          <w:t>3.3–8</w:t>
-        </w:r>
-      </w:hyperlink>
+      <w:r>
+        <w:rPr>
+          <w:lang w:val="pt_PT" w:bidi="pt_PT"/>
+        </w:rPr>
+        <w:t>3.3–8</w:t>
+      </w:r>
       <w:r>
         <w:rPr>
           <w:lang w:val="pt_PT" w:bidi="pt_PT"/>
         </w:rPr>
         <w:t xml:space="preserve">; </w:t>
       </w:r>
-      <w:hyperlink r:id="rId61">
-        <w:r>
-          <w:rPr>
-            <w:lang w:val="pt_PT" w:bidi="pt_PT"/>
-          </w:rPr>
-          <w:rPr>
-            <w:color w:val="0000EE"/>
-            <w:u w:val="single"/>
-          </w:rPr>
-          <w:t>1Pe 1.23</w:t>
-        </w:r>
-      </w:hyperlink>
+      <w:r>
+        <w:rPr>
+          <w:lang w:val="pt_PT" w:bidi="pt_PT"/>
+        </w:rPr>
+        <w:t>1Pe 1.23</w:t>
+      </w:r>
       <w:r>
         <w:rPr>
           <w:lang w:val="pt_PT" w:bidi="pt_PT"/>
@@ -2012,90 +1706,60 @@
         </w:rPr>
         <w:t xml:space="preserve"> (cp. </w:t>
       </w:r>
-      <w:hyperlink r:id="rId62">
-        <w:r>
-          <w:rPr>
-            <w:lang w:val="pt_PT" w:bidi="pt_PT"/>
-          </w:rPr>
-          <w:rPr>
-            <w:color w:val="0000EE"/>
-            <w:u w:val="single"/>
-          </w:rPr>
-          <w:t>Êx 23.16</w:t>
-        </w:r>
-      </w:hyperlink>
+      <w:r>
+        <w:rPr>
+          <w:lang w:val="pt_PT" w:bidi="pt_PT"/>
+        </w:rPr>
+        <w:t>Êx 23.16</w:t>
+      </w:r>
       <w:r>
         <w:rPr>
           <w:lang w:val="pt_PT" w:bidi="pt_PT"/>
         </w:rPr>
         <w:t xml:space="preserve">; </w:t>
       </w:r>
-      <w:hyperlink r:id="rId63">
-        <w:r>
-          <w:rPr>
-            <w:lang w:val="pt_PT" w:bidi="pt_PT"/>
-          </w:rPr>
-          <w:rPr>
-            <w:color w:val="0000EE"/>
-            <w:u w:val="single"/>
-          </w:rPr>
-          <w:t>Lv 23.9–14</w:t>
-        </w:r>
-      </w:hyperlink>
+      <w:r>
+        <w:rPr>
+          <w:lang w:val="pt_PT" w:bidi="pt_PT"/>
+        </w:rPr>
+        <w:t>Lv 23.9–14</w:t>
+      </w:r>
       <w:r>
         <w:rPr>
           <w:lang w:val="pt_PT" w:bidi="pt_PT"/>
         </w:rPr>
         <w:t xml:space="preserve">; </w:t>
       </w:r>
-      <w:hyperlink r:id="rId64">
-        <w:r>
-          <w:rPr>
-            <w:lang w:val="pt_PT" w:bidi="pt_PT"/>
-          </w:rPr>
-          <w:rPr>
-            <w:color w:val="0000EE"/>
-            <w:u w:val="single"/>
-          </w:rPr>
-          <w:t>1Co 15.20</w:t>
-        </w:r>
-      </w:hyperlink>
+      <w:r>
+        <w:rPr>
+          <w:lang w:val="pt_PT" w:bidi="pt_PT"/>
+        </w:rPr>
+        <w:t>1Co 15.20</w:t>
+      </w:r>
       <w:r>
         <w:rPr>
           <w:lang w:val="pt_PT" w:bidi="pt_PT"/>
         </w:rPr>
         <w:t xml:space="preserve">; </w:t>
       </w:r>
-      <w:hyperlink r:id="rId65">
-        <w:r>
-          <w:rPr>
-            <w:lang w:val="pt_PT" w:bidi="pt_PT"/>
-          </w:rPr>
-          <w:rPr>
-            <w:color w:val="0000EE"/>
-            <w:u w:val="single"/>
-          </w:rPr>
-          <w:t>Cl 1.18</w:t>
-        </w:r>
-      </w:hyperlink>
+      <w:r>
+        <w:rPr>
+          <w:lang w:val="pt_PT" w:bidi="pt_PT"/>
+        </w:rPr>
+        <w:t>Cl 1.18</w:t>
+      </w:r>
       <w:r>
         <w:rPr>
           <w:lang w:val="pt_PT" w:bidi="pt_PT"/>
         </w:rPr>
         <w:t>). Os cristãos são exemplos da restauração final de toda a criação (</w:t>
       </w:r>
-      <w:hyperlink r:id="rId66">
-        <w:r>
-          <w:rPr>
-            <w:lang w:val="pt_PT" w:bidi="pt_PT"/>
-          </w:rPr>
-          <w:rPr>
-            <w:color w:val="0000EE"/>
-            <w:u w:val="single"/>
-          </w:rPr>
-          <w:t>Rm 8.20–22</w:t>
-        </w:r>
-      </w:hyperlink>
+      <w:r>
+        <w:rPr>
+          <w:lang w:val="pt_PT" w:bidi="pt_PT"/>
+        </w:rPr>
+        <w:t>Rm 8.20–22</w:t>
+      </w:r>
       <w:r>
         <w:rPr>
           <w:lang w:val="pt_PT" w:bidi="pt_PT"/>
@@ -2163,108 +1827,72 @@
         </w:rPr>
         <w:t xml:space="preserve">; cp. </w:t>
       </w:r>
-      <w:hyperlink r:id="rId67">
-        <w:r>
-          <w:rPr>
-            <w:lang w:val="pt_PT" w:bidi="pt_PT"/>
-          </w:rPr>
-          <w:rPr>
-            <w:color w:val="0000EE"/>
-            <w:u w:val="single"/>
-          </w:rPr>
-          <w:t>Ef 4.22</w:t>
-        </w:r>
-      </w:hyperlink>
+      <w:r>
+        <w:rPr>
+          <w:lang w:val="pt_PT" w:bidi="pt_PT"/>
+        </w:rPr>
+        <w:t>Ef 4.22</w:t>
+      </w:r>
       <w:r>
         <w:rPr>
           <w:lang w:val="pt_PT" w:bidi="pt_PT"/>
         </w:rPr>
         <w:t xml:space="preserve">; </w:t>
       </w:r>
-      <w:hyperlink r:id="rId68">
-        <w:r>
-          <w:rPr>
-            <w:lang w:val="pt_PT" w:bidi="pt_PT"/>
-          </w:rPr>
-          <w:rPr>
-            <w:color w:val="0000EE"/>
-            <w:u w:val="single"/>
-          </w:rPr>
-          <w:t>1Pe 2.1</w:t>
-        </w:r>
-      </w:hyperlink>
+      <w:r>
+        <w:rPr>
+          <w:lang w:val="pt_PT" w:bidi="pt_PT"/>
+        </w:rPr>
+        <w:t>1Pe 2.1</w:t>
+      </w:r>
       <w:r>
         <w:rPr>
           <w:lang w:val="pt_PT" w:bidi="pt_PT"/>
         </w:rPr>
         <w:t xml:space="preserve">. • a mensagem que Deus planta no coração de vocês, a qual pode salvá-los: Tiago enfatiza que os cristãos são chamados a responder a uma palavra que o próprio Deus colocou dentro de nossos próprios seres (em cumprimento de </w:t>
       </w:r>
-      <w:hyperlink r:id="rId69">
-        <w:r>
-          <w:rPr>
-            <w:lang w:val="pt_PT" w:bidi="pt_PT"/>
-          </w:rPr>
-          <w:rPr>
-            <w:color w:val="0000EE"/>
-            <w:u w:val="single"/>
-          </w:rPr>
-          <w:t>Jr 31.31–34</w:t>
-        </w:r>
-      </w:hyperlink>
+      <w:r>
+        <w:rPr>
+          <w:lang w:val="pt_PT" w:bidi="pt_PT"/>
+        </w:rPr>
+        <w:t>Jr 31.31–34</w:t>
+      </w:r>
       <w:r>
         <w:rPr>
           <w:lang w:val="pt_PT" w:bidi="pt_PT"/>
         </w:rPr>
         <w:t xml:space="preserve">). • O coração refere-se à pessoa inteira (assim também em </w:t>
       </w:r>
-      <w:hyperlink r:id="rId70">
-        <w:r>
-          <w:rPr>
-            <w:lang w:val="pt_PT" w:bidi="pt_PT"/>
-          </w:rPr>
-          <w:rPr>
-            <w:color w:val="0000EE"/>
-            <w:u w:val="single"/>
-          </w:rPr>
-          <w:t>Tg 5.20</w:t>
-        </w:r>
-      </w:hyperlink>
+      <w:r>
+        <w:rPr>
+          <w:lang w:val="pt_PT" w:bidi="pt_PT"/>
+        </w:rPr>
+        <w:t>Tg 5.20</w:t>
+      </w:r>
       <w:r>
         <w:rPr>
           <w:lang w:val="pt_PT" w:bidi="pt_PT"/>
         </w:rPr>
         <w:t xml:space="preserve">; veja </w:t>
       </w:r>
-      <w:hyperlink r:id="rId71">
-        <w:r>
-          <w:rPr>
-            <w:lang w:val="pt_PT" w:bidi="pt_PT"/>
-          </w:rPr>
-          <w:rPr>
-            <w:color w:val="0000EE"/>
-            <w:u w:val="single"/>
-          </w:rPr>
-          <w:t>Gn 2.7</w:t>
-        </w:r>
-      </w:hyperlink>
+      <w:r>
+        <w:rPr>
+          <w:lang w:val="pt_PT" w:bidi="pt_PT"/>
+        </w:rPr>
+        <w:t>Gn 2.7</w:t>
+      </w:r>
       <w:r>
         <w:rPr>
           <w:lang w:val="pt_PT" w:bidi="pt_PT"/>
         </w:rPr>
         <w:t xml:space="preserve">; </w:t>
       </w:r>
-      <w:hyperlink r:id="rId72">
-        <w:r>
-          <w:rPr>
-            <w:lang w:val="pt_PT" w:bidi="pt_PT"/>
-          </w:rPr>
-          <w:rPr>
-            <w:color w:val="0000EE"/>
-            <w:u w:val="single"/>
-          </w:rPr>
-          <w:t>1Pe 3.20</w:t>
-        </w:r>
-      </w:hyperlink>
+      <w:r>
+        <w:rPr>
+          <w:lang w:val="pt_PT" w:bidi="pt_PT"/>
+        </w:rPr>
+        <w:t>1Pe 3.20</w:t>
+      </w:r>
       <w:r>
         <w:rPr>
           <w:lang w:val="pt_PT" w:bidi="pt_PT"/>
@@ -2319,72 +1947,48 @@
         </w:rPr>
         <w:t>Ler as escrituras era uma parte importante da adoração (</w:t>
       </w:r>
-      <w:hyperlink r:id="rId73">
-        <w:r>
-          <w:rPr>
-            <w:lang w:val="pt_PT" w:bidi="pt_PT"/>
-          </w:rPr>
-          <w:rPr>
-            <w:color w:val="0000EE"/>
-            <w:u w:val="single"/>
-          </w:rPr>
-          <w:t>Lc 4.16–17</w:t>
-        </w:r>
-      </w:hyperlink>
+      <w:r>
+        <w:rPr>
+          <w:lang w:val="pt_PT" w:bidi="pt_PT"/>
+        </w:rPr>
+        <w:t>Lc 4.16–17</w:t>
+      </w:r>
       <w:r>
         <w:rPr>
           <w:lang w:val="pt_PT" w:bidi="pt_PT"/>
         </w:rPr>
         <w:t xml:space="preserve">; </w:t>
       </w:r>
-      <w:hyperlink r:id="rId74">
-        <w:r>
-          <w:rPr>
-            <w:lang w:val="pt_PT" w:bidi="pt_PT"/>
-          </w:rPr>
-          <w:rPr>
-            <w:color w:val="0000EE"/>
-            <w:u w:val="single"/>
-          </w:rPr>
-          <w:t>At 13.13–16</w:t>
-        </w:r>
-      </w:hyperlink>
+      <w:r>
+        <w:rPr>
+          <w:lang w:val="pt_PT" w:bidi="pt_PT"/>
+        </w:rPr>
+        <w:t>At 13.13–16</w:t>
+      </w:r>
       <w:r>
         <w:rPr>
           <w:lang w:val="pt_PT" w:bidi="pt_PT"/>
         </w:rPr>
         <w:t xml:space="preserve">; </w:t>
       </w:r>
-      <w:hyperlink r:id="rId75">
-        <w:r>
-          <w:rPr>
-            <w:lang w:val="pt_PT" w:bidi="pt_PT"/>
-          </w:rPr>
-          <w:rPr>
-            <w:color w:val="0000EE"/>
-            <w:u w:val="single"/>
-          </w:rPr>
-          <w:t>Cl 4.16</w:t>
-        </w:r>
-      </w:hyperlink>
+      <w:r>
+        <w:rPr>
+          <w:lang w:val="pt_PT" w:bidi="pt_PT"/>
+        </w:rPr>
+        <w:t>Cl 4.16</w:t>
+      </w:r>
       <w:r>
         <w:rPr>
           <w:lang w:val="pt_PT" w:bidi="pt_PT"/>
         </w:rPr>
         <w:t xml:space="preserve">; </w:t>
       </w:r>
-      <w:hyperlink r:id="rId76">
-        <w:r>
-          <w:rPr>
-            <w:lang w:val="pt_PT" w:bidi="pt_PT"/>
-          </w:rPr>
-          <w:rPr>
-            <w:color w:val="0000EE"/>
-            <w:u w:val="single"/>
-          </w:rPr>
-          <w:t>1Tm 4.13</w:t>
-        </w:r>
-      </w:hyperlink>
+      <w:r>
+        <w:rPr>
+          <w:lang w:val="pt_PT" w:bidi="pt_PT"/>
+        </w:rPr>
+        <w:t>1Tm 4.13</w:t>
+      </w:r>
       <w:r>
         <w:rPr>
           <w:lang w:val="pt_PT" w:bidi="pt_PT"/>
@@ -2439,72 +2043,48 @@
         </w:rPr>
         <w:t>Em vários lugares, Tiago parece estar refletindo sobre os ensinamentos de Jesus. Esses versículos refletem o ensinamento de Jesus (</w:t>
       </w:r>
-      <w:hyperlink r:id="rId77">
-        <w:r>
-          <w:rPr>
-            <w:lang w:val="pt_PT" w:bidi="pt_PT"/>
-          </w:rPr>
-          <w:rPr>
-            <w:color w:val="0000EE"/>
-            <w:u w:val="single"/>
-          </w:rPr>
-          <w:t>Mt 7.24</w:t>
-        </w:r>
-      </w:hyperlink>
+      <w:r>
+        <w:rPr>
+          <w:lang w:val="pt_PT" w:bidi="pt_PT"/>
+        </w:rPr>
+        <w:t>Mt 7.24</w:t>
+      </w:r>
       <w:r>
         <w:rPr>
           <w:lang w:val="pt_PT" w:bidi="pt_PT"/>
         </w:rPr>
         <w:t>,</w:t>
       </w:r>
-      <w:hyperlink r:id="rId78">
-        <w:r>
-          <w:rPr>
-            <w:lang w:val="pt_PT" w:bidi="pt_PT"/>
-          </w:rPr>
-          <w:rPr>
-            <w:color w:val="0000EE"/>
-            <w:u w:val="single"/>
-          </w:rPr>
-          <w:t>26</w:t>
-        </w:r>
-      </w:hyperlink>
+      <w:r>
+        <w:rPr>
+          <w:lang w:val="pt_PT" w:bidi="pt_PT"/>
+        </w:rPr>
+        <w:t>26</w:t>
+      </w:r>
       <w:r>
         <w:rPr>
           <w:lang w:val="pt_PT" w:bidi="pt_PT"/>
         </w:rPr>
         <w:t xml:space="preserve">; </w:t>
       </w:r>
-      <w:hyperlink r:id="rId79">
-        <w:r>
-          <w:rPr>
-            <w:lang w:val="pt_PT" w:bidi="pt_PT"/>
-          </w:rPr>
-          <w:rPr>
-            <w:color w:val="0000EE"/>
-            <w:u w:val="single"/>
-          </w:rPr>
-          <w:t>Lc 6.46</w:t>
-        </w:r>
-      </w:hyperlink>
+      <w:r>
+        <w:rPr>
+          <w:lang w:val="pt_PT" w:bidi="pt_PT"/>
+        </w:rPr>
+        <w:t>Lc 6.46</w:t>
+      </w:r>
       <w:r>
         <w:rPr>
           <w:lang w:val="pt_PT" w:bidi="pt_PT"/>
         </w:rPr>
         <w:t>,</w:t>
       </w:r>
-      <w:hyperlink r:id="rId80">
-        <w:r>
-          <w:rPr>
-            <w:lang w:val="pt_PT" w:bidi="pt_PT"/>
-          </w:rPr>
-          <w:rPr>
-            <w:color w:val="0000EE"/>
-            <w:u w:val="single"/>
-          </w:rPr>
-          <w:t>49</w:t>
-        </w:r>
-      </w:hyperlink>
+      <w:r>
+        <w:rPr>
+          <w:lang w:val="pt_PT" w:bidi="pt_PT"/>
+        </w:rPr>
+        <w:t>49</w:t>
+      </w:r>
       <w:r>
         <w:rPr>
           <w:lang w:val="pt_PT" w:bidi="pt_PT"/>
@@ -2559,18 +2139,12 @@
         </w:rPr>
         <w:t xml:space="preserve">Esquece a sua aparência: O problema não é a má qualidade de um espelho antigo, mas a desatenção do observador (cf. </w:t>
       </w:r>
-      <w:hyperlink r:id="rId81">
-        <w:r>
-          <w:rPr>
-            <w:lang w:val="pt_PT" w:bidi="pt_PT"/>
-          </w:rPr>
-          <w:rPr>
-            <w:color w:val="0000EE"/>
-            <w:u w:val="single"/>
-          </w:rPr>
-          <w:t>Mt 7.24–27</w:t>
-        </w:r>
-      </w:hyperlink>
+      <w:r>
+        <w:rPr>
+          <w:lang w:val="pt_PT" w:bidi="pt_PT"/>
+        </w:rPr>
+        <w:t>Mt 7.24–27</w:t>
+      </w:r>
       <w:r>
         <w:rPr>
           <w:lang w:val="pt_PT" w:bidi="pt_PT"/>
@@ -2625,54 +2199,36 @@
         </w:rPr>
         <w:t>A palavra de Deus nos proporciona novo nascimento e salvação (</w:t>
       </w:r>
-      <w:hyperlink r:id="rId82">
-        <w:r>
-          <w:rPr>
-            <w:lang w:val="pt_PT" w:bidi="pt_PT"/>
-          </w:rPr>
-          <w:rPr>
-            <w:color w:val="0000EE"/>
-            <w:u w:val="single"/>
-          </w:rPr>
-          <w:t>1.18</w:t>
-        </w:r>
-      </w:hyperlink>
+      <w:r>
+        <w:rPr>
+          <w:lang w:val="pt_PT" w:bidi="pt_PT"/>
+        </w:rPr>
+        <w:t>1.18</w:t>
+      </w:r>
       <w:r>
         <w:rPr>
           <w:lang w:val="pt_PT" w:bidi="pt_PT"/>
         </w:rPr>
         <w:t>,</w:t>
       </w:r>
-      <w:hyperlink r:id="rId83">
-        <w:r>
-          <w:rPr>
-            <w:lang w:val="pt_PT" w:bidi="pt_PT"/>
-          </w:rPr>
-          <w:rPr>
-            <w:color w:val="0000EE"/>
-            <w:u w:val="single"/>
-          </w:rPr>
-          <w:t>21</w:t>
-        </w:r>
-      </w:hyperlink>
+      <w:r>
+        <w:rPr>
+          <w:lang w:val="pt_PT" w:bidi="pt_PT"/>
+        </w:rPr>
+        <w:t>21</w:t>
+      </w:r>
       <w:r>
         <w:rPr>
           <w:lang w:val="pt_PT" w:bidi="pt_PT"/>
         </w:rPr>
         <w:t>), mas exige que pratiquemos o que ela ensina (</w:t>
       </w:r>
-      <w:hyperlink r:id="rId40">
-        <w:r>
-          <w:rPr>
-            <w:lang w:val="pt_PT" w:bidi="pt_PT"/>
-          </w:rPr>
-          <w:rPr>
-            <w:color w:val="0000EE"/>
-            <w:u w:val="single"/>
-          </w:rPr>
-          <w:t>1.22–25</w:t>
-        </w:r>
-      </w:hyperlink>
+      <w:r>
+        <w:rPr>
+          <w:lang w:val="pt_PT" w:bidi="pt_PT"/>
+        </w:rPr>
+        <w:t>1.22–25</w:t>
+      </w:r>
       <w:r>
         <w:rPr>
           <w:lang w:val="pt_PT" w:bidi="pt_PT"/>
@@ -2740,144 +2296,96 @@
         </w:rPr>
         <w:t xml:space="preserve">) a língua: Tiago usa a imagem gráfica do freio na boca de um cavalo para dizer que a capacidade das pessoas de controlar sua língua indica a condição de seu coração e toda a direção de sua vida (cf. </w:t>
       </w:r>
-      <w:hyperlink r:id="rId84">
-        <w:r>
-          <w:rPr>
-            <w:lang w:val="pt_PT" w:bidi="pt_PT"/>
-          </w:rPr>
-          <w:rPr>
-            <w:color w:val="0000EE"/>
-            <w:u w:val="single"/>
-          </w:rPr>
-          <w:t>3.1–13</w:t>
-        </w:r>
-      </w:hyperlink>
+      <w:r>
+        <w:rPr>
+          <w:lang w:val="pt_PT" w:bidi="pt_PT"/>
+        </w:rPr>
+        <w:t>3.1–13</w:t>
+      </w:r>
       <w:r>
         <w:rPr>
           <w:lang w:val="pt_PT" w:bidi="pt_PT"/>
         </w:rPr>
         <w:t>). • Órfãos e viúvas eram os membros mais desamparados da sociedade antiga. Eles dependiam do cuidado de outros, já que o marido e pai era o meio de sustento econômico e contato social (</w:t>
       </w:r>
-      <w:hyperlink r:id="rId85">
-        <w:r>
-          <w:rPr>
-            <w:lang w:val="pt_PT" w:bidi="pt_PT"/>
-          </w:rPr>
-          <w:rPr>
-            <w:color w:val="0000EE"/>
-            <w:u w:val="single"/>
-          </w:rPr>
-          <w:t>Êx 22.22–24</w:t>
-        </w:r>
-      </w:hyperlink>
+      <w:r>
+        <w:rPr>
+          <w:lang w:val="pt_PT" w:bidi="pt_PT"/>
+        </w:rPr>
+        <w:t>Êx 22.22–24</w:t>
+      </w:r>
       <w:r>
         <w:rPr>
           <w:lang w:val="pt_PT" w:bidi="pt_PT"/>
         </w:rPr>
         <w:t xml:space="preserve">; </w:t>
       </w:r>
-      <w:hyperlink r:id="rId86">
-        <w:r>
-          <w:rPr>
-            <w:lang w:val="pt_PT" w:bidi="pt_PT"/>
-          </w:rPr>
-          <w:rPr>
-            <w:color w:val="0000EE"/>
-            <w:u w:val="single"/>
-          </w:rPr>
-          <w:t>Dt 10.18</w:t>
-        </w:r>
-      </w:hyperlink>
+      <w:r>
+        <w:rPr>
+          <w:lang w:val="pt_PT" w:bidi="pt_PT"/>
+        </w:rPr>
+        <w:t>Dt 10.18</w:t>
+      </w:r>
       <w:r>
         <w:rPr>
           <w:lang w:val="pt_PT" w:bidi="pt_PT"/>
         </w:rPr>
         <w:t xml:space="preserve">). Os cristãos são chamados a cuidar dos desamparados (cf. </w:t>
       </w:r>
-      <w:hyperlink r:id="rId87">
-        <w:r>
-          <w:rPr>
-            <w:lang w:val="pt_PT" w:bidi="pt_PT"/>
-          </w:rPr>
-          <w:rPr>
-            <w:color w:val="0000EE"/>
-            <w:u w:val="single"/>
-          </w:rPr>
-          <w:t>1Tm 5.3–16</w:t>
-        </w:r>
-      </w:hyperlink>
+      <w:r>
+        <w:rPr>
+          <w:lang w:val="pt_PT" w:bidi="pt_PT"/>
+        </w:rPr>
+        <w:t>1Tm 5.3–16</w:t>
+      </w:r>
       <w:r>
         <w:rPr>
           <w:lang w:val="pt_PT" w:bidi="pt_PT"/>
         </w:rPr>
         <w:t xml:space="preserve">). • Em Tiago, o mundo se opõe a Deus (cf. </w:t>
       </w:r>
-      <w:hyperlink r:id="rId88">
-        <w:r>
-          <w:rPr>
-            <w:lang w:val="pt_PT" w:bidi="pt_PT"/>
-          </w:rPr>
-          <w:rPr>
-            <w:color w:val="0000EE"/>
-            <w:u w:val="single"/>
-          </w:rPr>
-          <w:t>Tg 3.15</w:t>
-        </w:r>
-      </w:hyperlink>
+      <w:r>
+        <w:rPr>
+          <w:lang w:val="pt_PT" w:bidi="pt_PT"/>
+        </w:rPr>
+        <w:t>Tg 3.15</w:t>
+      </w:r>
       <w:r>
         <w:rPr>
           <w:lang w:val="pt_PT" w:bidi="pt_PT"/>
         </w:rPr>
         <w:t xml:space="preserve">; </w:t>
       </w:r>
-      <w:hyperlink r:id="rId89">
-        <w:r>
-          <w:rPr>
-            <w:lang w:val="pt_PT" w:bidi="pt_PT"/>
-          </w:rPr>
-          <w:rPr>
-            <w:color w:val="0000EE"/>
-            <w:u w:val="single"/>
-          </w:rPr>
-          <w:t>4.4</w:t>
-        </w:r>
-      </w:hyperlink>
+      <w:r>
+        <w:rPr>
+          <w:lang w:val="pt_PT" w:bidi="pt_PT"/>
+        </w:rPr>
+        <w:t>4.4</w:t>
+      </w:r>
       <w:r>
         <w:rPr>
           <w:lang w:val="pt_PT" w:bidi="pt_PT"/>
         </w:rPr>
         <w:t xml:space="preserve">; </w:t>
       </w:r>
-      <w:hyperlink r:id="rId90">
-        <w:r>
-          <w:rPr>
-            <w:lang w:val="pt_PT" w:bidi="pt_PT"/>
-          </w:rPr>
-          <w:rPr>
-            <w:color w:val="0000EE"/>
-            <w:u w:val="single"/>
-          </w:rPr>
-          <w:t>Rm 12.2</w:t>
-        </w:r>
-      </w:hyperlink>
+      <w:r>
+        <w:rPr>
+          <w:lang w:val="pt_PT" w:bidi="pt_PT"/>
+        </w:rPr>
+        <w:t>Rm 12.2</w:t>
+      </w:r>
       <w:r>
         <w:rPr>
           <w:lang w:val="pt_PT" w:bidi="pt_PT"/>
         </w:rPr>
         <w:t xml:space="preserve">; </w:t>
       </w:r>
-      <w:hyperlink r:id="rId91">
-        <w:r>
-          <w:rPr>
-            <w:lang w:val="pt_PT" w:bidi="pt_PT"/>
-          </w:rPr>
-          <w:rPr>
-            <w:color w:val="0000EE"/>
-            <w:u w:val="single"/>
-          </w:rPr>
-          <w:t>1Jo 2.15–17</w:t>
-        </w:r>
-      </w:hyperlink>
+      <w:r>
+        <w:rPr>
+          <w:lang w:val="pt_PT" w:bidi="pt_PT"/>
+        </w:rPr>
+        <w:t>1Jo 2.15–17</w:t>
+      </w:r>
       <w:r>
         <w:rPr>
           <w:lang w:val="pt_PT" w:bidi="pt_PT"/>
@@ -2958,126 +2466,84 @@
         </w:rPr>
         <w:t>— de ambos os sexos. Tiago frequentemente inicia uma nova seção com esta saudação afetuosa (</w:t>
       </w:r>
-      <w:hyperlink r:id="rId92">
-        <w:r>
-          <w:rPr>
-            <w:lang w:val="pt_PT" w:bidi="pt_PT"/>
-          </w:rPr>
-          <w:rPr>
-            <w:color w:val="0000EE"/>
-            <w:u w:val="single"/>
-          </w:rPr>
-          <w:t>1.2</w:t>
-        </w:r>
-      </w:hyperlink>
+      <w:r>
+        <w:rPr>
+          <w:lang w:val="pt_PT" w:bidi="pt_PT"/>
+        </w:rPr>
+        <w:t>1.2</w:t>
+      </w:r>
       <w:r>
         <w:rPr>
           <w:lang w:val="pt_PT" w:bidi="pt_PT"/>
         </w:rPr>
         <w:t>,</w:t>
       </w:r>
-      <w:hyperlink r:id="rId93">
-        <w:r>
-          <w:rPr>
-            <w:lang w:val="pt_PT" w:bidi="pt_PT"/>
-          </w:rPr>
-          <w:rPr>
-            <w:color w:val="0000EE"/>
-            <w:u w:val="single"/>
-          </w:rPr>
-          <w:t>16</w:t>
-        </w:r>
-      </w:hyperlink>
+      <w:r>
+        <w:rPr>
+          <w:lang w:val="pt_PT" w:bidi="pt_PT"/>
+        </w:rPr>
+        <w:t>16</w:t>
+      </w:r>
       <w:r>
         <w:rPr>
           <w:lang w:val="pt_PT" w:bidi="pt_PT"/>
         </w:rPr>
         <w:t xml:space="preserve">; </w:t>
       </w:r>
-      <w:hyperlink r:id="rId94">
-        <w:r>
-          <w:rPr>
-            <w:lang w:val="pt_PT" w:bidi="pt_PT"/>
-          </w:rPr>
-          <w:rPr>
-            <w:color w:val="0000EE"/>
-            <w:u w:val="single"/>
-          </w:rPr>
-          <w:t>2.14</w:t>
-        </w:r>
-      </w:hyperlink>
+      <w:r>
+        <w:rPr>
+          <w:lang w:val="pt_PT" w:bidi="pt_PT"/>
+        </w:rPr>
+        <w:t>2.14</w:t>
+      </w:r>
       <w:r>
         <w:rPr>
           <w:lang w:val="pt_PT" w:bidi="pt_PT"/>
         </w:rPr>
         <w:t xml:space="preserve">; </w:t>
       </w:r>
-      <w:hyperlink r:id="rId95">
-        <w:r>
-          <w:rPr>
-            <w:lang w:val="pt_PT" w:bidi="pt_PT"/>
-          </w:rPr>
-          <w:rPr>
-            <w:color w:val="0000EE"/>
-            <w:u w:val="single"/>
-          </w:rPr>
-          <w:t>3.1</w:t>
-        </w:r>
-      </w:hyperlink>
+      <w:r>
+        <w:rPr>
+          <w:lang w:val="pt_PT" w:bidi="pt_PT"/>
+        </w:rPr>
+        <w:t>3.1</w:t>
+      </w:r>
       <w:r>
         <w:rPr>
           <w:lang w:val="pt_PT" w:bidi="pt_PT"/>
         </w:rPr>
         <w:t xml:space="preserve">; </w:t>
       </w:r>
-      <w:hyperlink r:id="rId96">
-        <w:r>
-          <w:rPr>
-            <w:lang w:val="pt_PT" w:bidi="pt_PT"/>
-          </w:rPr>
-          <w:rPr>
-            <w:color w:val="0000EE"/>
-            <w:u w:val="single"/>
-          </w:rPr>
-          <w:t>5.7</w:t>
-        </w:r>
-      </w:hyperlink>
+      <w:r>
+        <w:rPr>
+          <w:lang w:val="pt_PT" w:bidi="pt_PT"/>
+        </w:rPr>
+        <w:t>5.7</w:t>
+      </w:r>
       <w:r>
         <w:rPr>
           <w:lang w:val="pt_PT" w:bidi="pt_PT"/>
         </w:rPr>
         <w:t>,</w:t>
       </w:r>
-      <w:hyperlink r:id="rId97">
-        <w:r>
-          <w:rPr>
-            <w:lang w:val="pt_PT" w:bidi="pt_PT"/>
-          </w:rPr>
-          <w:rPr>
-            <w:color w:val="0000EE"/>
-            <w:u w:val="single"/>
-          </w:rPr>
-          <w:t>19</w:t>
-        </w:r>
-      </w:hyperlink>
+      <w:r>
+        <w:rPr>
+          <w:lang w:val="pt_PT" w:bidi="pt_PT"/>
+        </w:rPr>
+        <w:t>19</w:t>
+      </w:r>
       <w:r>
         <w:rPr>
           <w:lang w:val="pt_PT" w:bidi="pt_PT"/>
         </w:rPr>
         <w:t>), solicitando sua resposta leal. • Tiago contrasta nosso glorioso Senhor Jesus Cristo com a glória de um homem bem vestido (</w:t>
       </w:r>
-      <w:hyperlink r:id="rId98">
-        <w:r>
-          <w:rPr>
-            <w:lang w:val="pt_PT" w:bidi="pt_PT"/>
-          </w:rPr>
-          <w:rPr>
-            <w:color w:val="0000EE"/>
-            <w:u w:val="single"/>
-          </w:rPr>
-          <w:t>2.2</w:t>
-        </w:r>
-      </w:hyperlink>
+      <w:r>
+        <w:rPr>
+          <w:lang w:val="pt_PT" w:bidi="pt_PT"/>
+        </w:rPr>
+        <w:t>2.2</w:t>
+      </w:r>
       <w:r>
         <w:rPr>
           <w:lang w:val="pt_PT" w:bidi="pt_PT"/>
@@ -3254,36 +2720,24 @@
         </w:rPr>
         <w:t xml:space="preserve"> uma divisão entre a lealdade a Deus (</w:t>
       </w:r>
-      <w:hyperlink r:id="rId99">
-        <w:r>
-          <w:rPr>
-            <w:lang w:val="pt_PT" w:bidi="pt_PT"/>
-          </w:rPr>
-          <w:rPr>
-            <w:color w:val="0000EE"/>
-            <w:u w:val="single"/>
-          </w:rPr>
-          <w:t>1.6</w:t>
-        </w:r>
-      </w:hyperlink>
+      <w:r>
+        <w:rPr>
+          <w:lang w:val="pt_PT" w:bidi="pt_PT"/>
+        </w:rPr>
+        <w:t>1.6</w:t>
+      </w:r>
       <w:r>
         <w:rPr>
           <w:lang w:val="pt_PT" w:bidi="pt_PT"/>
         </w:rPr>
         <w:t>) e o desejo pelos benefícios da riqueza mundana (</w:t>
       </w:r>
-      <w:hyperlink r:id="rId89">
-        <w:r>
-          <w:rPr>
-            <w:lang w:val="pt_PT" w:bidi="pt_PT"/>
-          </w:rPr>
-          <w:rPr>
-            <w:color w:val="0000EE"/>
-            <w:u w:val="single"/>
-          </w:rPr>
-          <w:t>4.4</w:t>
-        </w:r>
-      </w:hyperlink>
+      <w:r>
+        <w:rPr>
+          <w:lang w:val="pt_PT" w:bidi="pt_PT"/>
+        </w:rPr>
+        <w:t>4.4</w:t>
+      </w:r>
       <w:r>
         <w:rPr>
           <w:lang w:val="pt_PT" w:bidi="pt_PT"/>
@@ -3338,306 +2792,204 @@
         </w:rPr>
         <w:t xml:space="preserve">Escutem: Utilizando este dispositivo retórico para ênfase (veja </w:t>
       </w:r>
-      <w:hyperlink r:id="rId100">
-        <w:r>
-          <w:rPr>
-            <w:lang w:val="pt_PT" w:bidi="pt_PT"/>
-          </w:rPr>
-          <w:rPr>
-            <w:color w:val="0000EE"/>
-            <w:u w:val="single"/>
-          </w:rPr>
-          <w:t>Dt 6.3</w:t>
-        </w:r>
-      </w:hyperlink>
+      <w:r>
+        <w:rPr>
+          <w:lang w:val="pt_PT" w:bidi="pt_PT"/>
+        </w:rPr>
+        <w:t>Dt 6.3</w:t>
+      </w:r>
       <w:r>
         <w:rPr>
           <w:lang w:val="pt_PT" w:bidi="pt_PT"/>
         </w:rPr>
         <w:t xml:space="preserve">; </w:t>
       </w:r>
-      <w:hyperlink r:id="rId101">
-        <w:r>
-          <w:rPr>
-            <w:lang w:val="pt_PT" w:bidi="pt_PT"/>
-          </w:rPr>
-          <w:rPr>
-            <w:color w:val="0000EE"/>
-            <w:u w:val="single"/>
-          </w:rPr>
-          <w:t>Am 3.1</w:t>
-        </w:r>
-      </w:hyperlink>
+      <w:r>
+        <w:rPr>
+          <w:lang w:val="pt_PT" w:bidi="pt_PT"/>
+        </w:rPr>
+        <w:t>Am 3.1</w:t>
+      </w:r>
       <w:r>
         <w:rPr>
           <w:lang w:val="pt_PT" w:bidi="pt_PT"/>
         </w:rPr>
         <w:t xml:space="preserve">; </w:t>
       </w:r>
-      <w:hyperlink r:id="rId102">
-        <w:r>
-          <w:rPr>
-            <w:lang w:val="pt_PT" w:bidi="pt_PT"/>
-          </w:rPr>
-          <w:rPr>
-            <w:color w:val="0000EE"/>
-            <w:u w:val="single"/>
-          </w:rPr>
-          <w:t>Mt 13.18</w:t>
-        </w:r>
-      </w:hyperlink>
+      <w:r>
+        <w:rPr>
+          <w:lang w:val="pt_PT" w:bidi="pt_PT"/>
+        </w:rPr>
+        <w:t>Mt 13.18</w:t>
+      </w:r>
       <w:r>
         <w:rPr>
           <w:lang w:val="pt_PT" w:bidi="pt_PT"/>
         </w:rPr>
         <w:t xml:space="preserve">; </w:t>
       </w:r>
-      <w:hyperlink r:id="rId103">
-        <w:r>
-          <w:rPr>
-            <w:lang w:val="pt_PT" w:bidi="pt_PT"/>
-          </w:rPr>
-          <w:rPr>
-            <w:color w:val="0000EE"/>
-            <w:u w:val="single"/>
-          </w:rPr>
-          <w:t>At 15.13</w:t>
-        </w:r>
-      </w:hyperlink>
+      <w:r>
+        <w:rPr>
+          <w:lang w:val="pt_PT" w:bidi="pt_PT"/>
+        </w:rPr>
+        <w:t>At 15.13</w:t>
+      </w:r>
       <w:r>
         <w:rPr>
           <w:lang w:val="pt_PT" w:bidi="pt_PT"/>
         </w:rPr>
         <w:t>), Tiago apresenta seu argumento contra favorecer os ricos. • Deus escolheu os pobres. A preocupação especial de Deus pelos pobres é refletida no Antigo Testamento (</w:t>
       </w:r>
-      <w:hyperlink r:id="rId104">
-        <w:r>
-          <w:rPr>
-            <w:lang w:val="pt_PT" w:bidi="pt_PT"/>
-          </w:rPr>
-          <w:rPr>
-            <w:color w:val="0000EE"/>
-            <w:u w:val="single"/>
-          </w:rPr>
-          <w:t>Êx 23.11</w:t>
-        </w:r>
-      </w:hyperlink>
+      <w:r>
+        <w:rPr>
+          <w:lang w:val="pt_PT" w:bidi="pt_PT"/>
+        </w:rPr>
+        <w:t>Êx 23.11</w:t>
+      </w:r>
       <w:r>
         <w:rPr>
           <w:lang w:val="pt_PT" w:bidi="pt_PT"/>
         </w:rPr>
         <w:t xml:space="preserve">; </w:t>
       </w:r>
-      <w:hyperlink r:id="rId105">
-        <w:r>
-          <w:rPr>
-            <w:lang w:val="pt_PT" w:bidi="pt_PT"/>
-          </w:rPr>
-          <w:rPr>
-            <w:color w:val="0000EE"/>
-            <w:u w:val="single"/>
-          </w:rPr>
-          <w:t>1Sm 2.8</w:t>
-        </w:r>
-      </w:hyperlink>
+      <w:r>
+        <w:rPr>
+          <w:lang w:val="pt_PT" w:bidi="pt_PT"/>
+        </w:rPr>
+        <w:t>1Sm 2.8</w:t>
+      </w:r>
       <w:r>
         <w:rPr>
           <w:lang w:val="pt_PT" w:bidi="pt_PT"/>
         </w:rPr>
         <w:t xml:space="preserve">; </w:t>
       </w:r>
-      <w:hyperlink r:id="rId106">
-        <w:r>
-          <w:rPr>
-            <w:lang w:val="pt_PT" w:bidi="pt_PT"/>
-          </w:rPr>
-          <w:rPr>
-            <w:color w:val="0000EE"/>
-            <w:u w:val="single"/>
-          </w:rPr>
-          <w:t>Sl 12.5</w:t>
-        </w:r>
-      </w:hyperlink>
+      <w:r>
+        <w:rPr>
+          <w:lang w:val="pt_PT" w:bidi="pt_PT"/>
+        </w:rPr>
+        <w:t>Sl 12.5</w:t>
+      </w:r>
       <w:r>
         <w:rPr>
           <w:lang w:val="pt_PT" w:bidi="pt_PT"/>
         </w:rPr>
         <w:t>) e nos ministérios de Jesus e Paulo (</w:t>
       </w:r>
-      <w:hyperlink r:id="rId107">
-        <w:r>
-          <w:rPr>
-            <w:lang w:val="pt_PT" w:bidi="pt_PT"/>
-          </w:rPr>
-          <w:rPr>
-            <w:color w:val="0000EE"/>
-            <w:u w:val="single"/>
-          </w:rPr>
-          <w:t>Lc 4.18</w:t>
-        </w:r>
-      </w:hyperlink>
+      <w:r>
+        <w:rPr>
+          <w:lang w:val="pt_PT" w:bidi="pt_PT"/>
+        </w:rPr>
+        <w:t>Lc 4.18</w:t>
+      </w:r>
       <w:r>
         <w:rPr>
           <w:lang w:val="pt_PT" w:bidi="pt_PT"/>
         </w:rPr>
         <w:t xml:space="preserve">; </w:t>
       </w:r>
-      <w:hyperlink r:id="rId108">
-        <w:r>
-          <w:rPr>
-            <w:lang w:val="pt_PT" w:bidi="pt_PT"/>
-          </w:rPr>
-          <w:rPr>
-            <w:color w:val="0000EE"/>
-            <w:u w:val="single"/>
-          </w:rPr>
-          <w:t>6.20</w:t>
-        </w:r>
-      </w:hyperlink>
+      <w:r>
+        <w:rPr>
+          <w:lang w:val="pt_PT" w:bidi="pt_PT"/>
+        </w:rPr>
+        <w:t>6.20</w:t>
+      </w:r>
       <w:r>
         <w:rPr>
           <w:lang w:val="pt_PT" w:bidi="pt_PT"/>
         </w:rPr>
         <w:t xml:space="preserve">; </w:t>
       </w:r>
-      <w:hyperlink r:id="rId109">
-        <w:r>
-          <w:rPr>
-            <w:lang w:val="pt_PT" w:bidi="pt_PT"/>
-          </w:rPr>
-          <w:rPr>
-            <w:color w:val="0000EE"/>
-            <w:u w:val="single"/>
-          </w:rPr>
-          <w:t>1Co 1.26–28</w:t>
-        </w:r>
-      </w:hyperlink>
+      <w:r>
+        <w:rPr>
+          <w:lang w:val="pt_PT" w:bidi="pt_PT"/>
+        </w:rPr>
+        <w:t>1Co 1.26–28</w:t>
+      </w:r>
       <w:r>
         <w:rPr>
           <w:lang w:val="pt_PT" w:bidi="pt_PT"/>
         </w:rPr>
         <w:t>). Esta preocupação foi enfatizada pela igreja de Jerusalém (</w:t>
       </w:r>
-      <w:hyperlink r:id="rId110">
-        <w:r>
-          <w:rPr>
-            <w:lang w:val="pt_PT" w:bidi="pt_PT"/>
-          </w:rPr>
-          <w:rPr>
-            <w:color w:val="0000EE"/>
-            <w:u w:val="single"/>
-          </w:rPr>
-          <w:t>Gl 2.9–10</w:t>
-        </w:r>
-      </w:hyperlink>
+      <w:r>
+        <w:rPr>
+          <w:lang w:val="pt_PT" w:bidi="pt_PT"/>
+        </w:rPr>
+        <w:t>Gl 2.9–10</w:t>
+      </w:r>
       <w:r>
         <w:rPr>
           <w:lang w:val="pt_PT" w:bidi="pt_PT"/>
         </w:rPr>
         <w:t>), da qual Tiago era o líder. • possuírem ao Reino: O Reino de Deus era central no ensino de Jesus (</w:t>
       </w:r>
-      <w:hyperlink r:id="rId111">
-        <w:r>
-          <w:rPr>
-            <w:lang w:val="pt_PT" w:bidi="pt_PT"/>
-          </w:rPr>
-          <w:rPr>
-            <w:color w:val="0000EE"/>
-            <w:u w:val="single"/>
-          </w:rPr>
-          <w:t>Mt 12.8</w:t>
-        </w:r>
-      </w:hyperlink>
+      <w:r>
+        <w:rPr>
+          <w:lang w:val="pt_PT" w:bidi="pt_PT"/>
+        </w:rPr>
+        <w:t>Mt 12.8</w:t>
+      </w:r>
       <w:r>
         <w:rPr>
           <w:lang w:val="pt_PT" w:bidi="pt_PT"/>
         </w:rPr>
         <w:t xml:space="preserve">; </w:t>
       </w:r>
-      <w:hyperlink r:id="rId112">
-        <w:r>
-          <w:rPr>
-            <w:lang w:val="pt_PT" w:bidi="pt_PT"/>
-          </w:rPr>
-          <w:rPr>
-            <w:color w:val="0000EE"/>
-            <w:u w:val="single"/>
-          </w:rPr>
-          <w:t>Mc 1.15</w:t>
-        </w:r>
-      </w:hyperlink>
+      <w:r>
+        <w:rPr>
+          <w:lang w:val="pt_PT" w:bidi="pt_PT"/>
+        </w:rPr>
+        <w:t>Mc 1.15</w:t>
+      </w:r>
       <w:r>
         <w:rPr>
           <w:lang w:val="pt_PT" w:bidi="pt_PT"/>
         </w:rPr>
         <w:t xml:space="preserve">; </w:t>
       </w:r>
-      <w:hyperlink r:id="rId113">
-        <w:r>
-          <w:rPr>
-            <w:lang w:val="pt_PT" w:bidi="pt_PT"/>
-          </w:rPr>
-          <w:rPr>
-            <w:color w:val="0000EE"/>
-            <w:u w:val="single"/>
-          </w:rPr>
-          <w:t>Lc 17.21</w:t>
-        </w:r>
-      </w:hyperlink>
+      <w:r>
+        <w:rPr>
+          <w:lang w:val="pt_PT" w:bidi="pt_PT"/>
+        </w:rPr>
+        <w:t>Lc 17.21</w:t>
+      </w:r>
       <w:r>
         <w:rPr>
           <w:lang w:val="pt_PT" w:bidi="pt_PT"/>
         </w:rPr>
         <w:t>). Cristo já reina de seu lugar à direita do Pai, mas seu Reino será plenamente realizado apenas quando o Filho do Homem vier (</w:t>
       </w:r>
-      <w:hyperlink r:id="rId114">
-        <w:r>
-          <w:rPr>
-            <w:lang w:val="pt_PT" w:bidi="pt_PT"/>
-          </w:rPr>
-          <w:rPr>
-            <w:color w:val="0000EE"/>
-            <w:u w:val="single"/>
-          </w:rPr>
-          <w:t>Mt 25.31</w:t>
-        </w:r>
-      </w:hyperlink>
+      <w:r>
+        <w:rPr>
+          <w:lang w:val="pt_PT" w:bidi="pt_PT"/>
+        </w:rPr>
+        <w:t>Mt 25.31</w:t>
+      </w:r>
       <w:r>
         <w:rPr>
           <w:lang w:val="pt_PT" w:bidi="pt_PT"/>
         </w:rPr>
         <w:t>,</w:t>
       </w:r>
-      <w:hyperlink r:id="rId115">
-        <w:r>
-          <w:rPr>
-            <w:lang w:val="pt_PT" w:bidi="pt_PT"/>
-          </w:rPr>
-          <w:rPr>
-            <w:color w:val="0000EE"/>
-            <w:u w:val="single"/>
-          </w:rPr>
-          <w:t>34</w:t>
-        </w:r>
-      </w:hyperlink>
+      <w:r>
+        <w:rPr>
+          <w:lang w:val="pt_PT" w:bidi="pt_PT"/>
+        </w:rPr>
+        <w:t>34</w:t>
+      </w:r>
       <w:r>
         <w:rPr>
           <w:lang w:val="pt_PT" w:bidi="pt_PT"/>
         </w:rPr>
         <w:t xml:space="preserve">; </w:t>
       </w:r>
-      <w:hyperlink r:id="rId116">
-        <w:r>
-          <w:rPr>
-            <w:lang w:val="pt_PT" w:bidi="pt_PT"/>
-          </w:rPr>
-          <w:rPr>
-            <w:color w:val="0000EE"/>
-            <w:u w:val="single"/>
-          </w:rPr>
-          <w:t>1Co 15.24–28</w:t>
-        </w:r>
-      </w:hyperlink>
+      <w:r>
+        <w:rPr>
+          <w:lang w:val="pt_PT" w:bidi="pt_PT"/>
+        </w:rPr>
+        <w:t>1Co 15.24–28</w:t>
+      </w:r>
       <w:r>
         <w:rPr>
           <w:lang w:val="pt_PT" w:bidi="pt_PT"/>
@@ -3705,18 +3057,12 @@
         </w:rPr>
         <w:t>): O nome é Jesus Cristo (</w:t>
       </w:r>
-      <w:hyperlink r:id="rId117">
-        <w:r>
-          <w:rPr>
-            <w:lang w:val="pt_PT" w:bidi="pt_PT"/>
-          </w:rPr>
-          <w:rPr>
-            <w:color w:val="0000EE"/>
-            <w:u w:val="single"/>
-          </w:rPr>
-          <w:t>2.1</w:t>
-        </w:r>
-      </w:hyperlink>
+      <w:r>
+        <w:rPr>
+          <w:lang w:val="pt_PT" w:bidi="pt_PT"/>
+        </w:rPr>
+        <w:t>2.1</w:t>
+      </w:r>
       <w:r>
         <w:rPr>
           <w:lang w:val="pt_PT" w:bidi="pt_PT"/>
@@ -3784,36 +3130,24 @@
         </w:rPr>
         <w:t>) à lei do Reino, assim como Jesus cumpriu a lei com sua vinda (</w:t>
       </w:r>
-      <w:hyperlink r:id="rId118">
-        <w:r>
-          <w:rPr>
-            <w:lang w:val="pt_PT" w:bidi="pt_PT"/>
-          </w:rPr>
-          <w:rPr>
-            <w:color w:val="0000EE"/>
-            <w:u w:val="single"/>
-          </w:rPr>
-          <w:t>Mt 5.17</w:t>
-        </w:r>
-      </w:hyperlink>
+      <w:r>
+        <w:rPr>
+          <w:lang w:val="pt_PT" w:bidi="pt_PT"/>
+        </w:rPr>
+        <w:t>Mt 5.17</w:t>
+      </w:r>
       <w:r>
         <w:rPr>
           <w:lang w:val="pt_PT" w:bidi="pt_PT"/>
         </w:rPr>
         <w:t>) e seu ensinamento (</w:t>
       </w:r>
-      <w:hyperlink r:id="rId119">
-        <w:r>
-          <w:rPr>
-            <w:lang w:val="pt_PT" w:bidi="pt_PT"/>
-          </w:rPr>
-          <w:rPr>
-            <w:color w:val="0000EE"/>
-            <w:u w:val="single"/>
-          </w:rPr>
-          <w:t>Mt 22.34–40</w:t>
-        </w:r>
-      </w:hyperlink>
+      <w:r>
+        <w:rPr>
+          <w:lang w:val="pt_PT" w:bidi="pt_PT"/>
+        </w:rPr>
+        <w:t>Mt 22.34–40</w:t>
+      </w:r>
       <w:r>
         <w:rPr>
           <w:lang w:val="pt_PT" w:bidi="pt_PT"/>
@@ -3833,90 +3167,60 @@
         </w:rPr>
         <w:t xml:space="preserve"> porque é real (</w:t>
       </w:r>
-      <w:hyperlink r:id="rId32">
-        <w:r>
-          <w:rPr>
-            <w:lang w:val="pt_PT" w:bidi="pt_PT"/>
-          </w:rPr>
-          <w:rPr>
-            <w:color w:val="0000EE"/>
-            <w:u w:val="single"/>
-          </w:rPr>
-          <w:t>Tg 2.5</w:t>
-        </w:r>
-      </w:hyperlink>
+      <w:r>
+        <w:rPr>
+          <w:lang w:val="pt_PT" w:bidi="pt_PT"/>
+        </w:rPr>
+        <w:t>Tg 2.5</w:t>
+      </w:r>
       <w:r>
         <w:rPr>
           <w:lang w:val="pt_PT" w:bidi="pt_PT"/>
         </w:rPr>
         <w:t>) e foi articulada pelo nosso glorioso Senhor (Rei). • Nas Escrituras está escrito: Tiago muda de uma referência geral à lei para um mandamento escrito específico do código de santidade (</w:t>
       </w:r>
-      <w:hyperlink r:id="rId120">
-        <w:r>
-          <w:rPr>
-            <w:lang w:val="pt_PT" w:bidi="pt_PT"/>
-          </w:rPr>
-          <w:rPr>
-            <w:color w:val="0000EE"/>
-            <w:u w:val="single"/>
-          </w:rPr>
-          <w:t>Lv 19</w:t>
-        </w:r>
-      </w:hyperlink>
+      <w:r>
+        <w:rPr>
+          <w:lang w:val="pt_PT" w:bidi="pt_PT"/>
+        </w:rPr>
+        <w:t>Lv 19</w:t>
+      </w:r>
       <w:r>
         <w:rPr>
           <w:lang w:val="pt_PT" w:bidi="pt_PT"/>
         </w:rPr>
         <w:t xml:space="preserve">). Especifica como nosso amor por Deus deve ser expresso em relacionamentos com outras pessoas (veja </w:t>
       </w:r>
-      <w:hyperlink r:id="rId121">
-        <w:r>
-          <w:rPr>
-            <w:lang w:val="pt_PT" w:bidi="pt_PT"/>
-          </w:rPr>
-          <w:rPr>
-            <w:color w:val="0000EE"/>
-            <w:u w:val="single"/>
-          </w:rPr>
-          <w:t>Lv 19.18</w:t>
-        </w:r>
-      </w:hyperlink>
+      <w:r>
+        <w:rPr>
+          <w:lang w:val="pt_PT" w:bidi="pt_PT"/>
+        </w:rPr>
+        <w:t>Lv 19.18</w:t>
+      </w:r>
       <w:r>
         <w:rPr>
           <w:lang w:val="pt_PT" w:bidi="pt_PT"/>
         </w:rPr>
         <w:t xml:space="preserve">; </w:t>
       </w:r>
-      <w:hyperlink r:id="rId122">
-        <w:r>
-          <w:rPr>
-            <w:lang w:val="pt_PT" w:bidi="pt_PT"/>
-          </w:rPr>
-          <w:rPr>
-            <w:color w:val="0000EE"/>
-            <w:u w:val="single"/>
-          </w:rPr>
-          <w:t>Dt 6.5</w:t>
-        </w:r>
-      </w:hyperlink>
+      <w:r>
+        <w:rPr>
+          <w:lang w:val="pt_PT" w:bidi="pt_PT"/>
+        </w:rPr>
+        <w:t>Dt 6.5</w:t>
+      </w:r>
       <w:r>
         <w:rPr>
           <w:lang w:val="pt_PT" w:bidi="pt_PT"/>
         </w:rPr>
         <w:t xml:space="preserve">). • “Ame os outros como você ama a você mesmo": Esta citação de </w:t>
       </w:r>
-      <w:hyperlink r:id="rId121">
-        <w:r>
-          <w:rPr>
-            <w:lang w:val="pt_PT" w:bidi="pt_PT"/>
-          </w:rPr>
-          <w:rPr>
-            <w:color w:val="0000EE"/>
-            <w:u w:val="single"/>
-          </w:rPr>
-          <w:t>Lv 19.18</w:t>
-        </w:r>
-      </w:hyperlink>
+      <w:r>
+        <w:rPr>
+          <w:lang w:val="pt_PT" w:bidi="pt_PT"/>
+        </w:rPr>
+        <w:t>Lv 19.18</w:t>
+      </w:r>
       <w:r>
         <w:rPr>
           <w:lang w:val="pt_PT" w:bidi="pt_PT"/>
@@ -4019,18 +3323,12 @@
         </w:rPr>
         <w:t>O favoritismo viola o mandamento de amar o próximo (</w:t>
       </w:r>
-      <w:hyperlink r:id="rId123">
-        <w:r>
-          <w:rPr>
-            <w:lang w:val="pt_PT" w:bidi="pt_PT"/>
-          </w:rPr>
-          <w:rPr>
-            <w:color w:val="0000EE"/>
-            <w:u w:val="single"/>
-          </w:rPr>
-          <w:t>2.8</w:t>
-        </w:r>
-      </w:hyperlink>
+      <w:r>
+        <w:rPr>
+          <w:lang w:val="pt_PT" w:bidi="pt_PT"/>
+        </w:rPr>
+        <w:t>2.8</w:t>
+      </w:r>
       <w:r>
         <w:rPr>
           <w:lang w:val="pt_PT" w:bidi="pt_PT"/>
@@ -4085,18 +3383,12 @@
         </w:rPr>
         <w:t xml:space="preserve">Pela lei que nos dá a liberdade (veja </w:t>
       </w:r>
-      <w:hyperlink r:id="rId124">
-        <w:r>
-          <w:rPr>
-            <w:lang w:val="pt_PT" w:bidi="pt_PT"/>
-          </w:rPr>
-          <w:rPr>
-            <w:color w:val="0000EE"/>
-            <w:u w:val="single"/>
-          </w:rPr>
-          <w:t>1.25</w:t>
-        </w:r>
-      </w:hyperlink>
+      <w:r>
+        <w:rPr>
+          <w:lang w:val="pt_PT" w:bidi="pt_PT"/>
+        </w:rPr>
+        <w:t>1.25</w:t>
+      </w:r>
       <w:r>
         <w:rPr>
           <w:lang w:val="pt_PT" w:bidi="pt_PT"/>
@@ -4115,18 +3407,12 @@
         </w:rPr>
         <w:t>) e, assim, promove a perseverança e o crescimento em direção à perfeição (</w:t>
       </w:r>
-      <w:hyperlink r:id="rId125">
-        <w:r>
-          <w:rPr>
-            <w:lang w:val="pt_PT" w:bidi="pt_PT"/>
-          </w:rPr>
-          <w:rPr>
-            <w:color w:val="0000EE"/>
-            <w:u w:val="single"/>
-          </w:rPr>
-          <w:t>1.3–4</w:t>
-        </w:r>
-      </w:hyperlink>
+      <w:r>
+        <w:rPr>
+          <w:lang w:val="pt_PT" w:bidi="pt_PT"/>
+        </w:rPr>
+        <w:t>1.3–4</w:t>
+      </w:r>
       <w:r>
         <w:rPr>
           <w:lang w:val="pt_PT" w:bidi="pt_PT"/>
@@ -4181,54 +3467,36 @@
         </w:rPr>
         <w:t>Tiago conclui esta seção (</w:t>
       </w:r>
-      <w:hyperlink r:id="rId126">
-        <w:r>
-          <w:rPr>
-            <w:lang w:val="pt_PT" w:bidi="pt_PT"/>
-          </w:rPr>
-          <w:rPr>
-            <w:color w:val="0000EE"/>
-            <w:u w:val="single"/>
-          </w:rPr>
-          <w:t>2.1–13</w:t>
-        </w:r>
-      </w:hyperlink>
+      <w:r>
+        <w:rPr>
+          <w:lang w:val="pt_PT" w:bidi="pt_PT"/>
+        </w:rPr>
+        <w:t>2.1–13</w:t>
+      </w:r>
       <w:r>
         <w:rPr>
           <w:lang w:val="pt_PT" w:bidi="pt_PT"/>
         </w:rPr>
         <w:t xml:space="preserve">) correlacionando a misericórdia divina com a misericórdia humana (veja também </w:t>
       </w:r>
-      <w:hyperlink r:id="rId127">
-        <w:r>
-          <w:rPr>
-            <w:lang w:val="pt_PT" w:bidi="pt_PT"/>
-          </w:rPr>
-          <w:rPr>
-            <w:color w:val="0000EE"/>
-            <w:u w:val="single"/>
-          </w:rPr>
-          <w:t>Mt 6.14–15</w:t>
-        </w:r>
-      </w:hyperlink>
+      <w:r>
+        <w:rPr>
+          <w:lang w:val="pt_PT" w:bidi="pt_PT"/>
+        </w:rPr>
+        <w:t>Mt 6.14–15</w:t>
+      </w:r>
       <w:r>
         <w:rPr>
           <w:lang w:val="pt_PT" w:bidi="pt_PT"/>
         </w:rPr>
         <w:t xml:space="preserve">; </w:t>
       </w:r>
-      <w:hyperlink r:id="rId128">
-        <w:r>
-          <w:rPr>
-            <w:lang w:val="pt_PT" w:bidi="pt_PT"/>
-          </w:rPr>
-          <w:rPr>
-            <w:color w:val="0000EE"/>
-            <w:u w:val="single"/>
-          </w:rPr>
-          <w:t>Ef 4.32</w:t>
-        </w:r>
-      </w:hyperlink>
+      <w:r>
+        <w:rPr>
+          <w:lang w:val="pt_PT" w:bidi="pt_PT"/>
+        </w:rPr>
+        <w:t>Ef 4.32</w:t>
+      </w:r>
       <w:r>
         <w:rPr>
           <w:lang w:val="pt_PT" w:bidi="pt_PT"/>
@@ -4283,108 +3551,72 @@
         </w:rPr>
         <w:t xml:space="preserve">que adianta alguém dizer que tem fé: Tiago escreve para cristãos que precisam ser incentivados a produzir ações que devem surgir de uma fé genuína. Paulo faz o mesmo ponto (veja, e.g., </w:t>
       </w:r>
-      <w:hyperlink r:id="rId129">
-        <w:r>
-          <w:rPr>
-            <w:lang w:val="pt_PT" w:bidi="pt_PT"/>
-          </w:rPr>
-          <w:rPr>
-            <w:color w:val="0000EE"/>
-            <w:u w:val="single"/>
-          </w:rPr>
-          <w:t>Gl 5.6</w:t>
-        </w:r>
-      </w:hyperlink>
+      <w:r>
+        <w:rPr>
+          <w:lang w:val="pt_PT" w:bidi="pt_PT"/>
+        </w:rPr>
+        <w:t>Gl 5.6</w:t>
+      </w:r>
       <w:r>
         <w:rPr>
           <w:lang w:val="pt_PT" w:bidi="pt_PT"/>
         </w:rPr>
         <w:t>), mas muitas vezes critica as pessoas por tentarem basear seu relacionamento com Deus no que fazem (</w:t>
       </w:r>
-      <w:hyperlink r:id="rId130">
-        <w:r>
-          <w:rPr>
-            <w:lang w:val="pt_PT" w:bidi="pt_PT"/>
-          </w:rPr>
-          <w:rPr>
-            <w:color w:val="0000EE"/>
-            <w:u w:val="single"/>
-          </w:rPr>
-          <w:t>Rm 3.20</w:t>
-        </w:r>
-      </w:hyperlink>
+      <w:r>
+        <w:rPr>
+          <w:lang w:val="pt_PT" w:bidi="pt_PT"/>
+        </w:rPr>
+        <w:t>Rm 3.20</w:t>
+      </w:r>
       <w:r>
         <w:rPr>
           <w:lang w:val="pt_PT" w:bidi="pt_PT"/>
         </w:rPr>
         <w:t>,</w:t>
       </w:r>
-      <w:hyperlink r:id="rId131">
-        <w:r>
-          <w:rPr>
-            <w:lang w:val="pt_PT" w:bidi="pt_PT"/>
-          </w:rPr>
-          <w:rPr>
-            <w:color w:val="0000EE"/>
-            <w:u w:val="single"/>
-          </w:rPr>
-          <w:t>28</w:t>
-        </w:r>
-      </w:hyperlink>
+      <w:r>
+        <w:rPr>
+          <w:lang w:val="pt_PT" w:bidi="pt_PT"/>
+        </w:rPr>
+        <w:t>28</w:t>
+      </w:r>
       <w:r>
         <w:rPr>
           <w:lang w:val="pt_PT" w:bidi="pt_PT"/>
         </w:rPr>
         <w:t xml:space="preserve">; </w:t>
       </w:r>
-      <w:hyperlink r:id="rId132">
-        <w:r>
-          <w:rPr>
-            <w:lang w:val="pt_PT" w:bidi="pt_PT"/>
-          </w:rPr>
-          <w:rPr>
-            <w:color w:val="0000EE"/>
-            <w:u w:val="single"/>
-          </w:rPr>
-          <w:t>4.3–5</w:t>
-        </w:r>
-      </w:hyperlink>
+      <w:r>
+        <w:rPr>
+          <w:lang w:val="pt_PT" w:bidi="pt_PT"/>
+        </w:rPr>
+        <w:t>4.3–5</w:t>
+      </w:r>
       <w:r>
         <w:rPr>
           <w:lang w:val="pt_PT" w:bidi="pt_PT"/>
         </w:rPr>
         <w:t xml:space="preserve">; </w:t>
       </w:r>
-      <w:hyperlink r:id="rId133">
-        <w:r>
-          <w:rPr>
-            <w:lang w:val="pt_PT" w:bidi="pt_PT"/>
-          </w:rPr>
-          <w:rPr>
-            <w:color w:val="0000EE"/>
-            <w:u w:val="single"/>
-          </w:rPr>
-          <w:t>Gl 2.16</w:t>
-        </w:r>
-      </w:hyperlink>
+      <w:r>
+        <w:rPr>
+          <w:lang w:val="pt_PT" w:bidi="pt_PT"/>
+        </w:rPr>
+        <w:t>Gl 2.16</w:t>
+      </w:r>
       <w:r>
         <w:rPr>
           <w:lang w:val="pt_PT" w:bidi="pt_PT"/>
         </w:rPr>
         <w:t xml:space="preserve">; </w:t>
       </w:r>
-      <w:hyperlink r:id="rId134">
-        <w:r>
-          <w:rPr>
-            <w:lang w:val="pt_PT" w:bidi="pt_PT"/>
-          </w:rPr>
-          <w:rPr>
-            <w:color w:val="0000EE"/>
-            <w:u w:val="single"/>
-          </w:rPr>
-          <w:t>3.1–14</w:t>
-        </w:r>
-      </w:hyperlink>
+      <w:r>
+        <w:rPr>
+          <w:lang w:val="pt_PT" w:bidi="pt_PT"/>
+        </w:rPr>
+        <w:t>3.1–14</w:t>
+      </w:r>
       <w:r>
         <w:rPr>
           <w:lang w:val="pt_PT" w:bidi="pt_PT"/>
@@ -4439,36 +3671,24 @@
         </w:rPr>
         <w:t>Tiago explica por que os cristãos precisam se preocupar com o julgamento de suas ações (</w:t>
       </w:r>
-      <w:hyperlink r:id="rId135">
-        <w:r>
-          <w:rPr>
-            <w:lang w:val="pt_PT" w:bidi="pt_PT"/>
-          </w:rPr>
-          <w:rPr>
-            <w:color w:val="0000EE"/>
-            <w:u w:val="single"/>
-          </w:rPr>
-          <w:t>2.12–13</w:t>
-        </w:r>
-      </w:hyperlink>
+      <w:r>
+        <w:rPr>
+          <w:lang w:val="pt_PT" w:bidi="pt_PT"/>
+        </w:rPr>
+        <w:t>2.12–13</w:t>
+      </w:r>
       <w:r>
         <w:rPr>
           <w:lang w:val="pt_PT" w:bidi="pt_PT"/>
         </w:rPr>
         <w:t xml:space="preserve">): A fé verdadeira deve ser acompanhada por boas obras (veja </w:t>
       </w:r>
-      <w:hyperlink r:id="rId40">
-        <w:r>
-          <w:rPr>
-            <w:lang w:val="pt_PT" w:bidi="pt_PT"/>
-          </w:rPr>
-          <w:rPr>
-            <w:color w:val="0000EE"/>
-            <w:u w:val="single"/>
-          </w:rPr>
-          <w:t>1.22–25</w:t>
-        </w:r>
-      </w:hyperlink>
+      <w:r>
+        <w:rPr>
+          <w:lang w:val="pt_PT" w:bidi="pt_PT"/>
+        </w:rPr>
+        <w:t>1.22–25</w:t>
+      </w:r>
       <w:r>
         <w:rPr>
           <w:lang w:val="pt_PT" w:bidi="pt_PT"/>
@@ -4523,18 +3743,12 @@
         </w:rPr>
         <w:t xml:space="preserve">Por exemplo: Como em </w:t>
       </w:r>
-      <w:hyperlink r:id="rId136">
-        <w:r>
-          <w:rPr>
-            <w:lang w:val="pt_PT" w:bidi="pt_PT"/>
-          </w:rPr>
-          <w:rPr>
-            <w:color w:val="0000EE"/>
-            <w:u w:val="single"/>
-          </w:rPr>
-          <w:t>2.2–4</w:t>
-        </w:r>
-      </w:hyperlink>
+      <w:r>
+        <w:rPr>
+          <w:lang w:val="pt_PT" w:bidi="pt_PT"/>
+        </w:rPr>
+        <w:t>2.2–4</w:t>
+      </w:r>
       <w:r>
         <w:rPr>
           <w:lang w:val="pt_PT" w:bidi="pt_PT"/>
@@ -4601,18 +3815,12 @@
         </w:rPr>
         <w:t xml:space="preserve">), na qual ele apresenta um contra-argumento hipotético de que uma pessoa pode ter o dom da fé enquanto outra pessoa tem o dom das obras (veja </w:t>
       </w:r>
-      <w:hyperlink r:id="rId137">
-        <w:r>
-          <w:rPr>
-            <w:lang w:val="pt_PT" w:bidi="pt_PT"/>
-          </w:rPr>
-          <w:rPr>
-            <w:color w:val="0000EE"/>
-            <w:u w:val="single"/>
-          </w:rPr>
-          <w:t>1Co 12.7–9</w:t>
-        </w:r>
-      </w:hyperlink>
+      <w:r>
+        <w:rPr>
+          <w:lang w:val="pt_PT" w:bidi="pt_PT"/>
+        </w:rPr>
+        <w:t>1Co 12.7–9</w:t>
+      </w:r>
       <w:r>
         <w:rPr>
           <w:lang w:val="pt_PT" w:bidi="pt_PT"/>
@@ -4667,36 +3875,24 @@
         </w:rPr>
         <w:t xml:space="preserve">que há somente um Deus: Esta é a confissão básica da fé de Israel (veja </w:t>
       </w:r>
-      <w:hyperlink r:id="rId138">
-        <w:r>
-          <w:rPr>
-            <w:lang w:val="pt_PT" w:bidi="pt_PT"/>
-          </w:rPr>
-          <w:rPr>
-            <w:color w:val="0000EE"/>
-            <w:u w:val="single"/>
-          </w:rPr>
-          <w:t>Dt 6.4</w:t>
-        </w:r>
-      </w:hyperlink>
+      <w:r>
+        <w:rPr>
+          <w:lang w:val="pt_PT" w:bidi="pt_PT"/>
+        </w:rPr>
+        <w:t>Dt 6.4</w:t>
+      </w:r>
       <w:r>
         <w:rPr>
           <w:lang w:val="pt_PT" w:bidi="pt_PT"/>
         </w:rPr>
         <w:t>). • os demônios também creem: Eles sabem que há um só Deus, e ele é o inimigo deles (</w:t>
       </w:r>
-      <w:hyperlink r:id="rId139">
-        <w:r>
-          <w:rPr>
-            <w:lang w:val="pt_PT" w:bidi="pt_PT"/>
-          </w:rPr>
-          <w:rPr>
-            <w:color w:val="0000EE"/>
-            <w:u w:val="single"/>
-          </w:rPr>
-          <w:t>Mc 1.24</w:t>
-        </w:r>
-      </w:hyperlink>
+      <w:r>
+        <w:rPr>
+          <w:lang w:val="pt_PT" w:bidi="pt_PT"/>
+        </w:rPr>
+        <w:t>Mc 1.24</w:t>
+      </w:r>
       <w:r>
         <w:rPr>
           <w:lang w:val="pt_PT" w:bidi="pt_PT"/>
@@ -4799,54 +3995,36 @@
         </w:rPr>
         <w:t xml:space="preserve">Este versículo esclarece </w:t>
       </w:r>
-      <w:hyperlink r:id="rId140">
-        <w:r>
-          <w:rPr>
-            <w:lang w:val="pt_PT" w:bidi="pt_PT"/>
-          </w:rPr>
-          <w:rPr>
-            <w:color w:val="0000EE"/>
-            <w:u w:val="single"/>
-          </w:rPr>
-          <w:t>2.21</w:t>
-        </w:r>
-      </w:hyperlink>
+      <w:r>
+        <w:rPr>
+          <w:lang w:val="pt_PT" w:bidi="pt_PT"/>
+        </w:rPr>
+        <w:t>2.21</w:t>
+      </w:r>
       <w:r>
         <w:rPr>
           <w:lang w:val="pt_PT" w:bidi="pt_PT"/>
         </w:rPr>
         <w:t xml:space="preserve"> para evitar interpretações errôneas: Abraão não foi justificado apenas por suas ações; ao contrário, sua fé e suas ações atuaram em conjunto. Isso descreve toda a extensão da resposta fiel de Abraão a Deus ao longo de sua vida (veja </w:t>
       </w:r>
-      <w:hyperlink r:id="rId141">
-        <w:r>
-          <w:rPr>
-            <w:lang w:val="pt_PT" w:bidi="pt_PT"/>
-          </w:rPr>
-          <w:rPr>
-            <w:color w:val="0000EE"/>
-            <w:u w:val="single"/>
-          </w:rPr>
-          <w:t>Gn 12.1–4</w:t>
-        </w:r>
-      </w:hyperlink>
+      <w:r>
+        <w:rPr>
+          <w:lang w:val="pt_PT" w:bidi="pt_PT"/>
+        </w:rPr>
+        <w:t>Gn 12.1–4</w:t>
+      </w:r>
       <w:r>
         <w:rPr>
           <w:lang w:val="pt_PT" w:bidi="pt_PT"/>
         </w:rPr>
         <w:t xml:space="preserve">; </w:t>
       </w:r>
-      <w:hyperlink r:id="rId142">
-        <w:r>
-          <w:rPr>
-            <w:lang w:val="pt_PT" w:bidi="pt_PT"/>
-          </w:rPr>
-          <w:rPr>
-            <w:color w:val="0000EE"/>
-            <w:u w:val="single"/>
-          </w:rPr>
-          <w:t>18.1–27</w:t>
-        </w:r>
-      </w:hyperlink>
+      <w:r>
+        <w:rPr>
+          <w:lang w:val="pt_PT" w:bidi="pt_PT"/>
+        </w:rPr>
+        <w:t>18.1–27</w:t>
+      </w:r>
       <w:r>
         <w:rPr>
           <w:lang w:val="pt_PT" w:bidi="pt_PT"/>
@@ -4914,90 +4092,60 @@
         </w:rPr>
         <w:t>): Tiago viu a oferta de Isaque (</w:t>
       </w:r>
-      <w:hyperlink r:id="rId143">
-        <w:r>
-          <w:rPr>
-            <w:lang w:val="pt_PT" w:bidi="pt_PT"/>
-          </w:rPr>
-          <w:rPr>
-            <w:color w:val="0000EE"/>
-            <w:u w:val="single"/>
-          </w:rPr>
-          <w:t>Gn 22</w:t>
-        </w:r>
-      </w:hyperlink>
+      <w:r>
+        <w:rPr>
+          <w:lang w:val="pt_PT" w:bidi="pt_PT"/>
+        </w:rPr>
+        <w:t>Gn 22</w:t>
+      </w:r>
       <w:r>
         <w:rPr>
           <w:lang w:val="pt_PT" w:bidi="pt_PT"/>
         </w:rPr>
         <w:t xml:space="preserve">) como o cumprimento da promessa de fé de Abraão e a declaração de Deus sobre a justiça de Abraão (citado de </w:t>
       </w:r>
-      <w:hyperlink r:id="rId144">
-        <w:r>
-          <w:rPr>
-            <w:lang w:val="pt_PT" w:bidi="pt_PT"/>
-          </w:rPr>
-          <w:rPr>
-            <w:color w:val="0000EE"/>
-            <w:u w:val="single"/>
-          </w:rPr>
-          <w:t>Gn 15.6</w:t>
-        </w:r>
-      </w:hyperlink>
+      <w:r>
+        <w:rPr>
+          <w:lang w:val="pt_PT" w:bidi="pt_PT"/>
+        </w:rPr>
+        <w:t>Gn 15.6</w:t>
+      </w:r>
       <w:r>
         <w:rPr>
           <w:lang w:val="pt_PT" w:bidi="pt_PT"/>
         </w:rPr>
         <w:t>). • E Abraão foi chamado de "amigo de Deus": Tiago enfatiza a natureza da fé como um relacionamento de lealdade indivisa (</w:t>
       </w:r>
-      <w:hyperlink r:id="rId46">
-        <w:r>
-          <w:rPr>
-            <w:lang w:val="pt_PT" w:bidi="pt_PT"/>
-          </w:rPr>
-          <w:rPr>
-            <w:color w:val="0000EE"/>
-            <w:u w:val="single"/>
-          </w:rPr>
-          <w:t>Tg 1.5–8</w:t>
-        </w:r>
-      </w:hyperlink>
+      <w:r>
+        <w:rPr>
+          <w:lang w:val="pt_PT" w:bidi="pt_PT"/>
+        </w:rPr>
+        <w:t>Tg 1.5–8</w:t>
+      </w:r>
       <w:r>
         <w:rPr>
           <w:lang w:val="pt_PT" w:bidi="pt_PT"/>
         </w:rPr>
         <w:t xml:space="preserve">; </w:t>
       </w:r>
-      <w:hyperlink r:id="rId89">
-        <w:r>
-          <w:rPr>
-            <w:lang w:val="pt_PT" w:bidi="pt_PT"/>
-          </w:rPr>
-          <w:rPr>
-            <w:color w:val="0000EE"/>
-            <w:u w:val="single"/>
-          </w:rPr>
-          <w:t>4.4</w:t>
-        </w:r>
-      </w:hyperlink>
+      <w:r>
+        <w:rPr>
+          <w:lang w:val="pt_PT" w:bidi="pt_PT"/>
+        </w:rPr>
+        <w:t>4.4</w:t>
+      </w:r>
       <w:r>
         <w:rPr>
           <w:lang w:val="pt_PT" w:bidi="pt_PT"/>
         </w:rPr>
         <w:t xml:space="preserve">; </w:t>
       </w:r>
-      <w:hyperlink r:id="rId145">
-        <w:r>
-          <w:rPr>
-            <w:lang w:val="pt_PT" w:bidi="pt_PT"/>
-          </w:rPr>
-          <w:rPr>
-            <w:color w:val="0000EE"/>
-            <w:u w:val="single"/>
-          </w:rPr>
-          <w:t>Jo 15.15</w:t>
-        </w:r>
-      </w:hyperlink>
+      <w:r>
+        <w:rPr>
+          <w:lang w:val="pt_PT" w:bidi="pt_PT"/>
+        </w:rPr>
+        <w:t>Jo 15.15</w:t>
+      </w:r>
       <w:r>
         <w:rPr>
           <w:lang w:val="pt_PT" w:bidi="pt_PT"/>
@@ -5052,126 +4200,84 @@
         </w:rPr>
         <w:t>não somente pela fé: Ou seja, não como o Demônio que apenas acredita que algo é verdade (</w:t>
       </w:r>
-      <w:hyperlink r:id="rId146">
-        <w:r>
-          <w:rPr>
-            <w:lang w:val="pt_PT" w:bidi="pt_PT"/>
-          </w:rPr>
-          <w:rPr>
-            <w:color w:val="0000EE"/>
-            <w:u w:val="single"/>
-          </w:rPr>
-          <w:t>2.19</w:t>
-        </w:r>
-      </w:hyperlink>
+      <w:r>
+        <w:rPr>
+          <w:lang w:val="pt_PT" w:bidi="pt_PT"/>
+        </w:rPr>
+        <w:t>2.19</w:t>
+      </w:r>
       <w:r>
         <w:rPr>
           <w:lang w:val="pt_PT" w:bidi="pt_PT"/>
         </w:rPr>
         <w:t>), mas por uma crença que resulta em atos generosos como os do próprio Deus (</w:t>
       </w:r>
-      <w:hyperlink r:id="rId147">
-        <w:r>
-          <w:rPr>
-            <w:lang w:val="pt_PT" w:bidi="pt_PT"/>
-          </w:rPr>
-          <w:rPr>
-            <w:color w:val="0000EE"/>
-            <w:u w:val="single"/>
-          </w:rPr>
-          <w:t>1.17</w:t>
-        </w:r>
-      </w:hyperlink>
+      <w:r>
+        <w:rPr>
+          <w:lang w:val="pt_PT" w:bidi="pt_PT"/>
+        </w:rPr>
+        <w:t>1.17</w:t>
+      </w:r>
       <w:r>
         <w:rPr>
           <w:lang w:val="pt_PT" w:bidi="pt_PT"/>
         </w:rPr>
         <w:t>). Embora alguns tenham pensado que esse ensinamento contradiz o que Paulo ensinou, não é o caso. Paulo não fala contra as boas obras em si, mas sobre tentar receber o perdão dos pecados através das boas obras (</w:t>
       </w:r>
-      <w:hyperlink r:id="rId131">
-        <w:r>
-          <w:rPr>
-            <w:lang w:val="pt_PT" w:bidi="pt_PT"/>
-          </w:rPr>
-          <w:rPr>
-            <w:color w:val="0000EE"/>
-            <w:u w:val="single"/>
-          </w:rPr>
-          <w:t>Rm 3.28</w:t>
-        </w:r>
-      </w:hyperlink>
+      <w:r>
+        <w:rPr>
+          <w:lang w:val="pt_PT" w:bidi="pt_PT"/>
+        </w:rPr>
+        <w:t>Rm 3.28</w:t>
+      </w:r>
       <w:r>
         <w:rPr>
           <w:lang w:val="pt_PT" w:bidi="pt_PT"/>
         </w:rPr>
         <w:t xml:space="preserve">; </w:t>
       </w:r>
-      <w:hyperlink r:id="rId133">
-        <w:r>
-          <w:rPr>
-            <w:lang w:val="pt_PT" w:bidi="pt_PT"/>
-          </w:rPr>
-          <w:rPr>
-            <w:color w:val="0000EE"/>
-            <w:u w:val="single"/>
-          </w:rPr>
-          <w:t>Gl 2.16</w:t>
-        </w:r>
-      </w:hyperlink>
+      <w:r>
+        <w:rPr>
+          <w:lang w:val="pt_PT" w:bidi="pt_PT"/>
+        </w:rPr>
+        <w:t>Gl 2.16</w:t>
+      </w:r>
       <w:r>
         <w:rPr>
           <w:lang w:val="pt_PT" w:bidi="pt_PT"/>
         </w:rPr>
         <w:t>). Assim como Paulo entende que o amor e a generosidade necessariamente surgem de uma fé verdadeira (</w:t>
       </w:r>
-      <w:hyperlink r:id="rId129">
-        <w:r>
-          <w:rPr>
-            <w:lang w:val="pt_PT" w:bidi="pt_PT"/>
-          </w:rPr>
-          <w:rPr>
-            <w:color w:val="0000EE"/>
-            <w:u w:val="single"/>
-          </w:rPr>
-          <w:t>Gl 5.6</w:t>
-        </w:r>
-      </w:hyperlink>
+      <w:r>
+        <w:rPr>
+          <w:lang w:val="pt_PT" w:bidi="pt_PT"/>
+        </w:rPr>
+        <w:t>Gl 5.6</w:t>
+      </w:r>
       <w:r>
         <w:rPr>
           <w:lang w:val="pt_PT" w:bidi="pt_PT"/>
         </w:rPr>
         <w:t>), Tiago também sabe que as boas obras só podem resultar de uma fé autêntica que resulta em um compromisso com Deus (</w:t>
       </w:r>
-      <w:hyperlink r:id="rId51">
-        <w:r>
-          <w:rPr>
-            <w:lang w:val="pt_PT" w:bidi="pt_PT"/>
-          </w:rPr>
-          <w:rPr>
-            <w:color w:val="0000EE"/>
-            <w:u w:val="single"/>
-          </w:rPr>
-          <w:t>Jo 2.18</w:t>
-        </w:r>
-      </w:hyperlink>
+      <w:r>
+        <w:rPr>
+          <w:lang w:val="pt_PT" w:bidi="pt_PT"/>
+        </w:rPr>
+        <w:t>Jo 2.18</w:t>
+      </w:r>
       <w:r>
         <w:rPr>
           <w:lang w:val="pt_PT" w:bidi="pt_PT"/>
         </w:rPr>
         <w:t xml:space="preserve">, </w:t>
       </w:r>
-      <w:hyperlink r:id="rId148">
-        <w:r>
-          <w:rPr>
-            <w:lang w:val="pt_PT" w:bidi="pt_PT"/>
-          </w:rPr>
-          <w:rPr>
-            <w:color w:val="0000EE"/>
-            <w:u w:val="single"/>
-          </w:rPr>
-          <w:t>26</w:t>
-        </w:r>
-      </w:hyperlink>
+      <w:r>
+        <w:rPr>
+          <w:lang w:val="pt_PT" w:bidi="pt_PT"/>
+        </w:rPr>
+        <w:t>26</w:t>
+      </w:r>
       <w:r>
         <w:rPr>
           <w:lang w:val="pt_PT" w:bidi="pt_PT"/>
@@ -5226,90 +4332,60 @@
         </w:rPr>
         <w:t xml:space="preserve">Tiago apresenta Raabe, a prostituta (veja </w:t>
       </w:r>
-      <w:hyperlink r:id="rId149">
-        <w:r>
-          <w:rPr>
-            <w:lang w:val="pt_PT" w:bidi="pt_PT"/>
-          </w:rPr>
-          <w:rPr>
-            <w:color w:val="0000EE"/>
-            <w:u w:val="single"/>
-          </w:rPr>
-          <w:t>Js 2.1</w:t>
-        </w:r>
-      </w:hyperlink>
+      <w:r>
+        <w:rPr>
+          <w:lang w:val="pt_PT" w:bidi="pt_PT"/>
+        </w:rPr>
+        <w:t>Js 2.1</w:t>
+      </w:r>
       <w:r>
         <w:rPr>
           <w:lang w:val="pt_PT" w:bidi="pt_PT"/>
         </w:rPr>
         <w:t>), como seu segundo exemplo de como as boas obras devem acompanhar a fé genuína. Ela declarou sua crença de que o Senhor Deus de Israel era o único Deus (</w:t>
       </w:r>
-      <w:hyperlink r:id="rId150">
-        <w:r>
-          <w:rPr>
-            <w:lang w:val="pt_PT" w:bidi="pt_PT"/>
-          </w:rPr>
-          <w:rPr>
-            <w:color w:val="0000EE"/>
-            <w:u w:val="single"/>
-          </w:rPr>
-          <w:t>Js 2.9–11</w:t>
-        </w:r>
-      </w:hyperlink>
+      <w:r>
+        <w:rPr>
+          <w:lang w:val="pt_PT" w:bidi="pt_PT"/>
+        </w:rPr>
+        <w:t>Js 2.9–11</w:t>
+      </w:r>
       <w:r>
         <w:rPr>
           <w:lang w:val="pt_PT" w:bidi="pt_PT"/>
         </w:rPr>
         <w:t>), e sua fé foi aperfeiçoada por suas ações quando ela ofereceu hospitalidade e um meio de fuga aos espiões israelitas (</w:t>
       </w:r>
-      <w:hyperlink r:id="rId151">
-        <w:r>
-          <w:rPr>
-            <w:lang w:val="pt_PT" w:bidi="pt_PT"/>
-          </w:rPr>
-          <w:rPr>
-            <w:color w:val="0000EE"/>
-            <w:u w:val="single"/>
-          </w:rPr>
-          <w:t>Js 2.1–6</w:t>
-        </w:r>
-      </w:hyperlink>
+      <w:r>
+        <w:rPr>
+          <w:lang w:val="pt_PT" w:bidi="pt_PT"/>
+        </w:rPr>
+        <w:t>Js 2.1–6</w:t>
+      </w:r>
       <w:r>
         <w:rPr>
           <w:lang w:val="pt_PT" w:bidi="pt_PT"/>
         </w:rPr>
         <w:t xml:space="preserve">; </w:t>
       </w:r>
-      <w:hyperlink r:id="rId152">
-        <w:r>
-          <w:rPr>
-            <w:lang w:val="pt_PT" w:bidi="pt_PT"/>
-          </w:rPr>
-          <w:rPr>
-            <w:color w:val="0000EE"/>
-            <w:u w:val="single"/>
-          </w:rPr>
-          <w:t>6.25</w:t>
-        </w:r>
-      </w:hyperlink>
+      <w:r>
+        <w:rPr>
+          <w:lang w:val="pt_PT" w:bidi="pt_PT"/>
+        </w:rPr>
+        <w:t>6.25</w:t>
+      </w:r>
       <w:r>
         <w:rPr>
           <w:lang w:val="pt_PT" w:bidi="pt_PT"/>
         </w:rPr>
         <w:t xml:space="preserve">; </w:t>
       </w:r>
-      <w:hyperlink r:id="rId153">
-        <w:r>
-          <w:rPr>
-            <w:lang w:val="pt_PT" w:bidi="pt_PT"/>
-          </w:rPr>
-          <w:rPr>
-            <w:color w:val="0000EE"/>
-            <w:u w:val="single"/>
-          </w:rPr>
-          <w:t>Hb 11.31</w:t>
-        </w:r>
-      </w:hyperlink>
+      <w:r>
+        <w:rPr>
+          <w:lang w:val="pt_PT" w:bidi="pt_PT"/>
+        </w:rPr>
+        <w:t>Hb 11.31</w:t>
+      </w:r>
       <w:r>
         <w:rPr>
           <w:lang w:val="pt_PT" w:bidi="pt_PT"/>
@@ -5364,18 +4440,12 @@
         </w:rPr>
         <w:t>Boas obras são tão necessárias à fé quanto a respiração é para um corpo físico (</w:t>
       </w:r>
-      <w:hyperlink r:id="rId71">
-        <w:r>
-          <w:rPr>
-            <w:lang w:val="pt_PT" w:bidi="pt_PT"/>
-          </w:rPr>
-          <w:rPr>
-            <w:color w:val="0000EE"/>
-            <w:u w:val="single"/>
-          </w:rPr>
-          <w:t>Gn 2.7</w:t>
-        </w:r>
-      </w:hyperlink>
+      <w:r>
+        <w:rPr>
+          <w:lang w:val="pt_PT" w:bidi="pt_PT"/>
+        </w:rPr>
+        <w:t>Gn 2.7</w:t>
+      </w:r>
       <w:r>
         <w:rPr>
           <w:lang w:val="pt_PT" w:bidi="pt_PT"/>
@@ -5430,90 +4500,60 @@
         </w:rPr>
         <w:t>Tornar-se mestres era uma maneira de melhorar o status social na igreja primitiva (</w:t>
       </w:r>
-      <w:hyperlink r:id="rId154">
-        <w:r>
-          <w:rPr>
-            <w:lang w:val="pt_PT" w:bidi="pt_PT"/>
-          </w:rPr>
-          <w:rPr>
-            <w:color w:val="0000EE"/>
-            <w:u w:val="single"/>
-          </w:rPr>
-          <w:t>1Co 12.28</w:t>
-        </w:r>
-      </w:hyperlink>
+      <w:r>
+        <w:rPr>
+          <w:lang w:val="pt_PT" w:bidi="pt_PT"/>
+        </w:rPr>
+        <w:t>1Co 12.28</w:t>
+      </w:r>
       <w:r>
         <w:rPr>
           <w:lang w:val="pt_PT" w:bidi="pt_PT"/>
         </w:rPr>
         <w:t xml:space="preserve">; </w:t>
       </w:r>
-      <w:hyperlink r:id="rId155">
-        <w:r>
-          <w:rPr>
-            <w:lang w:val="pt_PT" w:bidi="pt_PT"/>
-          </w:rPr>
-          <w:rPr>
-            <w:color w:val="0000EE"/>
-            <w:u w:val="single"/>
-          </w:rPr>
-          <w:t>Ef 4.11</w:t>
-        </w:r>
-      </w:hyperlink>
+      <w:r>
+        <w:rPr>
+          <w:lang w:val="pt_PT" w:bidi="pt_PT"/>
+        </w:rPr>
+        <w:t>Ef 4.11</w:t>
+      </w:r>
       <w:r>
         <w:rPr>
           <w:lang w:val="pt_PT" w:bidi="pt_PT"/>
         </w:rPr>
         <w:t xml:space="preserve">; </w:t>
       </w:r>
-      <w:hyperlink r:id="rId156">
-        <w:r>
-          <w:rPr>
-            <w:lang w:val="pt_PT" w:bidi="pt_PT"/>
-          </w:rPr>
-          <w:rPr>
-            <w:color w:val="0000EE"/>
-            <w:u w:val="single"/>
-          </w:rPr>
-          <w:t>1Tm 5.17</w:t>
-        </w:r>
-      </w:hyperlink>
+      <w:r>
+        <w:rPr>
+          <w:lang w:val="pt_PT" w:bidi="pt_PT"/>
+        </w:rPr>
+        <w:t>1Tm 5.17</w:t>
+      </w:r>
       <w:r>
         <w:rPr>
           <w:lang w:val="pt_PT" w:bidi="pt_PT"/>
         </w:rPr>
         <w:t xml:space="preserve">; cp. </w:t>
       </w:r>
-      <w:hyperlink r:id="rId157">
-        <w:r>
-          <w:rPr>
-            <w:lang w:val="pt_PT" w:bidi="pt_PT"/>
-          </w:rPr>
-          <w:rPr>
-            <w:color w:val="0000EE"/>
-            <w:u w:val="single"/>
-          </w:rPr>
-          <w:t>At 5.34</w:t>
-        </w:r>
-      </w:hyperlink>
+      <w:r>
+        <w:rPr>
+          <w:lang w:val="pt_PT" w:bidi="pt_PT"/>
+        </w:rPr>
+        <w:t>At 5.34</w:t>
+      </w:r>
       <w:r>
         <w:rPr>
           <w:lang w:val="pt_PT" w:bidi="pt_PT"/>
         </w:rPr>
         <w:t>). Tal honra compensaria a vergonha imposta aos cristãos como indivíduos que não pertencem à cultura ou sociedade (</w:t>
       </w:r>
-      <w:hyperlink r:id="rId158">
-        <w:r>
-          <w:rPr>
-            <w:lang w:val="pt_PT" w:bidi="pt_PT"/>
-          </w:rPr>
-          <w:rPr>
-            <w:color w:val="0000EE"/>
-            <w:u w:val="single"/>
-          </w:rPr>
-          <w:t>Tg 2.6–7</w:t>
-        </w:r>
-      </w:hyperlink>
+      <w:r>
+        <w:rPr>
+          <w:lang w:val="pt_PT" w:bidi="pt_PT"/>
+        </w:rPr>
+        <w:t>Tg 2.6–7</w:t>
+      </w:r>
       <w:r>
         <w:rPr>
           <w:lang w:val="pt_PT" w:bidi="pt_PT"/>
@@ -5568,54 +4608,36 @@
         </w:rPr>
         <w:t>Todos nós: A principal preocupação de Tiago é com a fala dos membros da igreja, pois eles influenciam os relacionamentos interpessoais (</w:t>
       </w:r>
-      <w:hyperlink r:id="rId159">
-        <w:r>
-          <w:rPr>
-            <w:lang w:val="pt_PT" w:bidi="pt_PT"/>
-          </w:rPr>
-          <w:rPr>
-            <w:color w:val="0000EE"/>
-            <w:u w:val="single"/>
-          </w:rPr>
-          <w:t>3.9–10</w:t>
-        </w:r>
-      </w:hyperlink>
+      <w:r>
+        <w:rPr>
+          <w:lang w:val="pt_PT" w:bidi="pt_PT"/>
+        </w:rPr>
+        <w:t>3.9–10</w:t>
+      </w:r>
       <w:r>
         <w:rPr>
           <w:lang w:val="pt_PT" w:bidi="pt_PT"/>
         </w:rPr>
         <w:t>,</w:t>
       </w:r>
-      <w:hyperlink r:id="rId29">
-        <w:r>
-          <w:rPr>
-            <w:lang w:val="pt_PT" w:bidi="pt_PT"/>
-          </w:rPr>
-          <w:rPr>
-            <w:color w:val="0000EE"/>
-            <w:u w:val="single"/>
-          </w:rPr>
-          <w:t>14</w:t>
-        </w:r>
-      </w:hyperlink>
+      <w:r>
+        <w:rPr>
+          <w:lang w:val="pt_PT" w:bidi="pt_PT"/>
+        </w:rPr>
+        <w:t>14</w:t>
+      </w:r>
       <w:r>
         <w:rPr>
           <w:lang w:val="pt_PT" w:bidi="pt_PT"/>
         </w:rPr>
         <w:t xml:space="preserve">; </w:t>
       </w:r>
-      <w:hyperlink r:id="rId160">
-        <w:r>
-          <w:rPr>
-            <w:lang w:val="pt_PT" w:bidi="pt_PT"/>
-          </w:rPr>
-          <w:rPr>
-            <w:color w:val="0000EE"/>
-            <w:u w:val="single"/>
-          </w:rPr>
-          <w:t>4.1–3</w:t>
-        </w:r>
-      </w:hyperlink>
+      <w:r>
+        <w:rPr>
+          <w:lang w:val="pt_PT" w:bidi="pt_PT"/>
+        </w:rPr>
+        <w:t>4.1–3</w:t>
+      </w:r>
       <w:r>
         <w:rPr>
           <w:lang w:val="pt_PT" w:bidi="pt_PT"/>
@@ -5670,36 +4692,24 @@
         </w:rPr>
         <w:t>É um mundo de maldade: A língua atua como um agente de todo o mundo injusto oposto a Deus (</w:t>
       </w:r>
-      <w:hyperlink r:id="rId161">
-        <w:r>
-          <w:rPr>
-            <w:lang w:val="pt_PT" w:bidi="pt_PT"/>
-          </w:rPr>
-          <w:rPr>
-            <w:color w:val="0000EE"/>
-            <w:u w:val="single"/>
-          </w:rPr>
-          <w:t>1.27</w:t>
-        </w:r>
-      </w:hyperlink>
+      <w:r>
+        <w:rPr>
+          <w:lang w:val="pt_PT" w:bidi="pt_PT"/>
+        </w:rPr>
+        <w:t>1.27</w:t>
+      </w:r>
       <w:r>
         <w:rPr>
           <w:lang w:val="pt_PT" w:bidi="pt_PT"/>
         </w:rPr>
         <w:t xml:space="preserve">; </w:t>
       </w:r>
-      <w:hyperlink r:id="rId89">
-        <w:r>
-          <w:rPr>
-            <w:lang w:val="pt_PT" w:bidi="pt_PT"/>
-          </w:rPr>
-          <w:rPr>
-            <w:color w:val="0000EE"/>
-            <w:u w:val="single"/>
-          </w:rPr>
-          <w:t>4.4</w:t>
-        </w:r>
-      </w:hyperlink>
+      <w:r>
+        <w:rPr>
+          <w:lang w:val="pt_PT" w:bidi="pt_PT"/>
+        </w:rPr>
+        <w:t>4.4</w:t>
+      </w:r>
       <w:r>
         <w:rPr>
           <w:lang w:val="pt_PT" w:bidi="pt_PT"/>
@@ -5719,48 +4729,30 @@
         </w:rPr>
         <w:t xml:space="preserve"> o lugar de punição eterna (</w:t>
       </w:r>
-      <w:hyperlink r:id="rId162">
-        <w:r>
-          <w:rPr>
-            <w:lang w:val="pt_PT" w:bidi="pt_PT"/>
-          </w:rPr>
-          <w:rPr>
-            <w:color w:val="0000EE"/>
-            <w:u w:val="single"/>
-          </w:rPr>
-          <w:t>Mt 5.22,</w:t>
-        </w:r>
-      </w:hyperlink>
-      <w:hyperlink r:id="rId163">
-        <w:r>
-          <w:rPr>
-            <w:lang w:val="pt_PT" w:bidi="pt_PT"/>
-          </w:rPr>
-          <w:rPr>
-            <w:color w:val="0000EE"/>
-            <w:u w:val="single"/>
-          </w:rPr>
-          <w:t>30</w:t>
-        </w:r>
-      </w:hyperlink>
+      <w:r>
+        <w:rPr>
+          <w:lang w:val="pt_PT" w:bidi="pt_PT"/>
+        </w:rPr>
+        <w:t>Mt 5.22,</w:t>
+      </w:r>
+      <w:r>
+        <w:rPr>
+          <w:lang w:val="pt_PT" w:bidi="pt_PT"/>
+        </w:rPr>
+        <w:t>30</w:t>
+      </w:r>
       <w:r>
         <w:rPr>
           <w:lang w:val="pt_PT" w:bidi="pt_PT"/>
         </w:rPr>
         <w:t xml:space="preserve">; </w:t>
       </w:r>
-      <w:hyperlink r:id="rId164">
-        <w:r>
-          <w:rPr>
-            <w:lang w:val="pt_PT" w:bidi="pt_PT"/>
-          </w:rPr>
-          <w:rPr>
-            <w:color w:val="0000EE"/>
-            <w:u w:val="single"/>
-          </w:rPr>
-          <w:t>23.15</w:t>
-        </w:r>
-      </w:hyperlink>
+      <w:r>
+        <w:rPr>
+          <w:lang w:val="pt_PT" w:bidi="pt_PT"/>
+        </w:rPr>
+        <w:t>23.15</w:t>
+      </w:r>
       <w:r>
         <w:rPr>
           <w:lang w:val="pt_PT" w:bidi="pt_PT"/>
@@ -5780,90 +4772,60 @@
         </w:rPr>
         <w:t xml:space="preserve"> a morada dos mortos (</w:t>
       </w:r>
-      <w:hyperlink r:id="rId165">
-        <w:r>
-          <w:rPr>
-            <w:lang w:val="pt_PT" w:bidi="pt_PT"/>
-          </w:rPr>
-          <w:rPr>
-            <w:color w:val="0000EE"/>
-            <w:u w:val="single"/>
-          </w:rPr>
-          <w:t>Lc 16.23</w:t>
-        </w:r>
-      </w:hyperlink>
+      <w:r>
+        <w:rPr>
+          <w:lang w:val="pt_PT" w:bidi="pt_PT"/>
+        </w:rPr>
+        <w:t>Lc 16.23</w:t>
+      </w:r>
       <w:r>
         <w:rPr>
           <w:lang w:val="pt_PT" w:bidi="pt_PT"/>
         </w:rPr>
         <w:t xml:space="preserve">; </w:t>
       </w:r>
-      <w:hyperlink r:id="rId166">
-        <w:r>
-          <w:rPr>
-            <w:lang w:val="pt_PT" w:bidi="pt_PT"/>
-          </w:rPr>
-          <w:rPr>
-            <w:color w:val="0000EE"/>
-            <w:u w:val="single"/>
-          </w:rPr>
-          <w:t>At 2.31</w:t>
-        </w:r>
-      </w:hyperlink>
+      <w:r>
+        <w:rPr>
+          <w:lang w:val="pt_PT" w:bidi="pt_PT"/>
+        </w:rPr>
+        <w:t>At 2.31</w:t>
+      </w:r>
       <w:r>
         <w:rPr>
           <w:lang w:val="pt_PT" w:bidi="pt_PT"/>
         </w:rPr>
         <w:t>). A referência ao inferno é uma alusão ao diabo (</w:t>
       </w:r>
-      <w:hyperlink r:id="rId167">
-        <w:r>
-          <w:rPr>
-            <w:lang w:val="pt_PT" w:bidi="pt_PT"/>
-          </w:rPr>
-          <w:rPr>
-            <w:color w:val="0000EE"/>
-            <w:u w:val="single"/>
-          </w:rPr>
-          <w:t>Tg 4.7</w:t>
-        </w:r>
-      </w:hyperlink>
+      <w:r>
+        <w:rPr>
+          <w:lang w:val="pt_PT" w:bidi="pt_PT"/>
+        </w:rPr>
+        <w:t>Tg 4.7</w:t>
+      </w:r>
       <w:r>
         <w:rPr>
           <w:lang w:val="pt_PT" w:bidi="pt_PT"/>
         </w:rPr>
         <w:t xml:space="preserve">; </w:t>
       </w:r>
-      <w:hyperlink r:id="rId162">
-        <w:r>
-          <w:rPr>
-            <w:lang w:val="pt_PT" w:bidi="pt_PT"/>
-          </w:rPr>
-          <w:rPr>
-            <w:color w:val="0000EE"/>
-            <w:u w:val="single"/>
-          </w:rPr>
-          <w:t>Mt 5.22</w:t>
-        </w:r>
-      </w:hyperlink>
+      <w:r>
+        <w:rPr>
+          <w:lang w:val="pt_PT" w:bidi="pt_PT"/>
+        </w:rPr>
+        <w:t>Mt 5.22</w:t>
+      </w:r>
       <w:r>
         <w:rPr>
           <w:lang w:val="pt_PT" w:bidi="pt_PT"/>
         </w:rPr>
         <w:t xml:space="preserve">; </w:t>
       </w:r>
-      <w:hyperlink r:id="rId168">
-        <w:r>
-          <w:rPr>
-            <w:lang w:val="pt_PT" w:bidi="pt_PT"/>
-          </w:rPr>
-          <w:rPr>
-            <w:color w:val="0000EE"/>
-            <w:u w:val="single"/>
-          </w:rPr>
-          <w:t>Jo 8.44</w:t>
-        </w:r>
-      </w:hyperlink>
+      <w:r>
+        <w:rPr>
+          <w:lang w:val="pt_PT" w:bidi="pt_PT"/>
+        </w:rPr>
+        <w:t>Jo 8.44</w:t>
+      </w:r>
       <w:r>
         <w:rPr>
           <w:lang w:val="pt_PT" w:bidi="pt_PT"/>
@@ -5918,54 +4880,36 @@
         </w:rPr>
         <w:t>Ninguém ainda foi capaz de dominar a língua: A língua tem uma capacidade surpreendente para causar o mal. Se seu mal é motivado pelo inferno (</w:t>
       </w:r>
-      <w:hyperlink r:id="rId169">
-        <w:r>
-          <w:rPr>
-            <w:lang w:val="pt_PT" w:bidi="pt_PT"/>
-          </w:rPr>
-          <w:rPr>
-            <w:color w:val="0000EE"/>
-            <w:u w:val="single"/>
-          </w:rPr>
-          <w:t>3.6</w:t>
-        </w:r>
-      </w:hyperlink>
+      <w:r>
+        <w:rPr>
+          <w:lang w:val="pt_PT" w:bidi="pt_PT"/>
+        </w:rPr>
+        <w:t>3.6</w:t>
+      </w:r>
       <w:r>
         <w:rPr>
           <w:lang w:val="pt_PT" w:bidi="pt_PT"/>
         </w:rPr>
         <w:t>), certamente não pode ser domada apenas pelo esforço humano. • cheia de veneno mortal: Isso pode aludir à serpente no Jardim do Éden (</w:t>
       </w:r>
-      <w:hyperlink r:id="rId170">
-        <w:r>
-          <w:rPr>
-            <w:lang w:val="pt_PT" w:bidi="pt_PT"/>
-          </w:rPr>
-          <w:rPr>
-            <w:color w:val="0000EE"/>
-            <w:u w:val="single"/>
-          </w:rPr>
-          <w:t>Gn 3.1</w:t>
-        </w:r>
-      </w:hyperlink>
+      <w:r>
+        <w:rPr>
+          <w:lang w:val="pt_PT" w:bidi="pt_PT"/>
+        </w:rPr>
+        <w:t>Gn 3.1</w:t>
+      </w:r>
       <w:r>
         <w:rPr>
           <w:lang w:val="pt_PT" w:bidi="pt_PT"/>
         </w:rPr>
         <w:t>), que é identificada com o diabo (</w:t>
       </w:r>
-      <w:hyperlink r:id="rId171">
-        <w:r>
-          <w:rPr>
-            <w:lang w:val="pt_PT" w:bidi="pt_PT"/>
-          </w:rPr>
-          <w:rPr>
-            <w:color w:val="0000EE"/>
-            <w:u w:val="single"/>
-          </w:rPr>
-          <w:t>Ap 20.2</w:t>
-        </w:r>
-      </w:hyperlink>
+      <w:r>
+        <w:rPr>
+          <w:lang w:val="pt_PT" w:bidi="pt_PT"/>
+        </w:rPr>
+        <w:t>Ap 20.2</w:t>
+      </w:r>
       <w:r>
         <w:rPr>
           <w:lang w:val="pt_PT" w:bidi="pt_PT"/>
@@ -6020,36 +4964,24 @@
         </w:rPr>
         <w:t>agradecer … amaldiçoar: Agradecer nosso Senhor e Pai é a melhor atividade da língua, enquanto amaldiçoar aqueles feitos à sua imagem é uma das piores, pois é uma maldição implícita ao próprio Deus (</w:t>
       </w:r>
-      <w:hyperlink r:id="rId172">
-        <w:r>
-          <w:rPr>
-            <w:lang w:val="pt_PT" w:bidi="pt_PT"/>
-          </w:rPr>
-          <w:rPr>
-            <w:color w:val="0000EE"/>
-            <w:u w:val="single"/>
-          </w:rPr>
-          <w:t>Gn 1.26–27</w:t>
-        </w:r>
-      </w:hyperlink>
+      <w:r>
+        <w:rPr>
+          <w:lang w:val="pt_PT" w:bidi="pt_PT"/>
+        </w:rPr>
+        <w:t>Gn 1.26–27</w:t>
+      </w:r>
       <w:r>
         <w:rPr>
           <w:lang w:val="pt_PT" w:bidi="pt_PT"/>
         </w:rPr>
         <w:t xml:space="preserve">; </w:t>
       </w:r>
-      <w:hyperlink r:id="rId173">
-        <w:r>
-          <w:rPr>
-            <w:lang w:val="pt_PT" w:bidi="pt_PT"/>
-          </w:rPr>
-          <w:rPr>
-            <w:color w:val="0000EE"/>
-            <w:u w:val="single"/>
-          </w:rPr>
-          <w:t>9.6</w:t>
-        </w:r>
-      </w:hyperlink>
+      <w:r>
+        <w:rPr>
+          <w:lang w:val="pt_PT" w:bidi="pt_PT"/>
+        </w:rPr>
+        <w:t>9.6</w:t>
+      </w:r>
       <w:r>
         <w:rPr>
           <w:lang w:val="pt_PT" w:bidi="pt_PT"/>
@@ -6165,90 +5097,60 @@
         </w:rPr>
         <w:t>Existe entre vocês alguém que seja sábio e inteligente? A sabedoria que vem de Deus (</w:t>
       </w:r>
-      <w:hyperlink r:id="rId174">
-        <w:r>
-          <w:rPr>
-            <w:lang w:val="pt_PT" w:bidi="pt_PT"/>
-          </w:rPr>
-          <w:rPr>
-            <w:color w:val="0000EE"/>
-            <w:u w:val="single"/>
-          </w:rPr>
-          <w:t>1.5</w:t>
-        </w:r>
-      </w:hyperlink>
+      <w:r>
+        <w:rPr>
+          <w:lang w:val="pt_PT" w:bidi="pt_PT"/>
+        </w:rPr>
+        <w:t>1.5</w:t>
+      </w:r>
       <w:r>
         <w:rPr>
           <w:lang w:val="pt_PT" w:bidi="pt_PT"/>
         </w:rPr>
         <w:t xml:space="preserve">) não é mera habilidade intelectual nem a coleta de informações, é uma percepção prática e compreensão espiritual que se expressa em retidão moral, como descrito em </w:t>
       </w:r>
-      <w:hyperlink r:id="rId175">
-        <w:r>
-          <w:rPr>
-            <w:lang w:val="pt_PT" w:bidi="pt_PT"/>
-          </w:rPr>
-          <w:rPr>
-            <w:color w:val="0000EE"/>
-            <w:u w:val="single"/>
-          </w:rPr>
-          <w:t>3.17–18</w:t>
-        </w:r>
-      </w:hyperlink>
+      <w:r>
+        <w:rPr>
+          <w:lang w:val="pt_PT" w:bidi="pt_PT"/>
+        </w:rPr>
+        <w:t>3.17–18</w:t>
+      </w:r>
       <w:r>
         <w:rPr>
           <w:lang w:val="pt_PT" w:bidi="pt_PT"/>
         </w:rPr>
         <w:t xml:space="preserve"> (veja também </w:t>
       </w:r>
-      <w:hyperlink r:id="rId176">
-        <w:r>
-          <w:rPr>
-            <w:lang w:val="pt_PT" w:bidi="pt_PT"/>
-          </w:rPr>
-          <w:rPr>
-            <w:color w:val="0000EE"/>
-            <w:u w:val="single"/>
-          </w:rPr>
-          <w:t>Jó 28.28</w:t>
-        </w:r>
-      </w:hyperlink>
+      <w:r>
+        <w:rPr>
+          <w:lang w:val="pt_PT" w:bidi="pt_PT"/>
+        </w:rPr>
+        <w:t>Jó 28.28</w:t>
+      </w:r>
       <w:r>
         <w:rPr>
           <w:lang w:val="pt_PT" w:bidi="pt_PT"/>
         </w:rPr>
         <w:t xml:space="preserve">; </w:t>
       </w:r>
-      <w:hyperlink r:id="rId177">
-        <w:r>
-          <w:rPr>
-            <w:lang w:val="pt_PT" w:bidi="pt_PT"/>
-          </w:rPr>
-          <w:rPr>
-            <w:color w:val="0000EE"/>
-            <w:u w:val="single"/>
-          </w:rPr>
-          <w:t>Pv 1.2–4</w:t>
-        </w:r>
-      </w:hyperlink>
+      <w:r>
+        <w:rPr>
+          <w:lang w:val="pt_PT" w:bidi="pt_PT"/>
+        </w:rPr>
+        <w:t>Pv 1.2–4</w:t>
+      </w:r>
       <w:r>
         <w:rPr>
           <w:lang w:val="pt_PT" w:bidi="pt_PT"/>
         </w:rPr>
         <w:t xml:space="preserve">; </w:t>
       </w:r>
-      <w:hyperlink r:id="rId178">
-        <w:r>
-          <w:rPr>
-            <w:lang w:val="pt_PT" w:bidi="pt_PT"/>
-          </w:rPr>
-          <w:rPr>
-            <w:color w:val="0000EE"/>
-            <w:u w:val="single"/>
-          </w:rPr>
-          <w:t>2.10–15</w:t>
-        </w:r>
-      </w:hyperlink>
+      <w:r>
+        <w:rPr>
+          <w:lang w:val="pt_PT" w:bidi="pt_PT"/>
+        </w:rPr>
+        <w:t>2.10–15</w:t>
+      </w:r>
       <w:r>
         <w:rPr>
           <w:lang w:val="pt_PT" w:bidi="pt_PT"/>
@@ -6303,36 +5205,24 @@
         </w:rPr>
         <w:t>A verdade é que a sabedoria não pode ser associada à inveja, à amargura e ao egoísmo. Somente na humildade podemos receber a verdadeira palavra de Deus (</w:t>
       </w:r>
-      <w:hyperlink r:id="rId82">
-        <w:r>
-          <w:rPr>
-            <w:lang w:val="pt_PT" w:bidi="pt_PT"/>
-          </w:rPr>
-          <w:rPr>
-            <w:color w:val="0000EE"/>
-            <w:u w:val="single"/>
-          </w:rPr>
-          <w:t>1.18</w:t>
-        </w:r>
-      </w:hyperlink>
+      <w:r>
+        <w:rPr>
+          <w:lang w:val="pt_PT" w:bidi="pt_PT"/>
+        </w:rPr>
+        <w:t>1.18</w:t>
+      </w:r>
       <w:r>
         <w:rPr>
           <w:lang w:val="pt_PT" w:bidi="pt_PT"/>
         </w:rPr>
         <w:t>,</w:t>
       </w:r>
-      <w:hyperlink r:id="rId83">
-        <w:r>
-          <w:rPr>
-            <w:lang w:val="pt_PT" w:bidi="pt_PT"/>
-          </w:rPr>
-          <w:rPr>
-            <w:color w:val="0000EE"/>
-            <w:u w:val="single"/>
-          </w:rPr>
-          <w:t>21</w:t>
-        </w:r>
-      </w:hyperlink>
+      <w:r>
+        <w:rPr>
+          <w:lang w:val="pt_PT" w:bidi="pt_PT"/>
+        </w:rPr>
+        <w:t>21</w:t>
+      </w:r>
       <w:r>
         <w:rPr>
           <w:lang w:val="pt_PT" w:bidi="pt_PT"/>
@@ -6387,90 +5277,60 @@
         </w:rPr>
         <w:t>A sabedoria terrena não faz parte da boa criação; é o oposto da sabedoria celestial porque exclui Deus. Não é espiritual porque não reconhece nem responde ao Espírito de Deus (</w:t>
       </w:r>
-      <w:hyperlink r:id="rId179">
-        <w:r>
-          <w:rPr>
-            <w:lang w:val="pt_PT" w:bidi="pt_PT"/>
-          </w:rPr>
-          <w:rPr>
-            <w:color w:val="0000EE"/>
-            <w:u w:val="single"/>
-          </w:rPr>
-          <w:t>1Co 2.14</w:t>
-        </w:r>
-      </w:hyperlink>
+      <w:r>
+        <w:rPr>
+          <w:lang w:val="pt_PT" w:bidi="pt_PT"/>
+        </w:rPr>
+        <w:t>1Co 2.14</w:t>
+      </w:r>
       <w:r>
         <w:rPr>
           <w:lang w:val="pt_PT" w:bidi="pt_PT"/>
         </w:rPr>
         <w:t xml:space="preserve">; </w:t>
       </w:r>
-      <w:hyperlink r:id="rId180">
-        <w:r>
-          <w:rPr>
-            <w:lang w:val="pt_PT" w:bidi="pt_PT"/>
-          </w:rPr>
-          <w:rPr>
-            <w:color w:val="0000EE"/>
-            <w:u w:val="single"/>
-          </w:rPr>
-          <w:t>Jd 1.19</w:t>
-        </w:r>
-      </w:hyperlink>
+      <w:r>
+        <w:rPr>
+          <w:lang w:val="pt_PT" w:bidi="pt_PT"/>
+        </w:rPr>
+        <w:t>Jd 1.19</w:t>
+      </w:r>
       <w:r>
         <w:rPr>
           <w:lang w:val="pt_PT" w:bidi="pt_PT"/>
         </w:rPr>
         <w:t>). É diabólica, pois vem do diabo, a fonte última dessa sabedoria destrutiva (</w:t>
       </w:r>
-      <w:hyperlink r:id="rId169">
-        <w:r>
-          <w:rPr>
-            <w:lang w:val="pt_PT" w:bidi="pt_PT"/>
-          </w:rPr>
-          <w:rPr>
-            <w:color w:val="0000EE"/>
-            <w:u w:val="single"/>
-          </w:rPr>
-          <w:t>Jo 3.6</w:t>
-        </w:r>
-      </w:hyperlink>
+      <w:r>
+        <w:rPr>
+          <w:lang w:val="pt_PT" w:bidi="pt_PT"/>
+        </w:rPr>
+        <w:t>Jo 3.6</w:t>
+      </w:r>
       <w:r>
         <w:rPr>
           <w:lang w:val="pt_PT" w:bidi="pt_PT"/>
         </w:rPr>
         <w:t xml:space="preserve">; </w:t>
       </w:r>
-      <w:hyperlink r:id="rId181">
-        <w:r>
-          <w:rPr>
-            <w:lang w:val="pt_PT" w:bidi="pt_PT"/>
-          </w:rPr>
-          <w:rPr>
-            <w:color w:val="0000EE"/>
-            <w:u w:val="single"/>
-          </w:rPr>
-          <w:t>4.6</w:t>
-        </w:r>
-      </w:hyperlink>
+      <w:r>
+        <w:rPr>
+          <w:lang w:val="pt_PT" w:bidi="pt_PT"/>
+        </w:rPr>
+        <w:t>4.6</w:t>
+      </w:r>
       <w:r>
         <w:rPr>
           <w:lang w:val="pt_PT" w:bidi="pt_PT"/>
         </w:rPr>
         <w:t xml:space="preserve">; </w:t>
       </w:r>
-      <w:hyperlink r:id="rId182">
-        <w:r>
-          <w:rPr>
-            <w:lang w:val="pt_PT" w:bidi="pt_PT"/>
-          </w:rPr>
-          <w:rPr>
-            <w:color w:val="0000EE"/>
-            <w:u w:val="single"/>
-          </w:rPr>
-          <w:t>1Tm 4.1</w:t>
-        </w:r>
-      </w:hyperlink>
+      <w:r>
+        <w:rPr>
+          <w:lang w:val="pt_PT" w:bidi="pt_PT"/>
+        </w:rPr>
+        <w:t>1Tm 4.1</w:t>
+      </w:r>
       <w:r>
         <w:rPr>
           <w:lang w:val="pt_PT" w:bidi="pt_PT"/>
@@ -6525,18 +5385,12 @@
         </w:rPr>
         <w:t xml:space="preserve">Tiago usa uma imagem agrícola para enfatizar os benefícios de viver pela sabedoria do alto: aqueles que plantam sementes de paz nos relacionamentos desfrutarão de uma colheita abundante de justiça nesses relacionamentos (cf. </w:t>
       </w:r>
-      <w:hyperlink r:id="rId183">
-        <w:r>
-          <w:rPr>
-            <w:lang w:val="pt_PT" w:bidi="pt_PT"/>
-          </w:rPr>
-          <w:rPr>
-            <w:color w:val="0000EE"/>
-            <w:u w:val="single"/>
-          </w:rPr>
-          <w:t>Mt 5.9</w:t>
-        </w:r>
-      </w:hyperlink>
+      <w:r>
+        <w:rPr>
+          <w:lang w:val="pt_PT" w:bidi="pt_PT"/>
+        </w:rPr>
+        <w:t>Mt 5.9</w:t>
+      </w:r>
       <w:r>
         <w:rPr>
           <w:lang w:val="pt_PT" w:bidi="pt_PT"/>
@@ -6617,54 +5471,36 @@
         </w:rPr>
         <w:t xml:space="preserve"> novamente em </w:t>
       </w:r>
-      <w:hyperlink r:id="rId184">
-        <w:r>
-          <w:rPr>
-            <w:lang w:val="pt_PT" w:bidi="pt_PT"/>
-          </w:rPr>
-          <w:rPr>
-            <w:color w:val="0000EE"/>
-            <w:u w:val="single"/>
-          </w:rPr>
-          <w:t>4.3</w:t>
-        </w:r>
-      </w:hyperlink>
+      <w:r>
+        <w:rPr>
+          <w:lang w:val="pt_PT" w:bidi="pt_PT"/>
+        </w:rPr>
+        <w:t>4.3</w:t>
+      </w:r>
       <w:r>
         <w:rPr>
           <w:lang w:val="pt_PT" w:bidi="pt_PT"/>
         </w:rPr>
         <w:t xml:space="preserve"> (traduzido como “prazer”) para encerrar todo o parágrafo e indicar a fonte de conflito e oração não respondida (</w:t>
       </w:r>
-      <w:hyperlink r:id="rId185">
-        <w:r>
-          <w:rPr>
-            <w:lang w:val="pt_PT" w:bidi="pt_PT"/>
-          </w:rPr>
-          <w:rPr>
-            <w:color w:val="0000EE"/>
-            <w:u w:val="single"/>
-          </w:rPr>
-          <w:t>Lc 8.14</w:t>
-        </w:r>
-      </w:hyperlink>
+      <w:r>
+        <w:rPr>
+          <w:lang w:val="pt_PT" w:bidi="pt_PT"/>
+        </w:rPr>
+        <w:t>Lc 8.14</w:t>
+      </w:r>
       <w:r>
         <w:rPr>
           <w:lang w:val="pt_PT" w:bidi="pt_PT"/>
         </w:rPr>
         <w:t xml:space="preserve">; </w:t>
       </w:r>
-      <w:hyperlink r:id="rId186">
-        <w:r>
-          <w:rPr>
-            <w:lang w:val="pt_PT" w:bidi="pt_PT"/>
-          </w:rPr>
-          <w:rPr>
-            <w:color w:val="0000EE"/>
-            <w:u w:val="single"/>
-          </w:rPr>
-          <w:t>Tt 3.3</w:t>
-        </w:r>
-      </w:hyperlink>
+      <w:r>
+        <w:rPr>
+          <w:lang w:val="pt_PT" w:bidi="pt_PT"/>
+        </w:rPr>
+        <w:t>Tt 3.3</w:t>
+      </w:r>
       <w:r>
         <w:rPr>
           <w:lang w:val="pt_PT" w:bidi="pt_PT"/>
@@ -6767,108 +5603,72 @@
         </w:rPr>
         <w:t xml:space="preserve">Gente infiel: Tiago usa essa imagem profética (veja, e.g., </w:t>
       </w:r>
-      <w:hyperlink r:id="rId187">
-        <w:r>
-          <w:rPr>
-            <w:lang w:val="pt_PT" w:bidi="pt_PT"/>
-          </w:rPr>
-          <w:rPr>
-            <w:color w:val="0000EE"/>
-            <w:u w:val="single"/>
-          </w:rPr>
-          <w:t>Jr 3.6</w:t>
-        </w:r>
-      </w:hyperlink>
+      <w:r>
+        <w:rPr>
+          <w:lang w:val="pt_PT" w:bidi="pt_PT"/>
+        </w:rPr>
+        <w:t>Jr 3.6</w:t>
+      </w:r>
       <w:r>
         <w:rPr>
           <w:lang w:val="pt_PT" w:bidi="pt_PT"/>
         </w:rPr>
         <w:t xml:space="preserve">; </w:t>
       </w:r>
-      <w:hyperlink r:id="rId188">
-        <w:r>
-          <w:rPr>
-            <w:lang w:val="pt_PT" w:bidi="pt_PT"/>
-          </w:rPr>
-          <w:rPr>
-            <w:color w:val="0000EE"/>
-            <w:u w:val="single"/>
-          </w:rPr>
-          <w:t>Os 3.1</w:t>
-        </w:r>
-      </w:hyperlink>
+      <w:r>
+        <w:rPr>
+          <w:lang w:val="pt_PT" w:bidi="pt_PT"/>
+        </w:rPr>
+        <w:t>Os 3.1</w:t>
+      </w:r>
       <w:r>
         <w:rPr>
           <w:lang w:val="pt_PT" w:bidi="pt_PT"/>
         </w:rPr>
         <w:t>) porque seus leitores estavam buscando o que a amizade com o mundo poderia lhes oferecer—aceitação social (</w:t>
       </w:r>
-      <w:hyperlink r:id="rId189">
-        <w:r>
-          <w:rPr>
-            <w:lang w:val="pt_PT" w:bidi="pt_PT"/>
-          </w:rPr>
-          <w:rPr>
-            <w:color w:val="0000EE"/>
-            <w:u w:val="single"/>
-          </w:rPr>
-          <w:t>Tg 2.1–4</w:t>
-        </w:r>
-      </w:hyperlink>
+      <w:r>
+        <w:rPr>
+          <w:lang w:val="pt_PT" w:bidi="pt_PT"/>
+        </w:rPr>
+        <w:t>Tg 2.1–4</w:t>
+      </w:r>
       <w:r>
         <w:rPr>
           <w:lang w:val="pt_PT" w:bidi="pt_PT"/>
         </w:rPr>
         <w:t>), prestígio (</w:t>
       </w:r>
-      <w:hyperlink r:id="rId95">
-        <w:r>
-          <w:rPr>
-            <w:lang w:val="pt_PT" w:bidi="pt_PT"/>
-          </w:rPr>
-          <w:rPr>
-            <w:color w:val="0000EE"/>
-            <w:u w:val="single"/>
-          </w:rPr>
-          <w:t>3.1</w:t>
-        </w:r>
-      </w:hyperlink>
+      <w:r>
+        <w:rPr>
+          <w:lang w:val="pt_PT" w:bidi="pt_PT"/>
+        </w:rPr>
+        <w:t>3.1</w:t>
+      </w:r>
       <w:r>
         <w:rPr>
           <w:lang w:val="pt_PT" w:bidi="pt_PT"/>
         </w:rPr>
         <w:t>) ou riqueza (</w:t>
       </w:r>
-      <w:hyperlink r:id="rId52">
-        <w:r>
-          <w:rPr>
-            <w:lang w:val="pt_PT" w:bidi="pt_PT"/>
-          </w:rPr>
-          <w:rPr>
-            <w:color w:val="0000EE"/>
-            <w:u w:val="single"/>
-          </w:rPr>
-          <w:t>4.13</w:t>
-        </w:r>
-      </w:hyperlink>
+      <w:r>
+        <w:rPr>
+          <w:lang w:val="pt_PT" w:bidi="pt_PT"/>
+        </w:rPr>
+        <w:t>4.13</w:t>
+      </w:r>
       <w:r>
         <w:rPr>
           <w:lang w:val="pt_PT" w:bidi="pt_PT"/>
         </w:rPr>
         <w:t>). Lealdade dividida em relação a Deus (</w:t>
       </w:r>
-      <w:hyperlink r:id="rId190">
-        <w:r>
-          <w:rPr>
-            <w:lang w:val="pt_PT" w:bidi="pt_PT"/>
-          </w:rPr>
-          <w:rPr>
-            <w:color w:val="0000EE"/>
-            <w:u w:val="single"/>
-          </w:rPr>
-          <w:t>4.8</w:t>
-        </w:r>
-      </w:hyperlink>
+      <w:r>
+        <w:rPr>
+          <w:lang w:val="pt_PT" w:bidi="pt_PT"/>
+        </w:rPr>
+        <w:t>4.8</w:t>
+      </w:r>
       <w:r>
         <w:rPr>
           <w:lang w:val="pt_PT" w:bidi="pt_PT"/>
@@ -6888,36 +5688,24 @@
         </w:rPr>
         <w:t xml:space="preserve"> era usado como título para relacionamentos especiais e exclusivos (</w:t>
       </w:r>
-      <w:hyperlink r:id="rId191">
-        <w:r>
-          <w:rPr>
-            <w:lang w:val="pt_PT" w:bidi="pt_PT"/>
-          </w:rPr>
-          <w:rPr>
-            <w:color w:val="0000EE"/>
-            <w:u w:val="single"/>
-          </w:rPr>
-          <w:t>Lc 23.12</w:t>
-        </w:r>
-      </w:hyperlink>
+      <w:r>
+        <w:rPr>
+          <w:lang w:val="pt_PT" w:bidi="pt_PT"/>
+        </w:rPr>
+        <w:t>Lc 23.12</w:t>
+      </w:r>
       <w:r>
         <w:rPr>
           <w:lang w:val="pt_PT" w:bidi="pt_PT"/>
         </w:rPr>
         <w:t xml:space="preserve">, Herodes e Pilatos; </w:t>
       </w:r>
-      <w:hyperlink r:id="rId192">
-        <w:r>
-          <w:rPr>
-            <w:lang w:val="pt_PT" w:bidi="pt_PT"/>
-          </w:rPr>
-          <w:rPr>
-            <w:color w:val="0000EE"/>
-            <w:u w:val="single"/>
-          </w:rPr>
-          <w:t>Jo 19.12</w:t>
-        </w:r>
-      </w:hyperlink>
+      <w:r>
+        <w:rPr>
+          <w:lang w:val="pt_PT" w:bidi="pt_PT"/>
+        </w:rPr>
+        <w:t>Jo 19.12</w:t>
+      </w:r>
       <w:r>
         <w:rPr>
           <w:lang w:val="pt_PT" w:bidi="pt_PT"/>
@@ -6937,126 +5725,84 @@
         </w:rPr>
         <w:t xml:space="preserve"> 2.18; 6.28). Tanto Moisés (</w:t>
       </w:r>
-      <w:hyperlink r:id="rId193">
-        <w:r>
-          <w:rPr>
-            <w:lang w:val="pt_PT" w:bidi="pt_PT"/>
-          </w:rPr>
-          <w:rPr>
-            <w:color w:val="0000EE"/>
-            <w:u w:val="single"/>
-          </w:rPr>
-          <w:t>Êx 33.11</w:t>
-        </w:r>
-      </w:hyperlink>
+      <w:r>
+        <w:rPr>
+          <w:lang w:val="pt_PT" w:bidi="pt_PT"/>
+        </w:rPr>
+        <w:t>Êx 33.11</w:t>
+      </w:r>
       <w:r>
         <w:rPr>
           <w:lang w:val="pt_PT" w:bidi="pt_PT"/>
         </w:rPr>
         <w:t>) quanto Abraão foram chamados amigos de Deus (</w:t>
       </w:r>
-      <w:hyperlink r:id="rId194">
-        <w:r>
-          <w:rPr>
-            <w:lang w:val="pt_PT" w:bidi="pt_PT"/>
-          </w:rPr>
-          <w:rPr>
-            <w:color w:val="0000EE"/>
-            <w:u w:val="single"/>
-          </w:rPr>
-          <w:t>Tg 2.23</w:t>
-        </w:r>
-      </w:hyperlink>
+      <w:r>
+        <w:rPr>
+          <w:lang w:val="pt_PT" w:bidi="pt_PT"/>
+        </w:rPr>
+        <w:t>Tg 2.23</w:t>
+      </w:r>
       <w:r>
         <w:rPr>
           <w:lang w:val="pt_PT" w:bidi="pt_PT"/>
         </w:rPr>
         <w:t xml:space="preserve">; </w:t>
       </w:r>
-      <w:hyperlink r:id="rId195">
-        <w:r>
-          <w:rPr>
-            <w:lang w:val="pt_PT" w:bidi="pt_PT"/>
-          </w:rPr>
-          <w:rPr>
-            <w:color w:val="0000EE"/>
-            <w:u w:val="single"/>
-          </w:rPr>
-          <w:t>2Cr 20.7</w:t>
-        </w:r>
-      </w:hyperlink>
+      <w:r>
+        <w:rPr>
+          <w:lang w:val="pt_PT" w:bidi="pt_PT"/>
+        </w:rPr>
+        <w:t>2Cr 20.7</w:t>
+      </w:r>
       <w:r>
         <w:rPr>
           <w:lang w:val="pt_PT" w:bidi="pt_PT"/>
         </w:rPr>
         <w:t xml:space="preserve">; </w:t>
       </w:r>
-      <w:hyperlink r:id="rId196">
-        <w:r>
-          <w:rPr>
-            <w:lang w:val="pt_PT" w:bidi="pt_PT"/>
-          </w:rPr>
-          <w:rPr>
-            <w:color w:val="0000EE"/>
-            <w:u w:val="single"/>
-          </w:rPr>
-          <w:t>Is 41.8</w:t>
-        </w:r>
-      </w:hyperlink>
+      <w:r>
+        <w:rPr>
+          <w:lang w:val="pt_PT" w:bidi="pt_PT"/>
+        </w:rPr>
+        <w:t>Is 41.8</w:t>
+      </w:r>
       <w:r>
         <w:rPr>
           <w:lang w:val="pt_PT" w:bidi="pt_PT"/>
         </w:rPr>
         <w:t xml:space="preserve">; cp. </w:t>
       </w:r>
-      <w:hyperlink r:id="rId145">
-        <w:r>
-          <w:rPr>
-            <w:lang w:val="pt_PT" w:bidi="pt_PT"/>
-          </w:rPr>
-          <w:rPr>
-            <w:color w:val="0000EE"/>
-            <w:u w:val="single"/>
-          </w:rPr>
-          <w:t>Jo 15.15</w:t>
-        </w:r>
-      </w:hyperlink>
+      <w:r>
+        <w:rPr>
+          <w:lang w:val="pt_PT" w:bidi="pt_PT"/>
+        </w:rPr>
+        <w:t>Jo 15.15</w:t>
+      </w:r>
       <w:r>
         <w:rPr>
           <w:lang w:val="pt_PT" w:bidi="pt_PT"/>
         </w:rPr>
         <w:t>). • O mundo consiste em uma sociedade que se opõe a Deus e ao seu reino. O mundo é guiado pela sabedoria terrena, não celestial (</w:t>
       </w:r>
-      <w:hyperlink r:id="rId197">
-        <w:r>
-          <w:rPr>
-            <w:lang w:val="pt_PT" w:bidi="pt_PT"/>
-          </w:rPr>
-          <w:rPr>
-            <w:color w:val="0000EE"/>
-            <w:u w:val="single"/>
-          </w:rPr>
-          <w:t>Tg 3.15–17</w:t>
-        </w:r>
-      </w:hyperlink>
+      <w:r>
+        <w:rPr>
+          <w:lang w:val="pt_PT" w:bidi="pt_PT"/>
+        </w:rPr>
+        <w:t>Tg 3.15–17</w:t>
+      </w:r>
       <w:r>
         <w:rPr>
           <w:lang w:val="pt_PT" w:bidi="pt_PT"/>
         </w:rPr>
         <w:t>), e é caracterizado por desejos malignos, lutas e assassinatos (</w:t>
       </w:r>
-      <w:hyperlink r:id="rId198">
-        <w:r>
-          <w:rPr>
-            <w:lang w:val="pt_PT" w:bidi="pt_PT"/>
-          </w:rPr>
-          <w:rPr>
-            <w:color w:val="0000EE"/>
-            <w:u w:val="single"/>
-          </w:rPr>
-          <w:t>4.2–3</w:t>
-        </w:r>
-      </w:hyperlink>
+      <w:r>
+        <w:rPr>
+          <w:lang w:val="pt_PT" w:bidi="pt_PT"/>
+        </w:rPr>
+        <w:t>4.2–3</w:t>
+      </w:r>
       <w:r>
         <w:rPr>
           <w:lang w:val="pt_PT" w:bidi="pt_PT"/>
@@ -7111,18 +5857,12 @@
         </w:rPr>
         <w:t>Tiago explica as causas do conflito: amor pelo mundo, lealdade dividida e crítica arrogante (</w:t>
       </w:r>
-      <w:hyperlink r:id="rId199">
-        <w:r>
-          <w:rPr>
-            <w:lang w:val="pt_PT" w:bidi="pt_PT"/>
-          </w:rPr>
-          <w:rPr>
-            <w:color w:val="0000EE"/>
-            <w:u w:val="single"/>
-          </w:rPr>
-          <w:t>4.11–12</w:t>
-        </w:r>
-      </w:hyperlink>
+      <w:r>
+        <w:rPr>
+          <w:lang w:val="pt_PT" w:bidi="pt_PT"/>
+        </w:rPr>
+        <w:t>4.11–12</w:t>
+      </w:r>
       <w:r>
         <w:rPr>
           <w:lang w:val="pt_PT" w:bidi="pt_PT"/>
@@ -7225,36 +5965,24 @@
         </w:rPr>
         <w:t xml:space="preserve">Enfrentem o diabo: Veja também </w:t>
       </w:r>
-      <w:hyperlink r:id="rId200">
-        <w:r>
-          <w:rPr>
-            <w:lang w:val="pt_PT" w:bidi="pt_PT"/>
-          </w:rPr>
-          <w:rPr>
-            <w:color w:val="0000EE"/>
-            <w:u w:val="single"/>
-          </w:rPr>
-          <w:t>Ef 6.11</w:t>
-        </w:r>
-      </w:hyperlink>
+      <w:r>
+        <w:rPr>
+          <w:lang w:val="pt_PT" w:bidi="pt_PT"/>
+        </w:rPr>
+        <w:t>Ef 6.11</w:t>
+      </w:r>
       <w:r>
         <w:rPr>
           <w:lang w:val="pt_PT" w:bidi="pt_PT"/>
         </w:rPr>
         <w:t xml:space="preserve">; </w:t>
       </w:r>
-      <w:hyperlink r:id="rId201">
-        <w:r>
-          <w:rPr>
-            <w:lang w:val="pt_PT" w:bidi="pt_PT"/>
-          </w:rPr>
-          <w:rPr>
-            <w:color w:val="0000EE"/>
-            <w:u w:val="single"/>
-          </w:rPr>
-          <w:t>1Pe 5.8</w:t>
-        </w:r>
-      </w:hyperlink>
+      <w:r>
+        <w:rPr>
+          <w:lang w:val="pt_PT" w:bidi="pt_PT"/>
+        </w:rPr>
+        <w:t>1Pe 5.8</w:t>
+      </w:r>
       <w:r>
         <w:rPr>
           <w:lang w:val="pt_PT" w:bidi="pt_PT"/>
@@ -7309,54 +6037,36 @@
         </w:rPr>
         <w:t>Cheguem perto de Deus: Esta é a linguagem da amizade (</w:t>
       </w:r>
-      <w:hyperlink r:id="rId194">
-        <w:r>
-          <w:rPr>
-            <w:lang w:val="pt_PT" w:bidi="pt_PT"/>
-          </w:rPr>
-          <w:rPr>
-            <w:color w:val="0000EE"/>
-            <w:u w:val="single"/>
-          </w:rPr>
-          <w:t>2.23</w:t>
-        </w:r>
-      </w:hyperlink>
+      <w:r>
+        <w:rPr>
+          <w:lang w:val="pt_PT" w:bidi="pt_PT"/>
+        </w:rPr>
+        <w:t>2.23</w:t>
+      </w:r>
       <w:r>
         <w:rPr>
           <w:lang w:val="pt_PT" w:bidi="pt_PT"/>
         </w:rPr>
         <w:t>) e lealdade (</w:t>
       </w:r>
-      <w:hyperlink r:id="rId202">
-        <w:r>
-          <w:rPr>
-            <w:lang w:val="pt_PT" w:bidi="pt_PT"/>
-          </w:rPr>
-          <w:rPr>
-            <w:color w:val="0000EE"/>
-            <w:u w:val="single"/>
-          </w:rPr>
-          <w:t>1.6–8</w:t>
-        </w:r>
-      </w:hyperlink>
+      <w:r>
+        <w:rPr>
+          <w:lang w:val="pt_PT" w:bidi="pt_PT"/>
+        </w:rPr>
+        <w:t>1.6–8</w:t>
+      </w:r>
       <w:r>
         <w:rPr>
           <w:lang w:val="pt_PT" w:bidi="pt_PT"/>
         </w:rPr>
         <w:t xml:space="preserve">). • Lavem as mãos … limpem o coração: A linguagem da purificação cerimonial é aplicada à pureza interior das intenções de alguém (cp. </w:t>
       </w:r>
-      <w:hyperlink r:id="rId203">
-        <w:r>
-          <w:rPr>
-            <w:lang w:val="pt_PT" w:bidi="pt_PT"/>
-          </w:rPr>
-          <w:rPr>
-            <w:color w:val="0000EE"/>
-            <w:u w:val="single"/>
-          </w:rPr>
-          <w:t>Mc 7.1–23</w:t>
-        </w:r>
-      </w:hyperlink>
+      <w:r>
+        <w:rPr>
+          <w:lang w:val="pt_PT" w:bidi="pt_PT"/>
+        </w:rPr>
+        <w:t>Mc 7.1–23</w:t>
+      </w:r>
       <w:r>
         <w:rPr>
           <w:lang w:val="pt_PT" w:bidi="pt_PT"/>
@@ -7411,18 +6121,12 @@
         </w:rPr>
         <w:t>Aqueles que se humilham diante dele, Deus concede honra em vez da vergonha causada pela perseguição e opressão (</w:t>
       </w:r>
-      <w:hyperlink r:id="rId158">
-        <w:r>
-          <w:rPr>
-            <w:lang w:val="pt_PT" w:bidi="pt_PT"/>
-          </w:rPr>
-          <w:rPr>
-            <w:color w:val="0000EE"/>
-            <w:u w:val="single"/>
-          </w:rPr>
-          <w:t>Tg 2.6–7</w:t>
-        </w:r>
-      </w:hyperlink>
+      <w:r>
+        <w:rPr>
+          <w:lang w:val="pt_PT" w:bidi="pt_PT"/>
+        </w:rPr>
+        <w:t>Tg 2.6–7</w:t>
+      </w:r>
       <w:r>
         <w:rPr>
           <w:lang w:val="pt_PT" w:bidi="pt_PT"/>
@@ -7490,54 +6194,36 @@
         </w:rPr>
         <w:t xml:space="preserve"> porque a lei proíbe a calúnia e exige amor ao próximo (</w:t>
       </w:r>
-      <w:hyperlink r:id="rId123">
-        <w:r>
-          <w:rPr>
-            <w:lang w:val="pt_PT" w:bidi="pt_PT"/>
-          </w:rPr>
-          <w:rPr>
-            <w:color w:val="0000EE"/>
-            <w:u w:val="single"/>
-          </w:rPr>
-          <w:t>2.8</w:t>
-        </w:r>
-      </w:hyperlink>
+      <w:r>
+        <w:rPr>
+          <w:lang w:val="pt_PT" w:bidi="pt_PT"/>
+        </w:rPr>
+        <w:t>2.8</w:t>
+      </w:r>
       <w:r>
         <w:rPr>
           <w:lang w:val="pt_PT" w:bidi="pt_PT"/>
         </w:rPr>
         <w:t xml:space="preserve">; </w:t>
       </w:r>
-      <w:hyperlink r:id="rId204">
-        <w:r>
-          <w:rPr>
-            <w:lang w:val="pt_PT" w:bidi="pt_PT"/>
-          </w:rPr>
-          <w:rPr>
-            <w:color w:val="0000EE"/>
-            <w:u w:val="single"/>
-          </w:rPr>
-          <w:t>Lv 19.16–18</w:t>
-        </w:r>
-      </w:hyperlink>
+      <w:r>
+        <w:rPr>
+          <w:lang w:val="pt_PT" w:bidi="pt_PT"/>
+        </w:rPr>
+        <w:t>Lv 19.16–18</w:t>
+      </w:r>
       <w:r>
         <w:rPr>
           <w:lang w:val="pt_PT" w:bidi="pt_PT"/>
         </w:rPr>
         <w:t xml:space="preserve">; </w:t>
       </w:r>
-      <w:hyperlink r:id="rId205">
-        <w:r>
-          <w:rPr>
-            <w:lang w:val="pt_PT" w:bidi="pt_PT"/>
-          </w:rPr>
-          <w:rPr>
-            <w:color w:val="0000EE"/>
-            <w:u w:val="single"/>
-          </w:rPr>
-          <w:t>Mt 7.1–5</w:t>
-        </w:r>
-      </w:hyperlink>
+      <w:r>
+        <w:rPr>
+          <w:lang w:val="pt_PT" w:bidi="pt_PT"/>
+        </w:rPr>
+        <w:t>Mt 7.1–5</w:t>
+      </w:r>
       <w:r>
         <w:rPr>
           <w:lang w:val="pt_PT" w:bidi="pt_PT"/>
@@ -7592,36 +6278,24 @@
         </w:rPr>
         <w:t xml:space="preserve">Esses versículos discutem o ensino em </w:t>
       </w:r>
-      <w:hyperlink r:id="rId206">
-        <w:r>
-          <w:rPr>
-            <w:lang w:val="pt_PT" w:bidi="pt_PT"/>
-          </w:rPr>
-          <w:rPr>
-            <w:color w:val="0000EE"/>
-            <w:u w:val="single"/>
-          </w:rPr>
-          <w:t>Mateus 7.1</w:t>
-        </w:r>
-      </w:hyperlink>
+      <w:r>
+        <w:rPr>
+          <w:lang w:val="pt_PT" w:bidi="pt_PT"/>
+        </w:rPr>
+        <w:t>Mateus 7.1</w:t>
+      </w:r>
       <w:r>
         <w:rPr>
           <w:lang w:val="pt_PT" w:bidi="pt_PT"/>
         </w:rPr>
         <w:t xml:space="preserve"> e </w:t>
       </w:r>
-      <w:hyperlink r:id="rId207">
-        <w:r>
-          <w:rPr>
-            <w:lang w:val="pt_PT" w:bidi="pt_PT"/>
-          </w:rPr>
-          <w:rPr>
-            <w:color w:val="0000EE"/>
-            <w:u w:val="single"/>
-          </w:rPr>
-          <w:t>Lucas 6.37</w:t>
-        </w:r>
-      </w:hyperlink>
+      <w:r>
+        <w:rPr>
+          <w:lang w:val="pt_PT" w:bidi="pt_PT"/>
+        </w:rPr>
+        <w:t>Lucas 6.37</w:t>
+      </w:r>
       <w:r>
         <w:rPr>
           <w:lang w:val="pt_PT" w:bidi="pt_PT"/>
@@ -7736,54 +6410,36 @@
         </w:rPr>
         <w:t>O Senhor tem autoridade sobre a vida e a morte (</w:t>
       </w:r>
-      <w:hyperlink r:id="rId208">
-        <w:r>
-          <w:rPr>
-            <w:lang w:val="pt_PT" w:bidi="pt_PT"/>
-          </w:rPr>
-          <w:rPr>
-            <w:color w:val="0000EE"/>
-            <w:u w:val="single"/>
-          </w:rPr>
-          <w:t>Dt 32.39</w:t>
-        </w:r>
-      </w:hyperlink>
+      <w:r>
+        <w:rPr>
+          <w:lang w:val="pt_PT" w:bidi="pt_PT"/>
+        </w:rPr>
+        <w:t>Dt 32.39</w:t>
+      </w:r>
       <w:r>
         <w:rPr>
           <w:lang w:val="pt_PT" w:bidi="pt_PT"/>
         </w:rPr>
         <w:t xml:space="preserve">; </w:t>
       </w:r>
-      <w:hyperlink r:id="rId209">
-        <w:r>
-          <w:rPr>
-            <w:lang w:val="pt_PT" w:bidi="pt_PT"/>
-          </w:rPr>
-          <w:rPr>
-            <w:color w:val="0000EE"/>
-            <w:u w:val="single"/>
-          </w:rPr>
-          <w:t>1Sm 2.6</w:t>
-        </w:r>
-      </w:hyperlink>
+      <w:r>
+        <w:rPr>
+          <w:lang w:val="pt_PT" w:bidi="pt_PT"/>
+        </w:rPr>
+        <w:t>1Sm 2.6</w:t>
+      </w:r>
       <w:r>
         <w:rPr>
           <w:lang w:val="pt_PT" w:bidi="pt_PT"/>
         </w:rPr>
         <w:t xml:space="preserve">; </w:t>
       </w:r>
-      <w:hyperlink r:id="rId210">
-        <w:r>
-          <w:rPr>
-            <w:lang w:val="pt_PT" w:bidi="pt_PT"/>
-          </w:rPr>
-          <w:rPr>
-            <w:color w:val="0000EE"/>
-            <w:u w:val="single"/>
-          </w:rPr>
-          <w:t>Mt 10.28</w:t>
-        </w:r>
-      </w:hyperlink>
+      <w:r>
+        <w:rPr>
+          <w:lang w:val="pt_PT" w:bidi="pt_PT"/>
+        </w:rPr>
+        <w:t>Mt 10.28</w:t>
+      </w:r>
       <w:r>
         <w:rPr>
           <w:lang w:val="pt_PT" w:bidi="pt_PT"/>
@@ -7838,18 +6494,12 @@
         </w:rPr>
         <w:t>Os cristãos podem se orgulhar do que Deus fez (</w:t>
       </w:r>
-      <w:hyperlink r:id="rId211">
-        <w:r>
-          <w:rPr>
-            <w:lang w:val="pt_PT" w:bidi="pt_PT"/>
-          </w:rPr>
-          <w:rPr>
-            <w:color w:val="0000EE"/>
-            <w:u w:val="single"/>
-          </w:rPr>
-          <w:t>1.9–10</w:t>
-        </w:r>
-      </w:hyperlink>
+      <w:r>
+        <w:rPr>
+          <w:lang w:val="pt_PT" w:bidi="pt_PT"/>
+        </w:rPr>
+        <w:t>1.9–10</w:t>
+      </w:r>
       <w:r>
         <w:rPr>
           <w:lang w:val="pt_PT" w:bidi="pt_PT"/>
@@ -7917,72 +6567,48 @@
         </w:rPr>
         <w:t xml:space="preserve">Portanto: Este versículo é provavelmente uma máxima que Tiago esperava que seus leitores reconhecessem. Sua origem é desconhecida, mas está de acordo com o ensino das Escrituras (cp. </w:t>
       </w:r>
-      <w:hyperlink r:id="rId212">
-        <w:r>
-          <w:rPr>
-            <w:lang w:val="pt_PT" w:bidi="pt_PT"/>
-          </w:rPr>
-          <w:rPr>
-            <w:color w:val="0000EE"/>
-            <w:u w:val="single"/>
-          </w:rPr>
-          <w:t>Dt 24.15</w:t>
-        </w:r>
-      </w:hyperlink>
+      <w:r>
+        <w:rPr>
+          <w:lang w:val="pt_PT" w:bidi="pt_PT"/>
+        </w:rPr>
+        <w:t>Dt 24.15</w:t>
+      </w:r>
       <w:r>
         <w:rPr>
           <w:lang w:val="pt_PT" w:bidi="pt_PT"/>
         </w:rPr>
         <w:t xml:space="preserve">; </w:t>
       </w:r>
-      <w:hyperlink r:id="rId213">
-        <w:r>
-          <w:rPr>
-            <w:lang w:val="pt_PT" w:bidi="pt_PT"/>
-          </w:rPr>
-          <w:rPr>
-            <w:color w:val="0000EE"/>
-            <w:u w:val="single"/>
-          </w:rPr>
-          <w:t>Pv 3.27–28</w:t>
-        </w:r>
-      </w:hyperlink>
+      <w:r>
+        <w:rPr>
+          <w:lang w:val="pt_PT" w:bidi="pt_PT"/>
+        </w:rPr>
+        <w:t>Pv 3.27–28</w:t>
+      </w:r>
       <w:r>
         <w:rPr>
           <w:lang w:val="pt_PT" w:bidi="pt_PT"/>
         </w:rPr>
         <w:t xml:space="preserve">; </w:t>
       </w:r>
-      <w:hyperlink r:id="rId214">
-        <w:r>
-          <w:rPr>
-            <w:lang w:val="pt_PT" w:bidi="pt_PT"/>
-          </w:rPr>
-          <w:rPr>
-            <w:color w:val="0000EE"/>
-            <w:u w:val="single"/>
-          </w:rPr>
-          <w:t>Mt 25.41–46</w:t>
-        </w:r>
-      </w:hyperlink>
+      <w:r>
+        <w:rPr>
+          <w:lang w:val="pt_PT" w:bidi="pt_PT"/>
+        </w:rPr>
+        <w:t>Mt 25.41–46</w:t>
+      </w:r>
       <w:r>
         <w:rPr>
           <w:lang w:val="pt_PT" w:bidi="pt_PT"/>
         </w:rPr>
         <w:t xml:space="preserve">; </w:t>
       </w:r>
-      <w:hyperlink r:id="rId215">
-        <w:r>
-          <w:rPr>
-            <w:lang w:val="pt_PT" w:bidi="pt_PT"/>
-          </w:rPr>
-          <w:rPr>
-            <w:color w:val="0000EE"/>
-            <w:u w:val="single"/>
-          </w:rPr>
-          <w:t>Lc 12.47</w:t>
-        </w:r>
-      </w:hyperlink>
+      <w:r>
+        <w:rPr>
+          <w:lang w:val="pt_PT" w:bidi="pt_PT"/>
+        </w:rPr>
+        <w:t>Lc 12.47</w:t>
+      </w:r>
       <w:r>
         <w:rPr>
           <w:lang w:val="pt_PT" w:bidi="pt_PT"/>
@@ -8037,18 +6663,12 @@
         </w:rPr>
         <w:t>Esta seção denuncia os ricos por sua ganância e opressão arrogante dos pobres (</w:t>
       </w:r>
-      <w:hyperlink r:id="rId216">
-        <w:r>
-          <w:rPr>
-            <w:lang w:val="pt_PT" w:bidi="pt_PT"/>
-          </w:rPr>
-          <w:rPr>
-            <w:color w:val="0000EE"/>
-            <w:u w:val="single"/>
-          </w:rPr>
-          <w:t>Lv 19.13</w:t>
-        </w:r>
-      </w:hyperlink>
+      <w:r>
+        <w:rPr>
+          <w:lang w:val="pt_PT" w:bidi="pt_PT"/>
+        </w:rPr>
+        <w:t>Lv 19.13</w:t>
+      </w:r>
       <w:r>
         <w:rPr>
           <w:lang w:val="pt_PT" w:bidi="pt_PT"/>
@@ -8164,36 +6784,24 @@
         </w:rPr>
         <w:t xml:space="preserve"> é inútil diante do julgamento de Deus. Na verdade, ela testemunhará contra eles porque foi obtida de forma injusta (</w:t>
       </w:r>
-      <w:hyperlink r:id="rId217">
-        <w:r>
-          <w:rPr>
-            <w:lang w:val="pt_PT" w:bidi="pt_PT"/>
-          </w:rPr>
-          <w:rPr>
-            <w:color w:val="0000EE"/>
-            <w:u w:val="single"/>
-          </w:rPr>
-          <w:t>5.4</w:t>
-        </w:r>
-      </w:hyperlink>
+      <w:r>
+        <w:rPr>
+          <w:lang w:val="pt_PT" w:bidi="pt_PT"/>
+        </w:rPr>
+        <w:t>5.4</w:t>
+      </w:r>
       <w:r>
         <w:rPr>
           <w:lang w:val="pt_PT" w:bidi="pt_PT"/>
         </w:rPr>
         <w:t>) e usada de maneira perversa (</w:t>
       </w:r>
-      <w:hyperlink r:id="rId218">
-        <w:r>
-          <w:rPr>
-            <w:lang w:val="pt_PT" w:bidi="pt_PT"/>
-          </w:rPr>
-          <w:rPr>
-            <w:color w:val="0000EE"/>
-            <w:u w:val="single"/>
-          </w:rPr>
-          <w:t>5.5–6</w:t>
-        </w:r>
-      </w:hyperlink>
+      <w:r>
+        <w:rPr>
+          <w:lang w:val="pt_PT" w:bidi="pt_PT"/>
+        </w:rPr>
+        <w:t>5.5–6</w:t>
+      </w:r>
       <w:r>
         <w:rPr>
           <w:lang w:val="pt_PT" w:bidi="pt_PT"/>
@@ -8248,126 +6856,84 @@
         </w:rPr>
         <w:t>Essas pessoas ricas (</w:t>
       </w:r>
-      <w:hyperlink r:id="rId219">
-        <w:r>
-          <w:rPr>
-            <w:lang w:val="pt_PT" w:bidi="pt_PT"/>
-          </w:rPr>
-          <w:rPr>
-            <w:color w:val="0000EE"/>
-            <w:u w:val="single"/>
-          </w:rPr>
-          <w:t>5.1</w:t>
-        </w:r>
-      </w:hyperlink>
+      <w:r>
+        <w:rPr>
+          <w:lang w:val="pt_PT" w:bidi="pt_PT"/>
+        </w:rPr>
+        <w:t>5.1</w:t>
+      </w:r>
       <w:r>
         <w:rPr>
           <w:lang w:val="pt_PT" w:bidi="pt_PT"/>
         </w:rPr>
         <w:t xml:space="preserve">) eram proprietários de terras exploradores. Como aqueles em </w:t>
       </w:r>
-      <w:hyperlink r:id="rId220">
-        <w:r>
-          <w:rPr>
-            <w:lang w:val="pt_PT" w:bidi="pt_PT"/>
-          </w:rPr>
-          <w:rPr>
-            <w:color w:val="0000EE"/>
-            <w:u w:val="single"/>
-          </w:rPr>
-          <w:t>2.6</w:t>
-        </w:r>
-      </w:hyperlink>
+      <w:r>
+        <w:rPr>
+          <w:lang w:val="pt_PT" w:bidi="pt_PT"/>
+        </w:rPr>
+        <w:t>2.6</w:t>
+      </w:r>
       <w:r>
         <w:rPr>
           <w:lang w:val="pt_PT" w:bidi="pt_PT"/>
         </w:rPr>
         <w:t xml:space="preserve"> que oprimiam e arrastavam cristãos para o tribunal, eles estavam explorando os trabalhadores diaristas cujo trabalho era colher seus campos. • gritos... têm chegado até os ouvidos de Deus: Deus ouve as orações dos oprimidos (veja </w:t>
       </w:r>
-      <w:hyperlink r:id="rId221">
-        <w:r>
-          <w:rPr>
-            <w:lang w:val="pt_PT" w:bidi="pt_PT"/>
-          </w:rPr>
-          <w:rPr>
-            <w:color w:val="0000EE"/>
-            <w:u w:val="single"/>
-          </w:rPr>
-          <w:t>Dt 24.14–15</w:t>
-        </w:r>
-      </w:hyperlink>
+      <w:r>
+        <w:rPr>
+          <w:lang w:val="pt_PT" w:bidi="pt_PT"/>
+        </w:rPr>
+        <w:t>Dt 24.14–15</w:t>
+      </w:r>
       <w:r>
         <w:rPr>
           <w:lang w:val="pt_PT" w:bidi="pt_PT"/>
         </w:rPr>
         <w:t xml:space="preserve">). Mesmo enquanto os trabalhadores ainda estão sofrendo, o Senhor ouviu (veja </w:t>
       </w:r>
-      <w:hyperlink r:id="rId222">
-        <w:r>
-          <w:rPr>
-            <w:lang w:val="pt_PT" w:bidi="pt_PT"/>
-          </w:rPr>
-          <w:rPr>
-            <w:color w:val="0000EE"/>
-            <w:u w:val="single"/>
-          </w:rPr>
-          <w:t>Êx 3.7</w:t>
-        </w:r>
-      </w:hyperlink>
+      <w:r>
+        <w:rPr>
+          <w:lang w:val="pt_PT" w:bidi="pt_PT"/>
+        </w:rPr>
+        <w:t>Êx 3.7</w:t>
+      </w:r>
       <w:r>
         <w:rPr>
           <w:lang w:val="pt_PT" w:bidi="pt_PT"/>
         </w:rPr>
         <w:t>). • o Senhor dos Exércitos do céu (</w:t>
       </w:r>
-      <w:hyperlink r:id="rId223">
-        <w:r>
-          <w:rPr>
-            <w:lang w:val="pt_PT" w:bidi="pt_PT"/>
-          </w:rPr>
-          <w:rPr>
-            <w:color w:val="0000EE"/>
-            <w:u w:val="single"/>
-          </w:rPr>
-          <w:t>1Sm 17.45</w:t>
-        </w:r>
-      </w:hyperlink>
+      <w:r>
+        <w:rPr>
+          <w:lang w:val="pt_PT" w:bidi="pt_PT"/>
+        </w:rPr>
+        <w:t>1Sm 17.45</w:t>
+      </w:r>
       <w:r>
         <w:rPr>
           <w:lang w:val="pt_PT" w:bidi="pt_PT"/>
         </w:rPr>
         <w:t xml:space="preserve">; </w:t>
       </w:r>
-      <w:hyperlink r:id="rId224">
-        <w:r>
-          <w:rPr>
-            <w:lang w:val="pt_PT" w:bidi="pt_PT"/>
-          </w:rPr>
-          <w:rPr>
-            <w:color w:val="0000EE"/>
-            <w:u w:val="single"/>
-          </w:rPr>
-          <w:t>Sl 103.20–21</w:t>
-        </w:r>
-      </w:hyperlink>
+      <w:r>
+        <w:rPr>
+          <w:lang w:val="pt_PT" w:bidi="pt_PT"/>
+        </w:rPr>
+        <w:t>Sl 103.20–21</w:t>
+      </w:r>
       <w:r>
         <w:rPr>
           <w:lang w:val="pt_PT" w:bidi="pt_PT"/>
         </w:rPr>
         <w:t xml:space="preserve">; </w:t>
       </w:r>
-      <w:hyperlink r:id="rId225">
-        <w:r>
-          <w:rPr>
-            <w:lang w:val="pt_PT" w:bidi="pt_PT"/>
-          </w:rPr>
-          <w:rPr>
-            <w:color w:val="0000EE"/>
-            <w:u w:val="single"/>
-          </w:rPr>
-          <w:t>Rm 9.29</w:t>
-        </w:r>
-      </w:hyperlink>
+      <w:r>
+        <w:rPr>
+          <w:lang w:val="pt_PT" w:bidi="pt_PT"/>
+        </w:rPr>
+        <w:t>Rm 9.29</w:t>
+      </w:r>
       <w:r>
         <w:rPr>
           <w:lang w:val="pt_PT" w:bidi="pt_PT"/>
@@ -8435,36 +7001,24 @@
         </w:rPr>
         <w:t xml:space="preserve">): Neste contexto, a frase provavelmente se refere a pessoas inocentes, como os trabalhadores oprimidos neste parágrafo, em vez de Jesus (cf. </w:t>
       </w:r>
-      <w:hyperlink r:id="rId226">
-        <w:r>
-          <w:rPr>
-            <w:lang w:val="pt_PT" w:bidi="pt_PT"/>
-          </w:rPr>
-          <w:rPr>
-            <w:color w:val="0000EE"/>
-            <w:u w:val="single"/>
-          </w:rPr>
-          <w:t>At 3.14</w:t>
-        </w:r>
-      </w:hyperlink>
+      <w:r>
+        <w:rPr>
+          <w:lang w:val="pt_PT" w:bidi="pt_PT"/>
+        </w:rPr>
+        <w:t>At 3.14</w:t>
+      </w:r>
       <w:r>
         <w:rPr>
           <w:lang w:val="pt_PT" w:bidi="pt_PT"/>
         </w:rPr>
         <w:t xml:space="preserve">; </w:t>
       </w:r>
-      <w:hyperlink r:id="rId227">
-        <w:r>
-          <w:rPr>
-            <w:lang w:val="pt_PT" w:bidi="pt_PT"/>
-          </w:rPr>
-          <w:rPr>
-            <w:color w:val="0000EE"/>
-            <w:u w:val="single"/>
-          </w:rPr>
-          <w:t>7.52</w:t>
-        </w:r>
-      </w:hyperlink>
+      <w:r>
+        <w:rPr>
+          <w:lang w:val="pt_PT" w:bidi="pt_PT"/>
+        </w:rPr>
+        <w:t>7.52</w:t>
+      </w:r>
       <w:r>
         <w:rPr>
           <w:lang w:val="pt_PT" w:bidi="pt_PT"/>
@@ -8519,36 +7073,24 @@
         </w:rPr>
         <w:t>Seja paciente: Esta é a solução definitiva para os pobres em suas dificuldades econômicas e para o tratamento injusto pelos ricos perversos (</w:t>
       </w:r>
-      <w:hyperlink r:id="rId39">
-        <w:r>
-          <w:rPr>
-            <w:lang w:val="pt_PT" w:bidi="pt_PT"/>
-          </w:rPr>
-          <w:rPr>
-            <w:color w:val="0000EE"/>
-            <w:u w:val="single"/>
-          </w:rPr>
-          <w:t>5.1–6</w:t>
-        </w:r>
-      </w:hyperlink>
+      <w:r>
+        <w:rPr>
+          <w:lang w:val="pt_PT" w:bidi="pt_PT"/>
+        </w:rPr>
+        <w:t>5.1–6</w:t>
+      </w:r>
       <w:r>
         <w:rPr>
           <w:lang w:val="pt_PT" w:bidi="pt_PT"/>
         </w:rPr>
         <w:t xml:space="preserve">; veja </w:t>
       </w:r>
-      <w:hyperlink r:id="rId158">
-        <w:r>
-          <w:rPr>
-            <w:lang w:val="pt_PT" w:bidi="pt_PT"/>
-          </w:rPr>
-          <w:rPr>
-            <w:color w:val="0000EE"/>
-            <w:u w:val="single"/>
-          </w:rPr>
-          <w:t>2.6–7</w:t>
-        </w:r>
-      </w:hyperlink>
+      <w:r>
+        <w:rPr>
+          <w:lang w:val="pt_PT" w:bidi="pt_PT"/>
+        </w:rPr>
+        <w:t>2.6–7</w:t>
+      </w:r>
       <w:r>
         <w:rPr>
           <w:lang w:val="pt_PT" w:bidi="pt_PT"/>
@@ -8568,108 +7110,72 @@
         </w:rPr>
         <w:t xml:space="preserve"> os fiéis receberão sua recompensa final (</w:t>
       </w:r>
-      <w:hyperlink r:id="rId228">
-        <w:r>
-          <w:rPr>
-            <w:lang w:val="pt_PT" w:bidi="pt_PT"/>
-          </w:rPr>
-          <w:rPr>
-            <w:color w:val="0000EE"/>
-            <w:u w:val="single"/>
-          </w:rPr>
-          <w:t>Is 40.10</w:t>
-        </w:r>
-      </w:hyperlink>
+      <w:r>
+        <w:rPr>
+          <w:lang w:val="pt_PT" w:bidi="pt_PT"/>
+        </w:rPr>
+        <w:t>Is 40.10</w:t>
+      </w:r>
       <w:r>
         <w:rPr>
           <w:lang w:val="pt_PT" w:bidi="pt_PT"/>
         </w:rPr>
         <w:t xml:space="preserve">; </w:t>
       </w:r>
-      <w:hyperlink r:id="rId229">
-        <w:r>
-          <w:rPr>
-            <w:lang w:val="pt_PT" w:bidi="pt_PT"/>
-          </w:rPr>
-          <w:rPr>
-            <w:color w:val="0000EE"/>
-            <w:u w:val="single"/>
-          </w:rPr>
-          <w:t>Lc 6.20–35</w:t>
-        </w:r>
-      </w:hyperlink>
+      <w:r>
+        <w:rPr>
+          <w:lang w:val="pt_PT" w:bidi="pt_PT"/>
+        </w:rPr>
+        <w:t>Lc 6.20–35</w:t>
+      </w:r>
       <w:r>
         <w:rPr>
           <w:lang w:val="pt_PT" w:bidi="pt_PT"/>
         </w:rPr>
         <w:t xml:space="preserve">; </w:t>
       </w:r>
-      <w:hyperlink r:id="rId230">
-        <w:r>
-          <w:rPr>
-            <w:lang w:val="pt_PT" w:bidi="pt_PT"/>
-          </w:rPr>
-          <w:rPr>
-            <w:color w:val="0000EE"/>
-            <w:u w:val="single"/>
-          </w:rPr>
-          <w:t>1Co 15.23</w:t>
-        </w:r>
-      </w:hyperlink>
+      <w:r>
+        <w:rPr>
+          <w:lang w:val="pt_PT" w:bidi="pt_PT"/>
+        </w:rPr>
+        <w:t>1Co 15.23</w:t>
+      </w:r>
       <w:r>
         <w:rPr>
           <w:lang w:val="pt_PT" w:bidi="pt_PT"/>
         </w:rPr>
         <w:t xml:space="preserve">; </w:t>
       </w:r>
-      <w:hyperlink r:id="rId231">
-        <w:r>
-          <w:rPr>
-            <w:lang w:val="pt_PT" w:bidi="pt_PT"/>
-          </w:rPr>
-          <w:rPr>
-            <w:color w:val="0000EE"/>
-            <w:u w:val="single"/>
-          </w:rPr>
-          <w:t>1Pe 1.17</w:t>
-        </w:r>
-      </w:hyperlink>
+      <w:r>
+        <w:rPr>
+          <w:lang w:val="pt_PT" w:bidi="pt_PT"/>
+        </w:rPr>
+        <w:t>1Pe 1.17</w:t>
+      </w:r>
       <w:r>
         <w:rPr>
           <w:lang w:val="pt_PT" w:bidi="pt_PT"/>
         </w:rPr>
         <w:t xml:space="preserve">; </w:t>
       </w:r>
-      <w:hyperlink r:id="rId232">
-        <w:r>
-          <w:rPr>
-            <w:lang w:val="pt_PT" w:bidi="pt_PT"/>
-          </w:rPr>
-          <w:rPr>
-            <w:color w:val="0000EE"/>
-            <w:u w:val="single"/>
-          </w:rPr>
-          <w:t>5.4</w:t>
-        </w:r>
-      </w:hyperlink>
+      <w:r>
+        <w:rPr>
+          <w:lang w:val="pt_PT" w:bidi="pt_PT"/>
+        </w:rPr>
+        <w:t>5.4</w:t>
+      </w:r>
       <w:r>
         <w:rPr>
           <w:lang w:val="pt_PT" w:bidi="pt_PT"/>
         </w:rPr>
         <w:t xml:space="preserve">; </w:t>
       </w:r>
-      <w:hyperlink r:id="rId233">
-        <w:r>
-          <w:rPr>
-            <w:lang w:val="pt_PT" w:bidi="pt_PT"/>
-          </w:rPr>
-          <w:rPr>
-            <w:color w:val="0000EE"/>
-            <w:u w:val="single"/>
-          </w:rPr>
-          <w:t>Ap 22.12</w:t>
-        </w:r>
-      </w:hyperlink>
+      <w:r>
+        <w:rPr>
+          <w:lang w:val="pt_PT" w:bidi="pt_PT"/>
+        </w:rPr>
+        <w:t>Ap 22.12</w:t>
+      </w:r>
       <w:r>
         <w:rPr>
           <w:lang w:val="pt_PT" w:bidi="pt_PT"/>
@@ -8772,36 +7278,24 @@
         </w:rPr>
         <w:t xml:space="preserve">Este versículo reflete sobre </w:t>
       </w:r>
-      <w:hyperlink r:id="rId234">
-        <w:r>
-          <w:rPr>
-            <w:lang w:val="pt_PT" w:bidi="pt_PT"/>
-          </w:rPr>
-          <w:rPr>
-            <w:color w:val="0000EE"/>
-            <w:u w:val="single"/>
-          </w:rPr>
-          <w:t>Mt 5.11</w:t>
-        </w:r>
-      </w:hyperlink>
+      <w:r>
+        <w:rPr>
+          <w:lang w:val="pt_PT" w:bidi="pt_PT"/>
+        </w:rPr>
+        <w:t>Mt 5.11</w:t>
+      </w:r>
       <w:r>
         <w:rPr>
           <w:lang w:val="pt_PT" w:bidi="pt_PT"/>
         </w:rPr>
         <w:t xml:space="preserve"> e </w:t>
       </w:r>
-      <w:hyperlink r:id="rId235">
-        <w:r>
-          <w:rPr>
-            <w:lang w:val="pt_PT" w:bidi="pt_PT"/>
-          </w:rPr>
-          <w:rPr>
-            <w:color w:val="0000EE"/>
-            <w:u w:val="single"/>
-          </w:rPr>
-          <w:t>Lc 6.23</w:t>
-        </w:r>
-      </w:hyperlink>
+      <w:r>
+        <w:rPr>
+          <w:lang w:val="pt_PT" w:bidi="pt_PT"/>
+        </w:rPr>
+        <w:t>Lc 6.23</w:t>
+      </w:r>
       <w:r>
         <w:rPr>
           <w:lang w:val="pt_PT" w:bidi="pt_PT"/>
@@ -8868,90 +7362,60 @@
         </w:rPr>
         <w:t>Jó foi um homem de grande perseverança porque permaneceu fiel a Deus durante suas dificuldades (</w:t>
       </w:r>
-      <w:hyperlink r:id="rId236">
-        <w:r>
-          <w:rPr>
-            <w:lang w:val="pt_PT" w:bidi="pt_PT"/>
-          </w:rPr>
-          <w:rPr>
-            <w:color w:val="0000EE"/>
-            <w:u w:val="single"/>
-          </w:rPr>
-          <w:t>Jó 1.20–21</w:t>
-        </w:r>
-      </w:hyperlink>
+      <w:r>
+        <w:rPr>
+          <w:lang w:val="pt_PT" w:bidi="pt_PT"/>
+        </w:rPr>
+        <w:t>Jó 1.20–21</w:t>
+      </w:r>
       <w:r>
         <w:rPr>
           <w:lang w:val="pt_PT" w:bidi="pt_PT"/>
         </w:rPr>
         <w:t xml:space="preserve">; </w:t>
       </w:r>
-      <w:hyperlink r:id="rId237">
-        <w:r>
-          <w:rPr>
-            <w:lang w:val="pt_PT" w:bidi="pt_PT"/>
-          </w:rPr>
-          <w:rPr>
-            <w:color w:val="0000EE"/>
-            <w:u w:val="single"/>
-          </w:rPr>
-          <w:t>2.9–10</w:t>
-        </w:r>
-      </w:hyperlink>
+      <w:r>
+        <w:rPr>
+          <w:lang w:val="pt_PT" w:bidi="pt_PT"/>
+        </w:rPr>
+        <w:t>2.9–10</w:t>
+      </w:r>
       <w:r>
         <w:rPr>
           <w:lang w:val="pt_PT" w:bidi="pt_PT"/>
         </w:rPr>
         <w:t>), apesar de suas queixas (</w:t>
       </w:r>
-      <w:hyperlink r:id="rId238">
-        <w:r>
-          <w:rPr>
-            <w:lang w:val="pt_PT" w:bidi="pt_PT"/>
-          </w:rPr>
-          <w:rPr>
-            <w:color w:val="0000EE"/>
-            <w:u w:val="single"/>
-          </w:rPr>
-          <w:t>Jó 3.1–26</w:t>
-        </w:r>
-      </w:hyperlink>
+      <w:r>
+        <w:rPr>
+          <w:lang w:val="pt_PT" w:bidi="pt_PT"/>
+        </w:rPr>
+        <w:t>Jó 3.1–26</w:t>
+      </w:r>
       <w:r>
         <w:rPr>
           <w:lang w:val="pt_PT" w:bidi="pt_PT"/>
         </w:rPr>
         <w:t xml:space="preserve">; </w:t>
       </w:r>
-      <w:hyperlink r:id="rId239">
-        <w:r>
-          <w:rPr>
-            <w:lang w:val="pt_PT" w:bidi="pt_PT"/>
-          </w:rPr>
-          <w:rPr>
-            <w:color w:val="0000EE"/>
-            <w:u w:val="single"/>
-          </w:rPr>
-          <w:t>12.1–3</w:t>
-        </w:r>
-      </w:hyperlink>
+      <w:r>
+        <w:rPr>
+          <w:lang w:val="pt_PT" w:bidi="pt_PT"/>
+        </w:rPr>
+        <w:t>12.1–3</w:t>
+      </w:r>
       <w:r>
         <w:rPr>
           <w:lang w:val="pt_PT" w:bidi="pt_PT"/>
         </w:rPr>
         <w:t xml:space="preserve">; </w:t>
       </w:r>
-      <w:hyperlink r:id="rId240">
-        <w:r>
-          <w:rPr>
-            <w:lang w:val="pt_PT" w:bidi="pt_PT"/>
-          </w:rPr>
-          <w:rPr>
-            <w:color w:val="0000EE"/>
-            <w:u w:val="single"/>
-          </w:rPr>
-          <w:t>16.1–3</w:t>
-        </w:r>
-      </w:hyperlink>
+      <w:r>
+        <w:rPr>
+          <w:lang w:val="pt_PT" w:bidi="pt_PT"/>
+        </w:rPr>
+        <w:t>16.1–3</w:t>
+      </w:r>
       <w:r>
         <w:rPr>
           <w:lang w:val="pt_PT" w:bidi="pt_PT"/>
@@ -9006,162 +7470,108 @@
         </w:rPr>
         <w:t>não jurem: Como as igrejas estavam enfrentando conflitos verbais tão severos (</w:t>
       </w:r>
-      <w:hyperlink r:id="rId160">
-        <w:r>
-          <w:rPr>
-            <w:lang w:val="pt_PT" w:bidi="pt_PT"/>
-          </w:rPr>
-          <w:rPr>
-            <w:color w:val="0000EE"/>
-            <w:u w:val="single"/>
-          </w:rPr>
-          <w:t>4.1–3</w:t>
-        </w:r>
-      </w:hyperlink>
+      <w:r>
+        <w:rPr>
+          <w:lang w:val="pt_PT" w:bidi="pt_PT"/>
+        </w:rPr>
+        <w:t>4.1–3</w:t>
+      </w:r>
       <w:r>
         <w:rPr>
           <w:lang w:val="pt_PT" w:bidi="pt_PT"/>
         </w:rPr>
         <w:t>,</w:t>
       </w:r>
-      <w:hyperlink r:id="rId199">
-        <w:r>
-          <w:rPr>
-            <w:lang w:val="pt_PT" w:bidi="pt_PT"/>
-          </w:rPr>
-          <w:rPr>
-            <w:color w:val="0000EE"/>
-            <w:u w:val="single"/>
-          </w:rPr>
-          <w:t>11–12</w:t>
-        </w:r>
-      </w:hyperlink>
+      <w:r>
+        <w:rPr>
+          <w:lang w:val="pt_PT" w:bidi="pt_PT"/>
+        </w:rPr>
+        <w:t>11–12</w:t>
+      </w:r>
       <w:r>
         <w:rPr>
           <w:lang w:val="pt_PT" w:bidi="pt_PT"/>
         </w:rPr>
         <w:t>), Tiago os convoca a evitar as armadilhas dos juramentos enganosos, não usando juramentos de forma alguma (</w:t>
       </w:r>
-      <w:hyperlink r:id="rId241">
-        <w:r>
-          <w:rPr>
-            <w:lang w:val="pt_PT" w:bidi="pt_PT"/>
-          </w:rPr>
-          <w:rPr>
-            <w:color w:val="0000EE"/>
-            <w:u w:val="single"/>
-          </w:rPr>
-          <w:t>Mt 5.33–37</w:t>
-        </w:r>
-      </w:hyperlink>
+      <w:r>
+        <w:rPr>
+          <w:lang w:val="pt_PT" w:bidi="pt_PT"/>
+        </w:rPr>
+        <w:t>Mt 5.33–37</w:t>
+      </w:r>
       <w:r>
         <w:rPr>
           <w:lang w:val="pt_PT" w:bidi="pt_PT"/>
         </w:rPr>
         <w:t>). Jurar em nome do Senhor era invocá-lo para fazer cumprir o juramento (</w:t>
       </w:r>
-      <w:hyperlink r:id="rId242">
-        <w:r>
-          <w:rPr>
-            <w:lang w:val="pt_PT" w:bidi="pt_PT"/>
-          </w:rPr>
-          <w:rPr>
-            <w:color w:val="0000EE"/>
-            <w:u w:val="single"/>
-          </w:rPr>
-          <w:t>Gn 31.53</w:t>
-        </w:r>
-      </w:hyperlink>
+      <w:r>
+        <w:rPr>
+          <w:lang w:val="pt_PT" w:bidi="pt_PT"/>
+        </w:rPr>
+        <w:t>Gn 31.53</w:t>
+      </w:r>
       <w:r>
         <w:rPr>
           <w:lang w:val="pt_PT" w:bidi="pt_PT"/>
         </w:rPr>
         <w:t xml:space="preserve">; </w:t>
       </w:r>
-      <w:hyperlink r:id="rId243">
-        <w:r>
-          <w:rPr>
-            <w:lang w:val="pt_PT" w:bidi="pt_PT"/>
-          </w:rPr>
-          <w:rPr>
-            <w:color w:val="0000EE"/>
-            <w:u w:val="single"/>
-          </w:rPr>
-          <w:t>1Rs 8.31–32</w:t>
-        </w:r>
-      </w:hyperlink>
+      <w:r>
+        <w:rPr>
+          <w:lang w:val="pt_PT" w:bidi="pt_PT"/>
+        </w:rPr>
+        <w:t>1Rs 8.31–32</w:t>
+      </w:r>
       <w:r>
         <w:rPr>
           <w:lang w:val="pt_PT" w:bidi="pt_PT"/>
         </w:rPr>
         <w:t xml:space="preserve">). Quando as pessoas juravam pelo céu ou pela terra, estavam ou fingindo reverência enquanto evitavam o uso do nome divino, ou estavam sendo enganosas com uma linguagem astuta (veja </w:t>
       </w:r>
-      <w:hyperlink r:id="rId244">
-        <w:r>
-          <w:rPr>
-            <w:lang w:val="pt_PT" w:bidi="pt_PT"/>
-          </w:rPr>
-          <w:rPr>
-            <w:color w:val="0000EE"/>
-            <w:u w:val="single"/>
-          </w:rPr>
-          <w:t>Mt 23.16–22</w:t>
-        </w:r>
-      </w:hyperlink>
+      <w:r>
+        <w:rPr>
+          <w:lang w:val="pt_PT" w:bidi="pt_PT"/>
+        </w:rPr>
+        <w:t>Mt 23.16–22</w:t>
+      </w:r>
       <w:r>
         <w:rPr>
           <w:lang w:val="pt_PT" w:bidi="pt_PT"/>
         </w:rPr>
         <w:t>). Pedro usou um juramento de forma enganosa (</w:t>
       </w:r>
-      <w:hyperlink r:id="rId245">
-        <w:r>
-          <w:rPr>
-            <w:lang w:val="pt_PT" w:bidi="pt_PT"/>
-          </w:rPr>
-          <w:rPr>
-            <w:color w:val="0000EE"/>
-            <w:u w:val="single"/>
-          </w:rPr>
-          <w:t>Mt 26.71–73</w:t>
-        </w:r>
-      </w:hyperlink>
+      <w:r>
+        <w:rPr>
+          <w:lang w:val="pt_PT" w:bidi="pt_PT"/>
+        </w:rPr>
+        <w:t>Mt 26.71–73</w:t>
+      </w:r>
       <w:r>
         <w:rPr>
           <w:lang w:val="pt_PT" w:bidi="pt_PT"/>
         </w:rPr>
         <w:t>), mas Paulo usou um juramento para confirmar suas afirmações (</w:t>
       </w:r>
-      <w:hyperlink r:id="rId246">
-        <w:r>
-          <w:rPr>
-            <w:lang w:val="pt_PT" w:bidi="pt_PT"/>
-          </w:rPr>
-          <w:rPr>
-            <w:color w:val="0000EE"/>
-            <w:u w:val="single"/>
-          </w:rPr>
-          <w:t>Rm 1.9</w:t>
-        </w:r>
-      </w:hyperlink>
+      <w:r>
+        <w:rPr>
+          <w:lang w:val="pt_PT" w:bidi="pt_PT"/>
+        </w:rPr>
+        <w:t>Rm 1.9</w:t>
+      </w:r>
       <w:r>
         <w:rPr>
           <w:lang w:val="pt_PT" w:bidi="pt_PT"/>
         </w:rPr>
         <w:t xml:space="preserve">; </w:t>
       </w:r>
-      <w:hyperlink r:id="rId247">
-        <w:r>
-          <w:rPr>
-            <w:lang w:val="pt_PT" w:bidi="pt_PT"/>
-          </w:rPr>
-          <w:rPr>
-            <w:color w:val="0000EE"/>
-            <w:u w:val="single"/>
-          </w:rPr>
-          <w:t>2Co 1.23</w:t>
-        </w:r>
-      </w:hyperlink>
+      <w:r>
+        <w:rPr>
+          <w:lang w:val="pt_PT" w:bidi="pt_PT"/>
+        </w:rPr>
+        <w:t>2Co 1.23</w:t>
+      </w:r>
       <w:r>
         <w:rPr>
           <w:lang w:val="pt_PT" w:bidi="pt_PT"/>
@@ -9216,102 +7626,66 @@
         </w:rPr>
         <w:t>Os anciãos da igreja eram responsáveis pelo bem-estar de uma assembleia local de cristãos. Eles eram escolhidos por causa de sua idade relativa e suas qualificações como líderes cristãos (</w:t>
       </w:r>
-      <w:hyperlink r:id="rId248">
-        <w:r>
-          <w:rPr>
-            <w:lang w:val="pt_PT" w:bidi="pt_PT"/>
-          </w:rPr>
-          <w:rPr>
-            <w:color w:val="0000EE"/>
-            <w:u w:val="single"/>
-          </w:rPr>
-          <w:t>At 14.23</w:t>
-        </w:r>
-      </w:hyperlink>
+      <w:r>
+        <w:rPr>
+          <w:lang w:val="pt_PT" w:bidi="pt_PT"/>
+        </w:rPr>
+        <w:t>At 14.23</w:t>
+      </w:r>
       <w:r>
         <w:rPr>
           <w:lang w:val="pt_PT" w:bidi="pt_PT"/>
         </w:rPr>
         <w:t xml:space="preserve">; </w:t>
       </w:r>
-      <w:hyperlink r:id="rId249">
-        <w:r>
-          <w:rPr>
-            <w:lang w:val="pt_PT" w:bidi="pt_PT"/>
-          </w:rPr>
-          <w:rPr>
-            <w:color w:val="0000EE"/>
-            <w:u w:val="single"/>
-          </w:rPr>
-          <w:t>20.17,</w:t>
-        </w:r>
-      </w:hyperlink>
-      <w:hyperlink r:id="rId250">
-        <w:r>
-          <w:rPr>
-            <w:lang w:val="pt_PT" w:bidi="pt_PT"/>
-          </w:rPr>
-          <w:rPr>
-            <w:color w:val="0000EE"/>
-            <w:u w:val="single"/>
-          </w:rPr>
-          <w:t>28</w:t>
-        </w:r>
-      </w:hyperlink>
+      <w:r>
+        <w:rPr>
+          <w:lang w:val="pt_PT" w:bidi="pt_PT"/>
+        </w:rPr>
+        <w:t>20.17,</w:t>
+      </w:r>
+      <w:r>
+        <w:rPr>
+          <w:lang w:val="pt_PT" w:bidi="pt_PT"/>
+        </w:rPr>
+        <w:t>28</w:t>
+      </w:r>
       <w:r>
         <w:rPr>
           <w:lang w:val="pt_PT" w:bidi="pt_PT"/>
         </w:rPr>
         <w:t xml:space="preserve">; </w:t>
       </w:r>
-      <w:hyperlink r:id="rId251">
-        <w:r>
-          <w:rPr>
-            <w:lang w:val="pt_PT" w:bidi="pt_PT"/>
-          </w:rPr>
-          <w:rPr>
-            <w:color w:val="0000EE"/>
-            <w:u w:val="single"/>
-          </w:rPr>
-          <w:t>1 Pedro 5.1–4</w:t>
-        </w:r>
-      </w:hyperlink>
+      <w:r>
+        <w:rPr>
+          <w:lang w:val="pt_PT" w:bidi="pt_PT"/>
+        </w:rPr>
+        <w:t>1 Pedro 5.1–4</w:t>
+      </w:r>
       <w:r>
         <w:rPr>
           <w:lang w:val="pt_PT" w:bidi="pt_PT"/>
         </w:rPr>
         <w:t xml:space="preserve">; cp. </w:t>
       </w:r>
-      <w:hyperlink r:id="rId252">
-        <w:r>
-          <w:rPr>
-            <w:lang w:val="pt_PT" w:bidi="pt_PT"/>
-          </w:rPr>
-          <w:rPr>
-            <w:color w:val="0000EE"/>
-            <w:u w:val="single"/>
-          </w:rPr>
-          <w:t>1Tm 3.1–7</w:t>
-        </w:r>
-      </w:hyperlink>
+      <w:r>
+        <w:rPr>
+          <w:lang w:val="pt_PT" w:bidi="pt_PT"/>
+        </w:rPr>
+        <w:t>1Tm 3.1–7</w:t>
+      </w:r>
       <w:r>
         <w:rPr>
           <w:lang w:val="pt_PT" w:bidi="pt_PT"/>
         </w:rPr>
         <w:t xml:space="preserve">; </w:t>
       </w:r>
-      <w:hyperlink r:id="rId253">
-        <w:r>
-          <w:rPr>
-            <w:lang w:val="pt_PT" w:bidi="pt_PT"/>
-          </w:rPr>
-          <w:rPr>
-            <w:color w:val="0000EE"/>
-            <w:u w:val="single"/>
-          </w:rPr>
-          <w:t>Tt 1.5–9</w:t>
-        </w:r>
-      </w:hyperlink>
+      <w:r>
+        <w:rPr>
+          <w:lang w:val="pt_PT" w:bidi="pt_PT"/>
+        </w:rPr>
+        <w:t>Tt 1.5–9</w:t>
+      </w:r>
       <w:r>
         <w:rPr>
           <w:lang w:val="pt_PT" w:bidi="pt_PT"/>
@@ -9330,18 +7704,12 @@
         </w:rPr>
         <w:t xml:space="preserve">, “Data e Localização da Escrita”), a palavra igreja é aparentemente um termo não técnico que significa “congregação, assembleia” (cp. </w:t>
       </w:r>
-      <w:hyperlink r:id="rId254">
-        <w:r>
-          <w:rPr>
-            <w:lang w:val="pt_PT" w:bidi="pt_PT"/>
-          </w:rPr>
-          <w:rPr>
-            <w:color w:val="0000EE"/>
-            <w:u w:val="single"/>
-          </w:rPr>
-          <w:t>Mt 18.17</w:t>
-        </w:r>
-      </w:hyperlink>
+      <w:r>
+        <w:rPr>
+          <w:lang w:val="pt_PT" w:bidi="pt_PT"/>
+        </w:rPr>
+        <w:t>Mt 18.17</w:t>
+      </w:r>
       <w:r>
         <w:rPr>
           <w:lang w:val="pt_PT" w:bidi="pt_PT"/>
@@ -9361,72 +7729,48 @@
         </w:rPr>
         <w:t>simboliza bênção divina e cura (</w:t>
       </w:r>
-      <w:hyperlink r:id="rId255">
-        <w:r>
-          <w:rPr>
-            <w:lang w:val="pt_PT" w:bidi="pt_PT"/>
-          </w:rPr>
-          <w:rPr>
-            <w:color w:val="0000EE"/>
-            <w:u w:val="single"/>
-          </w:rPr>
-          <w:t>Is 1.6</w:t>
-        </w:r>
-      </w:hyperlink>
+      <w:r>
+        <w:rPr>
+          <w:lang w:val="pt_PT" w:bidi="pt_PT"/>
+        </w:rPr>
+        <w:t>Is 1.6</w:t>
+      </w:r>
       <w:r>
         <w:rPr>
           <w:lang w:val="pt_PT" w:bidi="pt_PT"/>
         </w:rPr>
         <w:t xml:space="preserve">; </w:t>
       </w:r>
-      <w:hyperlink r:id="rId256">
-        <w:r>
-          <w:rPr>
-            <w:lang w:val="pt_PT" w:bidi="pt_PT"/>
-          </w:rPr>
-          <w:rPr>
-            <w:color w:val="0000EE"/>
-            <w:u w:val="single"/>
-          </w:rPr>
-          <w:t>Mt 6.17</w:t>
-        </w:r>
-      </w:hyperlink>
+      <w:r>
+        <w:rPr>
+          <w:lang w:val="pt_PT" w:bidi="pt_PT"/>
+        </w:rPr>
+        <w:t>Mt 6.17</w:t>
+      </w:r>
       <w:r>
         <w:rPr>
           <w:lang w:val="pt_PT" w:bidi="pt_PT"/>
         </w:rPr>
         <w:t xml:space="preserve">; </w:t>
       </w:r>
-      <w:hyperlink r:id="rId257">
-        <w:r>
-          <w:rPr>
-            <w:lang w:val="pt_PT" w:bidi="pt_PT"/>
-          </w:rPr>
-          <w:rPr>
-            <w:color w:val="0000EE"/>
-            <w:u w:val="single"/>
-          </w:rPr>
-          <w:t>Mc 6.13</w:t>
-        </w:r>
-      </w:hyperlink>
+      <w:r>
+        <w:rPr>
+          <w:lang w:val="pt_PT" w:bidi="pt_PT"/>
+        </w:rPr>
+        <w:t>Mc 6.13</w:t>
+      </w:r>
       <w:r>
         <w:rPr>
           <w:lang w:val="pt_PT" w:bidi="pt_PT"/>
         </w:rPr>
         <w:t xml:space="preserve">; </w:t>
       </w:r>
-      <w:hyperlink r:id="rId258">
-        <w:r>
-          <w:rPr>
-            <w:lang w:val="pt_PT" w:bidi="pt_PT"/>
-          </w:rPr>
-          <w:rPr>
-            <w:color w:val="0000EE"/>
-            <w:u w:val="single"/>
-          </w:rPr>
-          <w:t>Lc 10.34</w:t>
-        </w:r>
-      </w:hyperlink>
+      <w:r>
+        <w:rPr>
+          <w:lang w:val="pt_PT" w:bidi="pt_PT"/>
+        </w:rPr>
+        <w:t>Lc 10.34</w:t>
+      </w:r>
       <w:r>
         <w:rPr>
           <w:lang w:val="pt_PT" w:bidi="pt_PT"/>
@@ -9494,180 +7838,120 @@
         </w:rPr>
         <w:t xml:space="preserve"> serão respondidas afirmativamente pelo Senhor, e a fé para uma cura específica é um dom que vem de Deus. Veja também </w:t>
       </w:r>
-      <w:hyperlink r:id="rId259">
-        <w:r>
-          <w:rPr>
-            <w:lang w:val="pt_PT" w:bidi="pt_PT"/>
-          </w:rPr>
-          <w:rPr>
-            <w:color w:val="0000EE"/>
-            <w:u w:val="single"/>
-          </w:rPr>
-          <w:t>Mc 9.23</w:t>
-        </w:r>
-      </w:hyperlink>
+      <w:r>
+        <w:rPr>
+          <w:lang w:val="pt_PT" w:bidi="pt_PT"/>
+        </w:rPr>
+        <w:t>Mc 9.23</w:t>
+      </w:r>
       <w:r>
         <w:rPr>
           <w:lang w:val="pt_PT" w:bidi="pt_PT"/>
         </w:rPr>
         <w:t xml:space="preserve">; </w:t>
       </w:r>
-      <w:hyperlink r:id="rId260">
-        <w:r>
-          <w:rPr>
-            <w:lang w:val="pt_PT" w:bidi="pt_PT"/>
-          </w:rPr>
-          <w:rPr>
-            <w:color w:val="0000EE"/>
-            <w:u w:val="single"/>
-          </w:rPr>
-          <w:t>Jo 14.13–14</w:t>
-        </w:r>
-      </w:hyperlink>
+      <w:r>
+        <w:rPr>
+          <w:lang w:val="pt_PT" w:bidi="pt_PT"/>
+        </w:rPr>
+        <w:t>Jo 14.13–14</w:t>
+      </w:r>
       <w:r>
         <w:rPr>
           <w:lang w:val="pt_PT" w:bidi="pt_PT"/>
         </w:rPr>
         <w:t xml:space="preserve">; </w:t>
       </w:r>
-      <w:hyperlink r:id="rId261">
-        <w:r>
-          <w:rPr>
-            <w:lang w:val="pt_PT" w:bidi="pt_PT"/>
-          </w:rPr>
-          <w:rPr>
-            <w:color w:val="0000EE"/>
-            <w:u w:val="single"/>
-          </w:rPr>
-          <w:t>15.7</w:t>
-        </w:r>
-      </w:hyperlink>
+      <w:r>
+        <w:rPr>
+          <w:lang w:val="pt_PT" w:bidi="pt_PT"/>
+        </w:rPr>
+        <w:t>15.7</w:t>
+      </w:r>
       <w:r>
         <w:rPr>
           <w:lang w:val="pt_PT" w:bidi="pt_PT"/>
         </w:rPr>
         <w:t>,</w:t>
       </w:r>
-      <w:hyperlink r:id="rId262">
-        <w:r>
-          <w:rPr>
-            <w:lang w:val="pt_PT" w:bidi="pt_PT"/>
-          </w:rPr>
-          <w:rPr>
-            <w:color w:val="0000EE"/>
-            <w:u w:val="single"/>
-          </w:rPr>
-          <w:t>16</w:t>
-        </w:r>
-      </w:hyperlink>
+      <w:r>
+        <w:rPr>
+          <w:lang w:val="pt_PT" w:bidi="pt_PT"/>
+        </w:rPr>
+        <w:t>16</w:t>
+      </w:r>
       <w:r>
         <w:rPr>
           <w:lang w:val="pt_PT" w:bidi="pt_PT"/>
         </w:rPr>
         <w:t xml:space="preserve">; </w:t>
       </w:r>
-      <w:hyperlink r:id="rId263">
-        <w:r>
-          <w:rPr>
-            <w:lang w:val="pt_PT" w:bidi="pt_PT"/>
-          </w:rPr>
-          <w:rPr>
-            <w:color w:val="0000EE"/>
-            <w:u w:val="single"/>
-          </w:rPr>
-          <w:t>16.23–27</w:t>
-        </w:r>
-      </w:hyperlink>
+      <w:r>
+        <w:rPr>
+          <w:lang w:val="pt_PT" w:bidi="pt_PT"/>
+        </w:rPr>
+        <w:t>16.23–27</w:t>
+      </w:r>
       <w:r>
         <w:rPr>
           <w:lang w:val="pt_PT" w:bidi="pt_PT"/>
         </w:rPr>
         <w:t xml:space="preserve">; </w:t>
       </w:r>
-      <w:hyperlink r:id="rId264">
-        <w:r>
-          <w:rPr>
-            <w:lang w:val="pt_PT" w:bidi="pt_PT"/>
-          </w:rPr>
-          <w:rPr>
-            <w:color w:val="0000EE"/>
-            <w:u w:val="single"/>
-          </w:rPr>
-          <w:t>1Jo 3.22</w:t>
-        </w:r>
-      </w:hyperlink>
+      <w:r>
+        <w:rPr>
+          <w:lang w:val="pt_PT" w:bidi="pt_PT"/>
+        </w:rPr>
+        <w:t>1Jo 3.22</w:t>
+      </w:r>
       <w:r>
         <w:rPr>
           <w:lang w:val="pt_PT" w:bidi="pt_PT"/>
         </w:rPr>
         <w:t xml:space="preserve">; </w:t>
       </w:r>
-      <w:hyperlink r:id="rId265">
-        <w:r>
-          <w:rPr>
-            <w:lang w:val="pt_PT" w:bidi="pt_PT"/>
-          </w:rPr>
-          <w:rPr>
-            <w:color w:val="0000EE"/>
-            <w:u w:val="single"/>
-          </w:rPr>
-          <w:t>5.14–15</w:t>
-        </w:r>
-      </w:hyperlink>
+      <w:r>
+        <w:rPr>
+          <w:lang w:val="pt_PT" w:bidi="pt_PT"/>
+        </w:rPr>
+        <w:t>5.14–15</w:t>
+      </w:r>
       <w:r>
         <w:rPr>
           <w:lang w:val="pt_PT" w:bidi="pt_PT"/>
         </w:rPr>
         <w:t>. • os pecados que tiver cometido: Tiago sugere que algumas doenças podem ser causadas pelo pecado, e é importante que o pecado também seja confessado e perdoado (</w:t>
       </w:r>
-      <w:hyperlink r:id="rId266">
-        <w:r>
-          <w:rPr>
-            <w:lang w:val="pt_PT" w:bidi="pt_PT"/>
-          </w:rPr>
-          <w:rPr>
-            <w:color w:val="0000EE"/>
-            <w:u w:val="single"/>
-          </w:rPr>
-          <w:t>Tg 5.16</w:t>
-        </w:r>
-      </w:hyperlink>
+      <w:r>
+        <w:rPr>
+          <w:lang w:val="pt_PT" w:bidi="pt_PT"/>
+        </w:rPr>
+        <w:t>Tg 5.16</w:t>
+      </w:r>
       <w:r>
         <w:rPr>
           <w:lang w:val="pt_PT" w:bidi="pt_PT"/>
         </w:rPr>
         <w:t xml:space="preserve">; veja </w:t>
       </w:r>
-      <w:hyperlink r:id="rId267">
-        <w:r>
-          <w:rPr>
-            <w:lang w:val="pt_PT" w:bidi="pt_PT"/>
-          </w:rPr>
-          <w:rPr>
-            <w:color w:val="0000EE"/>
-            <w:u w:val="single"/>
-          </w:rPr>
-          <w:t>Mc 2.3–12</w:t>
-        </w:r>
-      </w:hyperlink>
+      <w:r>
+        <w:rPr>
+          <w:lang w:val="pt_PT" w:bidi="pt_PT"/>
+        </w:rPr>
+        <w:t>Mc 2.3–12</w:t>
+      </w:r>
       <w:r>
         <w:rPr>
           <w:lang w:val="pt_PT" w:bidi="pt_PT"/>
         </w:rPr>
         <w:t xml:space="preserve">; </w:t>
       </w:r>
-      <w:hyperlink r:id="rId268">
-        <w:r>
-          <w:rPr>
-            <w:lang w:val="pt_PT" w:bidi="pt_PT"/>
-          </w:rPr>
-          <w:rPr>
-            <w:color w:val="0000EE"/>
-            <w:u w:val="single"/>
-          </w:rPr>
-          <w:t>Jo 5.14</w:t>
-        </w:r>
-      </w:hyperlink>
+      <w:r>
+        <w:rPr>
+          <w:lang w:val="pt_PT" w:bidi="pt_PT"/>
+        </w:rPr>
+        <w:t>Jo 5.14</w:t>
+      </w:r>
       <w:r>
         <w:rPr>
           <w:lang w:val="pt_PT" w:bidi="pt_PT"/>
@@ -9722,108 +8006,72 @@
         </w:rPr>
         <w:t xml:space="preserve">Ele orou: Veja </w:t>
       </w:r>
-      <w:hyperlink r:id="rId269">
-        <w:r>
-          <w:rPr>
-            <w:lang w:val="pt_PT" w:bidi="pt_PT"/>
-          </w:rPr>
-          <w:rPr>
-            <w:color w:val="0000EE"/>
-            <w:u w:val="single"/>
-          </w:rPr>
-          <w:t>1Rs 17.1</w:t>
-        </w:r>
-      </w:hyperlink>
+      <w:r>
+        <w:rPr>
+          <w:lang w:val="pt_PT" w:bidi="pt_PT"/>
+        </w:rPr>
+        <w:t>1Rs 17.1</w:t>
+      </w:r>
       <w:r>
         <w:rPr>
           <w:lang w:val="pt_PT" w:bidi="pt_PT"/>
         </w:rPr>
         <w:t xml:space="preserve">; </w:t>
       </w:r>
-      <w:hyperlink r:id="rId270">
-        <w:r>
-          <w:rPr>
-            <w:lang w:val="pt_PT" w:bidi="pt_PT"/>
-          </w:rPr>
-          <w:rPr>
-            <w:color w:val="0000EE"/>
-            <w:u w:val="single"/>
-          </w:rPr>
-          <w:t>18.41–46</w:t>
-        </w:r>
-      </w:hyperlink>
+      <w:r>
+        <w:rPr>
+          <w:lang w:val="pt_PT" w:bidi="pt_PT"/>
+        </w:rPr>
+        <w:t>18.41–46</w:t>
+      </w:r>
       <w:r>
         <w:rPr>
           <w:lang w:val="pt_PT" w:bidi="pt_PT"/>
         </w:rPr>
         <w:t xml:space="preserve">. • Três anos e meio (veja </w:t>
       </w:r>
-      <w:hyperlink r:id="rId271">
-        <w:r>
-          <w:rPr>
-            <w:lang w:val="pt_PT" w:bidi="pt_PT"/>
-          </w:rPr>
-          <w:rPr>
-            <w:color w:val="0000EE"/>
-            <w:u w:val="single"/>
-          </w:rPr>
-          <w:t>1Rs 18.1</w:t>
-        </w:r>
-      </w:hyperlink>
+      <w:r>
+        <w:rPr>
+          <w:lang w:val="pt_PT" w:bidi="pt_PT"/>
+        </w:rPr>
+        <w:t>1Rs 18.1</w:t>
+      </w:r>
       <w:r>
         <w:rPr>
           <w:lang w:val="pt_PT" w:bidi="pt_PT"/>
         </w:rPr>
         <w:t xml:space="preserve">; </w:t>
       </w:r>
-      <w:hyperlink r:id="rId272">
-        <w:r>
-          <w:rPr>
-            <w:lang w:val="pt_PT" w:bidi="pt_PT"/>
-          </w:rPr>
-          <w:rPr>
-            <w:color w:val="0000EE"/>
-            <w:u w:val="single"/>
-          </w:rPr>
-          <w:t>Lc 4.25</w:t>
-        </w:r>
-      </w:hyperlink>
+      <w:r>
+        <w:rPr>
+          <w:lang w:val="pt_PT" w:bidi="pt_PT"/>
+        </w:rPr>
+        <w:t>Lc 4.25</w:t>
+      </w:r>
       <w:r>
         <w:rPr>
           <w:lang w:val="pt_PT" w:bidi="pt_PT"/>
         </w:rPr>
         <w:t xml:space="preserve">) é um número redondo, metade de sete, que simboliza um período de julgamento (compare </w:t>
       </w:r>
-      <w:hyperlink r:id="rId273">
-        <w:r>
-          <w:rPr>
-            <w:lang w:val="pt_PT" w:bidi="pt_PT"/>
-          </w:rPr>
-          <w:rPr>
-            <w:color w:val="0000EE"/>
-            <w:u w:val="single"/>
-          </w:rPr>
-          <w:t>Dn 12.7</w:t>
-        </w:r>
-      </w:hyperlink>
+      <w:r>
+        <w:rPr>
+          <w:lang w:val="pt_PT" w:bidi="pt_PT"/>
+        </w:rPr>
+        <w:t>Dn 12.7</w:t>
+      </w:r>
       <w:r>
         <w:rPr>
           <w:lang w:val="pt_PT" w:bidi="pt_PT"/>
         </w:rPr>
         <w:t xml:space="preserve">; </w:t>
       </w:r>
-      <w:hyperlink r:id="rId274">
-        <w:r>
-          <w:rPr>
-            <w:lang w:val="pt_PT" w:bidi="pt_PT"/>
-          </w:rPr>
-          <w:rPr>
-            <w:color w:val="0000EE"/>
-            <w:u w:val="single"/>
-          </w:rPr>
-          <w:t>Ap 11.2</w:t>
-        </w:r>
-      </w:hyperlink>
+      <w:r>
+        <w:rPr>
+          <w:lang w:val="pt_PT" w:bidi="pt_PT"/>
+        </w:rPr>
+        <w:t>Ap 11.2</w:t>
+      </w:r>
       <w:r>
         <w:rPr>
           <w:lang w:val="pt_PT" w:bidi="pt_PT"/>
@@ -9891,18 +8139,12 @@
         </w:rPr>
         <w:t xml:space="preserve">) que contrabalança a exortação à perseverança em </w:t>
       </w:r>
-      <w:hyperlink r:id="rId44">
-        <w:r>
-          <w:rPr>
-            <w:lang w:val="pt_PT" w:bidi="pt_PT"/>
-          </w:rPr>
-          <w:rPr>
-            <w:color w:val="0000EE"/>
-            <w:u w:val="single"/>
-          </w:rPr>
-          <w:t>1.2–4</w:t>
-        </w:r>
-      </w:hyperlink>
+      <w:r>
+        <w:rPr>
+          <w:lang w:val="pt_PT" w:bidi="pt_PT"/>
+        </w:rPr>
+        <w:t>1.2–4</w:t>
+      </w:r>
       <w:r>
         <w:rPr>
           <w:lang w:val="pt_PT" w:bidi="pt_PT"/>
@@ -9957,90 +8199,60 @@
         </w:rPr>
         <w:t xml:space="preserve">Salvar um pecador da morte refere-se não apenas à morte física, mas à morte eterna, a punição por se desviar da verdade das boas-novas de Jesus Cristo (veja </w:t>
       </w:r>
-      <w:hyperlink r:id="rId53">
-        <w:r>
-          <w:rPr>
-            <w:lang w:val="pt_PT" w:bidi="pt_PT"/>
-          </w:rPr>
-          <w:rPr>
-            <w:color w:val="0000EE"/>
-            <w:u w:val="single"/>
-          </w:rPr>
-          <w:t>1.12</w:t>
-        </w:r>
-      </w:hyperlink>
+      <w:r>
+        <w:rPr>
+          <w:lang w:val="pt_PT" w:bidi="pt_PT"/>
+        </w:rPr>
+        <w:t>1.12</w:t>
+      </w:r>
       <w:r>
         <w:rPr>
           <w:lang w:val="pt_PT" w:bidi="pt_PT"/>
         </w:rPr>
         <w:t>,</w:t>
       </w:r>
-      <w:hyperlink r:id="rId275">
-        <w:r>
-          <w:rPr>
-            <w:lang w:val="pt_PT" w:bidi="pt_PT"/>
-          </w:rPr>
-          <w:rPr>
-            <w:color w:val="0000EE"/>
-            <w:u w:val="single"/>
-          </w:rPr>
-          <w:t>15</w:t>
-        </w:r>
-      </w:hyperlink>
+      <w:r>
+        <w:rPr>
+          <w:lang w:val="pt_PT" w:bidi="pt_PT"/>
+        </w:rPr>
+        <w:t>15</w:t>
+      </w:r>
       <w:r>
         <w:rPr>
           <w:lang w:val="pt_PT" w:bidi="pt_PT"/>
         </w:rPr>
         <w:t xml:space="preserve">; cp. </w:t>
       </w:r>
-      <w:hyperlink r:id="rId276">
-        <w:r>
-          <w:rPr>
-            <w:lang w:val="pt_PT" w:bidi="pt_PT"/>
-          </w:rPr>
-          <w:rPr>
-            <w:color w:val="0000EE"/>
-            <w:u w:val="single"/>
-          </w:rPr>
-          <w:t>Hb 6.4–8</w:t>
-        </w:r>
-      </w:hyperlink>
+      <w:r>
+        <w:rPr>
+          <w:lang w:val="pt_PT" w:bidi="pt_PT"/>
+        </w:rPr>
+        <w:t>Hb 6.4–8</w:t>
+      </w:r>
       <w:r>
         <w:rPr>
           <w:lang w:val="pt_PT" w:bidi="pt_PT"/>
         </w:rPr>
         <w:t xml:space="preserve">). Se a pessoa pecadora ouvir e se arrepender, a punição eterna será evitada (veja também </w:t>
       </w:r>
-      <w:hyperlink r:id="rId277">
-        <w:r>
-          <w:rPr>
-            <w:lang w:val="pt_PT" w:bidi="pt_PT"/>
-          </w:rPr>
-          <w:rPr>
-            <w:color w:val="0000EE"/>
-            <w:u w:val="single"/>
-          </w:rPr>
-          <w:t>Gl 6.1</w:t>
-        </w:r>
-      </w:hyperlink>
+      <w:r>
+        <w:rPr>
+          <w:lang w:val="pt_PT" w:bidi="pt_PT"/>
+        </w:rPr>
+        <w:t>Gl 6.1</w:t>
+      </w:r>
       <w:r>
         <w:rPr>
           <w:lang w:val="pt_PT" w:bidi="pt_PT"/>
         </w:rPr>
         <w:t xml:space="preserve">; </w:t>
       </w:r>
-      <w:hyperlink r:id="rId278">
-        <w:r>
-          <w:rPr>
-            <w:lang w:val="pt_PT" w:bidi="pt_PT"/>
-          </w:rPr>
-          <w:rPr>
-            <w:color w:val="0000EE"/>
-            <w:u w:val="single"/>
-          </w:rPr>
-          <w:t>Jd 1.22–24</w:t>
-        </w:r>
-      </w:hyperlink>
+      <w:r>
+        <w:rPr>
+          <w:lang w:val="pt_PT" w:bidi="pt_PT"/>
+        </w:rPr>
+        <w:t>Jd 1.22–24</w:t>
+      </w:r>
       <w:r>
         <w:rPr>
           <w:lang w:val="pt_PT" w:bidi="pt_PT"/>
